--- a/docs/sdlc/50_operation/WS2D-MG-001_移行計画書.docx
+++ b/docs/sdlc/50_operation/WS2D-MG-001_移行計画書.docx
@@ -76,13 +76,13 @@
         <w:tblLook w:firstColumn="1" w:firstRow="1" w:lastColumn="0" w:lastRow="0" w:noHBand="0" w:noVBand="1" w:val="04A0"/>
       </w:tblPr>
       <w:tblGrid>
-        <w:gridCol w:w="4320"/>
-        <w:gridCol w:w="4320"/>
+        <w:gridCol w:w="4961"/>
+        <w:gridCol w:w="4961"/>
       </w:tblGrid>
       <w:tr>
         <w:tc>
           <w:tcPr>
-            <w:tcW w:type="dxa" w:w="4320"/>
+            <w:tcW w:type="dxa" w:w="4961"/>
             <w:shd w:fill="D9E2F3"/>
           </w:tcPr>
           <w:p>
@@ -102,7 +102,7 @@
         </w:tc>
         <w:tc>
           <w:tcPr>
-            <w:tcW w:type="dxa" w:w="4320"/>
+            <w:tcW w:type="dxa" w:w="4961"/>
           </w:tcPr>
           <w:p>
             <w:r>
@@ -123,7 +123,7 @@
       <w:tr>
         <w:tc>
           <w:tcPr>
-            <w:tcW w:type="dxa" w:w="4320"/>
+            <w:tcW w:type="dxa" w:w="4961"/>
             <w:shd w:fill="D9E2F3"/>
           </w:tcPr>
           <w:p>
@@ -143,7 +143,7 @@
         </w:tc>
         <w:tc>
           <w:tcPr>
-            <w:tcW w:type="dxa" w:w="4320"/>
+            <w:tcW w:type="dxa" w:w="4961"/>
           </w:tcPr>
           <w:p>
             <w:r>
@@ -164,7 +164,7 @@
       <w:tr>
         <w:tc>
           <w:tcPr>
-            <w:tcW w:type="dxa" w:w="4320"/>
+            <w:tcW w:type="dxa" w:w="4961"/>
             <w:shd w:fill="D9E2F3"/>
           </w:tcPr>
           <w:p>
@@ -184,7 +184,7 @@
         </w:tc>
         <w:tc>
           <w:tcPr>
-            <w:tcW w:type="dxa" w:w="4320"/>
+            <w:tcW w:type="dxa" w:w="4961"/>
           </w:tcPr>
           <w:p>
             <w:r>
@@ -205,7 +205,7 @@
       <w:tr>
         <w:tc>
           <w:tcPr>
-            <w:tcW w:type="dxa" w:w="4320"/>
+            <w:tcW w:type="dxa" w:w="4961"/>
             <w:shd w:fill="D9E2F3"/>
           </w:tcPr>
           <w:p>
@@ -225,7 +225,7 @@
         </w:tc>
         <w:tc>
           <w:tcPr>
-            <w:tcW w:type="dxa" w:w="4320"/>
+            <w:tcW w:type="dxa" w:w="4961"/>
           </w:tcPr>
           <w:p>
             <w:r>
@@ -246,7 +246,7 @@
       <w:tr>
         <w:tc>
           <w:tcPr>
-            <w:tcW w:type="dxa" w:w="4320"/>
+            <w:tcW w:type="dxa" w:w="4961"/>
             <w:shd w:fill="D9E2F3"/>
           </w:tcPr>
           <w:p>
@@ -266,7 +266,7 @@
         </w:tc>
         <w:tc>
           <w:tcPr>
-            <w:tcW w:type="dxa" w:w="4320"/>
+            <w:tcW w:type="dxa" w:w="4961"/>
           </w:tcPr>
           <w:p>
             <w:r>
@@ -287,7 +287,7 @@
       <w:tr>
         <w:tc>
           <w:tcPr>
-            <w:tcW w:type="dxa" w:w="4320"/>
+            <w:tcW w:type="dxa" w:w="4961"/>
             <w:shd w:fill="D9E2F3"/>
           </w:tcPr>
           <w:p>
@@ -307,7 +307,7 @@
         </w:tc>
         <w:tc>
           <w:tcPr>
-            <w:tcW w:type="dxa" w:w="4320"/>
+            <w:tcW w:type="dxa" w:w="4961"/>
           </w:tcPr>
           <w:p>
             <w:r>
@@ -356,13 +356,13 @@
         <w:tblLook w:firstColumn="1" w:firstRow="1" w:lastColumn="0" w:lastRow="0" w:noHBand="0" w:noVBand="1" w:val="04A0"/>
       </w:tblPr>
       <w:tblGrid>
-        <w:gridCol w:w="4320"/>
-        <w:gridCol w:w="4320"/>
+        <w:gridCol w:w="4961"/>
+        <w:gridCol w:w="4961"/>
       </w:tblGrid>
       <w:tr>
         <w:tc>
           <w:tcPr>
-            <w:tcW w:type="dxa" w:w="4320"/>
+            <w:tcW w:type="dxa" w:w="4961"/>
             <w:shd w:fill="D9E2F3"/>
           </w:tcPr>
           <w:p>
@@ -382,7 +382,7 @@
         </w:tc>
         <w:tc>
           <w:tcPr>
-            <w:tcW w:type="dxa" w:w="4320"/>
+            <w:tcW w:type="dxa" w:w="4961"/>
           </w:tcPr>
           <w:p>
             <w:r>
@@ -403,7 +403,7 @@
       <w:tr>
         <w:tc>
           <w:tcPr>
-            <w:tcW w:type="dxa" w:w="4320"/>
+            <w:tcW w:type="dxa" w:w="4961"/>
             <w:shd w:fill="D9E2F3"/>
           </w:tcPr>
           <w:p>
@@ -423,7 +423,7 @@
         </w:tc>
         <w:tc>
           <w:tcPr>
-            <w:tcW w:type="dxa" w:w="4320"/>
+            <w:tcW w:type="dxa" w:w="4961"/>
           </w:tcPr>
           <w:p>
             <w:r>
@@ -444,7 +444,7 @@
       <w:tr>
         <w:tc>
           <w:tcPr>
-            <w:tcW w:type="dxa" w:w="4320"/>
+            <w:tcW w:type="dxa" w:w="4961"/>
             <w:shd w:fill="D9E2F3"/>
           </w:tcPr>
           <w:p>
@@ -464,7 +464,7 @@
         </w:tc>
         <w:tc>
           <w:tcPr>
-            <w:tcW w:type="dxa" w:w="4320"/>
+            <w:tcW w:type="dxa" w:w="4961"/>
           </w:tcPr>
           <w:p>
             <w:r>
@@ -485,7 +485,7 @@
       <w:tr>
         <w:tc>
           <w:tcPr>
-            <w:tcW w:type="dxa" w:w="4320"/>
+            <w:tcW w:type="dxa" w:w="4961"/>
             <w:shd w:fill="D9E2F3"/>
           </w:tcPr>
           <w:p>
@@ -505,7 +505,7 @@
         </w:tc>
         <w:tc>
           <w:tcPr>
-            <w:tcW w:type="dxa" w:w="4320"/>
+            <w:tcW w:type="dxa" w:w="4961"/>
           </w:tcPr>
           <w:p>
             <w:r>
@@ -526,7 +526,7 @@
       <w:tr>
         <w:tc>
           <w:tcPr>
-            <w:tcW w:type="dxa" w:w="4320"/>
+            <w:tcW w:type="dxa" w:w="4961"/>
             <w:shd w:fill="D9E2F3"/>
           </w:tcPr>
           <w:p>
@@ -546,7 +546,7 @@
         </w:tc>
         <w:tc>
           <w:tcPr>
-            <w:tcW w:type="dxa" w:w="4320"/>
+            <w:tcW w:type="dxa" w:w="4961"/>
           </w:tcPr>
           <w:p>
             <w:r>
@@ -567,7 +567,7 @@
       <w:tr>
         <w:tc>
           <w:tcPr>
-            <w:tcW w:type="dxa" w:w="4320"/>
+            <w:tcW w:type="dxa" w:w="4961"/>
             <w:shd w:fill="D9E2F3"/>
           </w:tcPr>
           <w:p>
@@ -587,7 +587,7 @@
         </w:tc>
         <w:tc>
           <w:tcPr>
-            <w:tcW w:type="dxa" w:w="4320"/>
+            <w:tcW w:type="dxa" w:w="4961"/>
           </w:tcPr>
           <w:p>
             <w:r>
@@ -632,15 +632,15 @@
         <w:tblLook w:firstColumn="1" w:firstRow="1" w:lastColumn="0" w:lastRow="0" w:noHBand="0" w:noVBand="1" w:val="04A0"/>
       </w:tblPr>
       <w:tblGrid>
-        <w:gridCol w:w="2160"/>
-        <w:gridCol w:w="2160"/>
-        <w:gridCol w:w="2160"/>
-        <w:gridCol w:w="2160"/>
+        <w:gridCol w:w="2480"/>
+        <w:gridCol w:w="2480"/>
+        <w:gridCol w:w="2480"/>
+        <w:gridCol w:w="2480"/>
       </w:tblGrid>
       <w:tr>
         <w:tc>
           <w:tcPr>
-            <w:tcW w:type="dxa" w:w="2160"/>
+            <w:tcW w:type="dxa" w:w="2480"/>
             <w:shd w:fill="D9E2F3"/>
           </w:tcPr>
           <w:p>
@@ -662,7 +662,7 @@
         </w:tc>
         <w:tc>
           <w:tcPr>
-            <w:tcW w:type="dxa" w:w="2160"/>
+            <w:tcW w:type="dxa" w:w="2480"/>
             <w:shd w:fill="D9E2F3"/>
           </w:tcPr>
           <w:p>
@@ -684,7 +684,7 @@
         </w:tc>
         <w:tc>
           <w:tcPr>
-            <w:tcW w:type="dxa" w:w="2160"/>
+            <w:tcW w:type="dxa" w:w="2480"/>
             <w:shd w:fill="D9E2F3"/>
           </w:tcPr>
           <w:p>
@@ -706,7 +706,7 @@
         </w:tc>
         <w:tc>
           <w:tcPr>
-            <w:tcW w:type="dxa" w:w="2160"/>
+            <w:tcW w:type="dxa" w:w="2480"/>
             <w:shd w:fill="D9E2F3"/>
           </w:tcPr>
           <w:p>
@@ -730,7 +730,7 @@
       <w:tr>
         <w:tc>
           <w:tcPr>
-            <w:tcW w:type="dxa" w:w="2160"/>
+            <w:tcW w:type="dxa" w:w="2480"/>
           </w:tcPr>
           <w:p>
             <w:r>
@@ -749,7 +749,7 @@
         </w:tc>
         <w:tc>
           <w:tcPr>
-            <w:tcW w:type="dxa" w:w="2160"/>
+            <w:tcW w:type="dxa" w:w="2480"/>
           </w:tcPr>
           <w:p>
             <w:r>
@@ -761,7 +761,7 @@
         </w:tc>
         <w:tc>
           <w:tcPr>
-            <w:tcW w:type="dxa" w:w="2160"/>
+            <w:tcW w:type="dxa" w:w="2480"/>
           </w:tcPr>
           <w:p>
             <w:r>
@@ -773,7 +773,7 @@
         </w:tc>
         <w:tc>
           <w:tcPr>
-            <w:tcW w:type="dxa" w:w="2160"/>
+            <w:tcW w:type="dxa" w:w="2480"/>
           </w:tcPr>
           <w:p>
             <w:r>
@@ -787,7 +787,7 @@
       <w:tr>
         <w:tc>
           <w:tcPr>
-            <w:tcW w:type="dxa" w:w="2160"/>
+            <w:tcW w:type="dxa" w:w="2480"/>
           </w:tcPr>
           <w:p>
             <w:r>
@@ -806,7 +806,7 @@
         </w:tc>
         <w:tc>
           <w:tcPr>
-            <w:tcW w:type="dxa" w:w="2160"/>
+            <w:tcW w:type="dxa" w:w="2480"/>
           </w:tcPr>
           <w:p>
             <w:r>
@@ -818,7 +818,7 @@
         </w:tc>
         <w:tc>
           <w:tcPr>
-            <w:tcW w:type="dxa" w:w="2160"/>
+            <w:tcW w:type="dxa" w:w="2480"/>
           </w:tcPr>
           <w:p>
             <w:r>
@@ -830,7 +830,7 @@
         </w:tc>
         <w:tc>
           <w:tcPr>
-            <w:tcW w:type="dxa" w:w="2160"/>
+            <w:tcW w:type="dxa" w:w="2480"/>
           </w:tcPr>
           <w:p>
             <w:r>
@@ -844,7 +844,7 @@
       <w:tr>
         <w:tc>
           <w:tcPr>
-            <w:tcW w:type="dxa" w:w="2160"/>
+            <w:tcW w:type="dxa" w:w="2480"/>
             <w:shd w:fill="D9E2F3"/>
           </w:tcPr>
           <w:p>
@@ -864,7 +864,7 @@
         </w:tc>
         <w:tc>
           <w:tcPr>
-            <w:tcW w:type="dxa" w:w="2160"/>
+            <w:tcW w:type="dxa" w:w="2480"/>
           </w:tcPr>
           <w:p>
             <w:r>
@@ -876,7 +876,7 @@
         </w:tc>
         <w:tc>
           <w:tcPr>
-            <w:tcW w:type="dxa" w:w="2160"/>
+            <w:tcW w:type="dxa" w:w="2480"/>
           </w:tcPr>
           <w:p>
             <w:r>
@@ -888,7 +888,7 @@
         </w:tc>
         <w:tc>
           <w:tcPr>
-            <w:tcW w:type="dxa" w:w="2160"/>
+            <w:tcW w:type="dxa" w:w="2480"/>
           </w:tcPr>
           <w:p>
             <w:r>
@@ -1923,35 +1923,35 @@
       <w:tblPr>
         <w:tblStyle w:val="TableGrid"/>
         <w:tblW w:type="auto" w:w="0"/>
-        <w:tblLayout w:type="autofit"/>
+        <w:tblLayout w:type="fixed"/>
         <w:tblLook w:firstColumn="1" w:firstRow="1" w:lastColumn="0" w:lastRow="0" w:noHBand="0" w:noVBand="1" w:val="04A0"/>
       </w:tblPr>
       <w:tblGrid>
-        <w:gridCol w:w="1440"/>
-        <w:gridCol w:w="1440"/>
-        <w:gridCol w:w="1440"/>
-        <w:gridCol w:w="1440"/>
-        <w:gridCol w:w="1440"/>
-        <w:gridCol w:w="1440"/>
+        <w:gridCol w:w="1654"/>
+        <w:gridCol w:w="1654"/>
+        <w:gridCol w:w="1654"/>
+        <w:gridCol w:w="1654"/>
+        <w:gridCol w:w="1654"/>
+        <w:gridCol w:w="1654"/>
       </w:tblGrid>
       <w:tr>
         <w:tc>
           <w:tcPr>
-            <w:tcW w:type="dxa" w:w="1440"/>
+            <w:tcW w:type="dxa" w:w="1654"/>
             <w:shd w:fill="D9E2F3"/>
           </w:tcPr>
           <w:p>
             <w:r>
               <w:rPr>
                 <w:b/>
-                <w:sz w:val="18"/>
+                <w:sz w:val="17"/>
               </w:rPr>
             </w:r>
             <w:r>
               <w:rPr>
                 <w:rFonts w:ascii="Yu Gothic" w:hAnsi="Yu Gothic" w:eastAsia="Yu Gothic"/>
                 <w:b/>
-                <w:sz w:val="18"/>
+                <w:sz w:val="17"/>
               </w:rPr>
               <w:t>#</w:t>
             </w:r>
@@ -1959,21 +1959,21 @@
         </w:tc>
         <w:tc>
           <w:tcPr>
-            <w:tcW w:type="dxa" w:w="1440"/>
+            <w:tcW w:type="dxa" w:w="1654"/>
             <w:shd w:fill="D9E2F3"/>
           </w:tcPr>
           <w:p>
             <w:r>
               <w:rPr>
                 <w:b/>
-                <w:sz w:val="18"/>
+                <w:sz w:val="17"/>
               </w:rPr>
             </w:r>
             <w:r>
               <w:rPr>
                 <w:rFonts w:ascii="Yu Gothic" w:hAnsi="Yu Gothic" w:eastAsia="Yu Gothic"/>
                 <w:b/>
-                <w:sz w:val="18"/>
+                <w:sz w:val="17"/>
               </w:rPr>
               <w:t>対象</w:t>
             </w:r>
@@ -1981,21 +1981,21 @@
         </w:tc>
         <w:tc>
           <w:tcPr>
-            <w:tcW w:type="dxa" w:w="1440"/>
+            <w:tcW w:type="dxa" w:w="1654"/>
             <w:shd w:fill="D9E2F3"/>
           </w:tcPr>
           <w:p>
             <w:r>
               <w:rPr>
                 <w:b/>
-                <w:sz w:val="18"/>
+                <w:sz w:val="17"/>
               </w:rPr>
             </w:r>
             <w:r>
               <w:rPr>
                 <w:rFonts w:ascii="Yu Gothic" w:hAnsi="Yu Gothic" w:eastAsia="Yu Gothic"/>
                 <w:b/>
-                <w:sz w:val="18"/>
+                <w:sz w:val="17"/>
               </w:rPr>
               <w:t>実体パス</w:t>
             </w:r>
@@ -2003,21 +2003,21 @@
         </w:tc>
         <w:tc>
           <w:tcPr>
-            <w:tcW w:type="dxa" w:w="1440"/>
+            <w:tcW w:type="dxa" w:w="1654"/>
             <w:shd w:fill="D9E2F3"/>
           </w:tcPr>
           <w:p>
             <w:r>
               <w:rPr>
                 <w:b/>
-                <w:sz w:val="18"/>
+                <w:sz w:val="17"/>
               </w:rPr>
             </w:r>
             <w:r>
               <w:rPr>
                 <w:rFonts w:ascii="Yu Gothic" w:hAnsi="Yu Gothic" w:eastAsia="Yu Gothic"/>
                 <w:b/>
-                <w:sz w:val="18"/>
+                <w:sz w:val="17"/>
               </w:rPr>
               <w:t>移行要否</w:t>
             </w:r>
@@ -2025,21 +2025,21 @@
         </w:tc>
         <w:tc>
           <w:tcPr>
-            <w:tcW w:type="dxa" w:w="1440"/>
+            <w:tcW w:type="dxa" w:w="1654"/>
             <w:shd w:fill="D9E2F3"/>
           </w:tcPr>
           <w:p>
             <w:r>
               <w:rPr>
                 <w:b/>
-                <w:sz w:val="18"/>
+                <w:sz w:val="17"/>
               </w:rPr>
             </w:r>
             <w:r>
               <w:rPr>
                 <w:rFonts w:ascii="Yu Gothic" w:hAnsi="Yu Gothic" w:eastAsia="Yu Gothic"/>
                 <w:b/>
-                <w:sz w:val="18"/>
+                <w:sz w:val="17"/>
               </w:rPr>
               <w:t>移行方法</w:t>
             </w:r>
@@ -2047,21 +2047,21 @@
         </w:tc>
         <w:tc>
           <w:tcPr>
-            <w:tcW w:type="dxa" w:w="1440"/>
+            <w:tcW w:type="dxa" w:w="1654"/>
             <w:shd w:fill="D9E2F3"/>
           </w:tcPr>
           <w:p>
             <w:r>
               <w:rPr>
                 <w:b/>
-                <w:sz w:val="18"/>
+                <w:sz w:val="17"/>
               </w:rPr>
             </w:r>
             <w:r>
               <w:rPr>
                 <w:rFonts w:ascii="Yu Gothic" w:hAnsi="Yu Gothic" w:eastAsia="Yu Gothic"/>
                 <w:b/>
-                <w:sz w:val="18"/>
+                <w:sz w:val="17"/>
               </w:rPr>
               <w:t>備考</w:t>
             </w:r>
@@ -2071,18 +2071,18 @@
       <w:tr>
         <w:tc>
           <w:tcPr>
-            <w:tcW w:type="dxa" w:w="1440"/>
-          </w:tcPr>
-          <w:p>
-            <w:r>
-              <w:rPr>
-                <w:sz w:val="18"/>
-              </w:rPr>
-            </w:r>
-            <w:r>
-              <w:rPr>
-                <w:rFonts w:ascii="Yu Gothic" w:hAnsi="Yu Gothic" w:eastAsia="Yu Gothic"/>
-                <w:sz w:val="18"/>
+            <w:tcW w:type="dxa" w:w="1654"/>
+          </w:tcPr>
+          <w:p>
+            <w:r>
+              <w:rPr>
+                <w:sz w:val="17"/>
+              </w:rPr>
+            </w:r>
+            <w:r>
+              <w:rPr>
+                <w:rFonts w:ascii="Yu Gothic" w:hAnsi="Yu Gothic" w:eastAsia="Yu Gothic"/>
+                <w:sz w:val="17"/>
               </w:rPr>
               <w:t>1</w:t>
             </w:r>
@@ -2090,18 +2090,18 @@
         </w:tc>
         <w:tc>
           <w:tcPr>
-            <w:tcW w:type="dxa" w:w="1440"/>
-          </w:tcPr>
-          <w:p>
-            <w:r>
-              <w:rPr>
-                <w:sz w:val="18"/>
-              </w:rPr>
-            </w:r>
-            <w:r>
-              <w:rPr>
-                <w:rFonts w:ascii="Yu Gothic" w:hAnsi="Yu Gothic" w:eastAsia="Yu Gothic"/>
-                <w:sz w:val="18"/>
+            <w:tcW w:type="dxa" w:w="1654"/>
+          </w:tcPr>
+          <w:p>
+            <w:r>
+              <w:rPr>
+                <w:sz w:val="17"/>
+              </w:rPr>
+            </w:r>
+            <w:r>
+              <w:rPr>
+                <w:rFonts w:ascii="Yu Gothic" w:hAnsi="Yu Gothic" w:eastAsia="Yu Gothic"/>
+                <w:sz w:val="17"/>
               </w:rPr>
               <w:t>認証DB</w:t>
             </w:r>
@@ -2109,18 +2109,18 @@
         </w:tc>
         <w:tc>
           <w:tcPr>
-            <w:tcW w:type="dxa" w:w="1440"/>
-          </w:tcPr>
-          <w:p>
-            <w:r>
-              <w:rPr>
-                <w:sz w:val="18"/>
+            <w:tcW w:type="dxa" w:w="1654"/>
+          </w:tcPr>
+          <w:p>
+            <w:r>
+              <w:rPr>
+                <w:sz w:val="17"/>
               </w:rPr>
             </w:r>
             <w:r>
               <w:rPr>
                 <w:rFonts w:ascii="Consolas" w:hAnsi="Consolas" w:eastAsia="Consolas"/>
-                <w:sz w:val="18"/>
+                <w:sz w:val="17"/>
               </w:rPr>
               <w:t>instance/auth.db</w:t>
             </w:r>
@@ -2128,18 +2128,18 @@
         </w:tc>
         <w:tc>
           <w:tcPr>
-            <w:tcW w:type="dxa" w:w="1440"/>
-          </w:tcPr>
-          <w:p>
-            <w:r>
-              <w:rPr>
-                <w:sz w:val="18"/>
-              </w:rPr>
-            </w:r>
-            <w:r>
-              <w:rPr>
-                <w:rFonts w:ascii="Yu Gothic" w:hAnsi="Yu Gothic" w:eastAsia="Yu Gothic"/>
-                <w:sz w:val="18"/>
+            <w:tcW w:type="dxa" w:w="1654"/>
+          </w:tcPr>
+          <w:p>
+            <w:r>
+              <w:rPr>
+                <w:sz w:val="17"/>
+              </w:rPr>
+            </w:r>
+            <w:r>
+              <w:rPr>
+                <w:rFonts w:ascii="Yu Gothic" w:hAnsi="Yu Gothic" w:eastAsia="Yu Gothic"/>
+                <w:sz w:val="17"/>
               </w:rPr>
               <w:t>要</w:t>
             </w:r>
@@ -2147,25 +2147,25 @@
         </w:tc>
         <w:tc>
           <w:tcPr>
-            <w:tcW w:type="dxa" w:w="1440"/>
-          </w:tcPr>
-          <w:p>
-            <w:r>
-              <w:rPr>
-                <w:sz w:val="18"/>
-              </w:rPr>
-            </w:r>
-            <w:r>
-              <w:rPr>
-                <w:rFonts w:ascii="Yu Gothic" w:hAnsi="Yu Gothic" w:eastAsia="Yu Gothic"/>
-                <w:sz w:val="18"/>
+            <w:tcW w:type="dxa" w:w="1654"/>
+          </w:tcPr>
+          <w:p>
+            <w:r>
+              <w:rPr>
+                <w:sz w:val="17"/>
+              </w:rPr>
+            </w:r>
+            <w:r>
+              <w:rPr>
+                <w:rFonts w:ascii="Yu Gothic" w:hAnsi="Yu Gothic" w:eastAsia="Yu Gothic"/>
+                <w:sz w:val="17"/>
               </w:rPr>
               <w:t>ファイルコピー＋</w:t>
             </w:r>
             <w:r>
               <w:rPr>
                 <w:rFonts w:ascii="Consolas" w:hAnsi="Consolas" w:eastAsia="Consolas"/>
-                <w:sz w:val="18"/>
+                <w:sz w:val="17"/>
               </w:rPr>
               <w:t>PRAGMA integrity_check</w:t>
             </w:r>
@@ -2173,18 +2173,18 @@
         </w:tc>
         <w:tc>
           <w:tcPr>
-            <w:tcW w:type="dxa" w:w="1440"/>
-          </w:tcPr>
-          <w:p>
-            <w:r>
-              <w:rPr>
-                <w:sz w:val="18"/>
-              </w:rPr>
-            </w:r>
-            <w:r>
-              <w:rPr>
-                <w:rFonts w:ascii="Yu Gothic" w:hAnsi="Yu Gothic" w:eastAsia="Yu Gothic"/>
-                <w:sz w:val="18"/>
+            <w:tcW w:type="dxa" w:w="1654"/>
+          </w:tcPr>
+          <w:p>
+            <w:r>
+              <w:rPr>
+                <w:sz w:val="17"/>
+              </w:rPr>
+            </w:r>
+            <w:r>
+              <w:rPr>
+                <w:rFonts w:ascii="Yu Gothic" w:hAnsi="Yu Gothic" w:eastAsia="Yu Gothic"/>
+                <w:sz w:val="17"/>
               </w:rPr>
               <w:t>users/tenants/memberships/auth_sessions/api_tokens/audit_log を格納</w:t>
             </w:r>
@@ -2194,18 +2194,18 @@
       <w:tr>
         <w:tc>
           <w:tcPr>
-            <w:tcW w:type="dxa" w:w="1440"/>
-          </w:tcPr>
-          <w:p>
-            <w:r>
-              <w:rPr>
-                <w:sz w:val="18"/>
-              </w:rPr>
-            </w:r>
-            <w:r>
-              <w:rPr>
-                <w:rFonts w:ascii="Yu Gothic" w:hAnsi="Yu Gothic" w:eastAsia="Yu Gothic"/>
-                <w:sz w:val="18"/>
+            <w:tcW w:type="dxa" w:w="1654"/>
+          </w:tcPr>
+          <w:p>
+            <w:r>
+              <w:rPr>
+                <w:sz w:val="17"/>
+              </w:rPr>
+            </w:r>
+            <w:r>
+              <w:rPr>
+                <w:rFonts w:ascii="Yu Gothic" w:hAnsi="Yu Gothic" w:eastAsia="Yu Gothic"/>
+                <w:sz w:val="17"/>
               </w:rPr>
               <w:t>2</w:t>
             </w:r>
@@ -2213,18 +2213,18 @@
         </w:tc>
         <w:tc>
           <w:tcPr>
-            <w:tcW w:type="dxa" w:w="1440"/>
-          </w:tcPr>
-          <w:p>
-            <w:r>
-              <w:rPr>
-                <w:sz w:val="18"/>
-              </w:rPr>
-            </w:r>
-            <w:r>
-              <w:rPr>
-                <w:rFonts w:ascii="Yu Gothic" w:hAnsi="Yu Gothic" w:eastAsia="Yu Gothic"/>
-                <w:sz w:val="18"/>
+            <w:tcW w:type="dxa" w:w="1654"/>
+          </w:tcPr>
+          <w:p>
+            <w:r>
+              <w:rPr>
+                <w:sz w:val="17"/>
+              </w:rPr>
+            </w:r>
+            <w:r>
+              <w:rPr>
+                <w:rFonts w:ascii="Yu Gothic" w:hAnsi="Yu Gothic" w:eastAsia="Yu Gothic"/>
+                <w:sz w:val="17"/>
               </w:rPr>
               <w:t>認証DBのWAL/SHM</w:t>
             </w:r>
@@ -2232,32 +2232,32 @@
         </w:tc>
         <w:tc>
           <w:tcPr>
-            <w:tcW w:type="dxa" w:w="1440"/>
-          </w:tcPr>
-          <w:p>
-            <w:r>
-              <w:rPr>
-                <w:sz w:val="18"/>
+            <w:tcW w:type="dxa" w:w="1654"/>
+          </w:tcPr>
+          <w:p>
+            <w:r>
+              <w:rPr>
+                <w:sz w:val="17"/>
               </w:rPr>
             </w:r>
             <w:r>
               <w:rPr>
                 <w:rFonts w:ascii="Consolas" w:hAnsi="Consolas" w:eastAsia="Consolas"/>
-                <w:sz w:val="18"/>
+                <w:sz w:val="17"/>
               </w:rPr>
               <w:t>instance/auth.db-wal</w:t>
             </w:r>
             <w:r>
               <w:rPr>
                 <w:rFonts w:ascii="Yu Gothic" w:hAnsi="Yu Gothic" w:eastAsia="Yu Gothic"/>
-                <w:sz w:val="18"/>
+                <w:sz w:val="17"/>
               </w:rPr>
               <w:t xml:space="preserve"> / </w:t>
             </w:r>
             <w:r>
               <w:rPr>
                 <w:rFonts w:ascii="Consolas" w:hAnsi="Consolas" w:eastAsia="Consolas"/>
-                <w:sz w:val="18"/>
+                <w:sz w:val="17"/>
               </w:rPr>
               <w:t>-shm</w:t>
             </w:r>
@@ -2265,18 +2265,18 @@
         </w:tc>
         <w:tc>
           <w:tcPr>
-            <w:tcW w:type="dxa" w:w="1440"/>
-          </w:tcPr>
-          <w:p>
-            <w:r>
-              <w:rPr>
-                <w:sz w:val="18"/>
-              </w:rPr>
-            </w:r>
-            <w:r>
-              <w:rPr>
-                <w:rFonts w:ascii="Yu Gothic" w:hAnsi="Yu Gothic" w:eastAsia="Yu Gothic"/>
-                <w:sz w:val="18"/>
+            <w:tcW w:type="dxa" w:w="1654"/>
+          </w:tcPr>
+          <w:p>
+            <w:r>
+              <w:rPr>
+                <w:sz w:val="17"/>
+              </w:rPr>
+            </w:r>
+            <w:r>
+              <w:rPr>
+                <w:rFonts w:ascii="Yu Gothic" w:hAnsi="Yu Gothic" w:eastAsia="Yu Gothic"/>
+                <w:sz w:val="17"/>
               </w:rPr>
               <w:t>要（チェックポイント後）</w:t>
             </w:r>
@@ -2284,32 +2284,32 @@
         </w:tc>
         <w:tc>
           <w:tcPr>
-            <w:tcW w:type="dxa" w:w="1440"/>
-          </w:tcPr>
-          <w:p>
-            <w:r>
-              <w:rPr>
-                <w:sz w:val="18"/>
-              </w:rPr>
-            </w:r>
-            <w:r>
-              <w:rPr>
-                <w:rFonts w:ascii="Yu Gothic" w:hAnsi="Yu Gothic" w:eastAsia="Yu Gothic"/>
-                <w:sz w:val="18"/>
+            <w:tcW w:type="dxa" w:w="1654"/>
+          </w:tcPr>
+          <w:p>
+            <w:r>
+              <w:rPr>
+                <w:sz w:val="17"/>
+              </w:rPr>
+            </w:r>
+            <w:r>
+              <w:rPr>
+                <w:rFonts w:ascii="Yu Gothic" w:hAnsi="Yu Gothic" w:eastAsia="Yu Gothic"/>
+                <w:sz w:val="17"/>
               </w:rPr>
               <w:t xml:space="preserve">停止前に </w:t>
             </w:r>
             <w:r>
               <w:rPr>
                 <w:rFonts w:ascii="Consolas" w:hAnsi="Consolas" w:eastAsia="Consolas"/>
-                <w:sz w:val="18"/>
+                <w:sz w:val="17"/>
               </w:rPr>
               <w:t>PRAGMA wal_checkpoint(TRUNCATE)</w:t>
             </w:r>
             <w:r>
               <w:rPr>
                 <w:rFonts w:ascii="Yu Gothic" w:hAnsi="Yu Gothic" w:eastAsia="Yu Gothic"/>
-                <w:sz w:val="18"/>
+                <w:sz w:val="17"/>
               </w:rPr>
               <w:t xml:space="preserve"> を実行し本体へ統合</w:t>
             </w:r>
@@ -2317,18 +2317,18 @@
         </w:tc>
         <w:tc>
           <w:tcPr>
-            <w:tcW w:type="dxa" w:w="1440"/>
-          </w:tcPr>
-          <w:p>
-            <w:r>
-              <w:rPr>
-                <w:sz w:val="18"/>
-              </w:rPr>
-            </w:r>
-            <w:r>
-              <w:rPr>
-                <w:rFonts w:ascii="Yu Gothic" w:hAnsi="Yu Gothic" w:eastAsia="Yu Gothic"/>
-                <w:sz w:val="18"/>
+            <w:tcW w:type="dxa" w:w="1654"/>
+          </w:tcPr>
+          <w:p>
+            <w:r>
+              <w:rPr>
+                <w:sz w:val="17"/>
+              </w:rPr>
+            </w:r>
+            <w:r>
+              <w:rPr>
+                <w:rFonts w:ascii="Yu Gothic" w:hAnsi="Yu Gothic" w:eastAsia="Yu Gothic"/>
+                <w:sz w:val="17"/>
               </w:rPr>
               <w:t>停止後はサイズ0が期待値</w:t>
             </w:r>
@@ -2338,18 +2338,18 @@
       <w:tr>
         <w:tc>
           <w:tcPr>
-            <w:tcW w:type="dxa" w:w="1440"/>
-          </w:tcPr>
-          <w:p>
-            <w:r>
-              <w:rPr>
-                <w:sz w:val="18"/>
-              </w:rPr>
-            </w:r>
-            <w:r>
-              <w:rPr>
-                <w:rFonts w:ascii="Yu Gothic" w:hAnsi="Yu Gothic" w:eastAsia="Yu Gothic"/>
-                <w:sz w:val="18"/>
+            <w:tcW w:type="dxa" w:w="1654"/>
+          </w:tcPr>
+          <w:p>
+            <w:r>
+              <w:rPr>
+                <w:sz w:val="17"/>
+              </w:rPr>
+            </w:r>
+            <w:r>
+              <w:rPr>
+                <w:rFonts w:ascii="Yu Gothic" w:hAnsi="Yu Gothic" w:eastAsia="Yu Gothic"/>
+                <w:sz w:val="17"/>
               </w:rPr>
               <w:t>3</w:t>
             </w:r>
@@ -2357,18 +2357,18 @@
         </w:tc>
         <w:tc>
           <w:tcPr>
-            <w:tcW w:type="dxa" w:w="1440"/>
-          </w:tcPr>
-          <w:p>
-            <w:r>
-              <w:rPr>
-                <w:sz w:val="18"/>
-              </w:rPr>
-            </w:r>
-            <w:r>
-              <w:rPr>
-                <w:rFonts w:ascii="Yu Gothic" w:hAnsi="Yu Gothic" w:eastAsia="Yu Gothic"/>
-                <w:sz w:val="18"/>
+            <w:tcW w:type="dxa" w:w="1654"/>
+          </w:tcPr>
+          <w:p>
+            <w:r>
+              <w:rPr>
+                <w:sz w:val="17"/>
+              </w:rPr>
+            </w:r>
+            <w:r>
+              <w:rPr>
+                <w:rFonts w:ascii="Yu Gothic" w:hAnsi="Yu Gothic" w:eastAsia="Yu Gothic"/>
+                <w:sz w:val="17"/>
               </w:rPr>
               <w:t>観点DB</w:t>
             </w:r>
@@ -2376,18 +2376,18 @@
         </w:tc>
         <w:tc>
           <w:tcPr>
-            <w:tcW w:type="dxa" w:w="1440"/>
-          </w:tcPr>
-          <w:p>
-            <w:r>
-              <w:rPr>
-                <w:sz w:val="18"/>
+            <w:tcW w:type="dxa" w:w="1654"/>
+          </w:tcPr>
+          <w:p>
+            <w:r>
+              <w:rPr>
+                <w:sz w:val="17"/>
               </w:rPr>
             </w:r>
             <w:r>
               <w:rPr>
                 <w:rFonts w:ascii="Consolas" w:hAnsi="Consolas" w:eastAsia="Consolas"/>
-                <w:sz w:val="18"/>
+                <w:sz w:val="17"/>
               </w:rPr>
               <w:t>instance/viewpoints.db</w:t>
             </w:r>
@@ -2395,18 +2395,18 @@
         </w:tc>
         <w:tc>
           <w:tcPr>
-            <w:tcW w:type="dxa" w:w="1440"/>
-          </w:tcPr>
-          <w:p>
-            <w:r>
-              <w:rPr>
-                <w:sz w:val="18"/>
-              </w:rPr>
-            </w:r>
-            <w:r>
-              <w:rPr>
-                <w:rFonts w:ascii="Yu Gothic" w:hAnsi="Yu Gothic" w:eastAsia="Yu Gothic"/>
-                <w:sz w:val="18"/>
+            <w:tcW w:type="dxa" w:w="1654"/>
+          </w:tcPr>
+          <w:p>
+            <w:r>
+              <w:rPr>
+                <w:sz w:val="17"/>
+              </w:rPr>
+            </w:r>
+            <w:r>
+              <w:rPr>
+                <w:rFonts w:ascii="Yu Gothic" w:hAnsi="Yu Gothic" w:eastAsia="Yu Gothic"/>
+                <w:sz w:val="17"/>
               </w:rPr>
               <w:t>要</w:t>
             </w:r>
@@ -2414,25 +2414,25 @@
         </w:tc>
         <w:tc>
           <w:tcPr>
-            <w:tcW w:type="dxa" w:w="1440"/>
-          </w:tcPr>
-          <w:p>
-            <w:r>
-              <w:rPr>
-                <w:sz w:val="18"/>
-              </w:rPr>
-            </w:r>
-            <w:r>
-              <w:rPr>
-                <w:rFonts w:ascii="Yu Gothic" w:hAnsi="Yu Gothic" w:eastAsia="Yu Gothic"/>
-                <w:sz w:val="18"/>
+            <w:tcW w:type="dxa" w:w="1654"/>
+          </w:tcPr>
+          <w:p>
+            <w:r>
+              <w:rPr>
+                <w:sz w:val="17"/>
+              </w:rPr>
+            </w:r>
+            <w:r>
+              <w:rPr>
+                <w:rFonts w:ascii="Yu Gothic" w:hAnsi="Yu Gothic" w:eastAsia="Yu Gothic"/>
+                <w:sz w:val="17"/>
               </w:rPr>
               <w:t>ファイルコピー＋</w:t>
             </w:r>
             <w:r>
               <w:rPr>
                 <w:rFonts w:ascii="Consolas" w:hAnsi="Consolas" w:eastAsia="Consolas"/>
-                <w:sz w:val="18"/>
+                <w:sz w:val="17"/>
               </w:rPr>
               <w:t>PRAGMA integrity_check</w:t>
             </w:r>
@@ -2440,18 +2440,18 @@
         </w:tc>
         <w:tc>
           <w:tcPr>
-            <w:tcW w:type="dxa" w:w="1440"/>
-          </w:tcPr>
-          <w:p>
-            <w:r>
-              <w:rPr>
-                <w:sz w:val="18"/>
-              </w:rPr>
-            </w:r>
-            <w:r>
-              <w:rPr>
-                <w:rFonts w:ascii="Yu Gothic" w:hAnsi="Yu Gothic" w:eastAsia="Yu Gothic"/>
-                <w:sz w:val="18"/>
+            <w:tcW w:type="dxa" w:w="1654"/>
+          </w:tcPr>
+          <w:p>
+            <w:r>
+              <w:rPr>
+                <w:sz w:val="17"/>
+              </w:rPr>
+            </w:r>
+            <w:r>
+              <w:rPr>
+                <w:rFonts w:ascii="Yu Gothic" w:hAnsi="Yu Gothic" w:eastAsia="Yu Gothic"/>
+                <w:sz w:val="17"/>
               </w:rPr>
               <w:t>viewpoint_sets/versions/items/assignments/proposals</w:t>
             </w:r>
@@ -2461,18 +2461,18 @@
       <w:tr>
         <w:tc>
           <w:tcPr>
-            <w:tcW w:type="dxa" w:w="1440"/>
-          </w:tcPr>
-          <w:p>
-            <w:r>
-              <w:rPr>
-                <w:sz w:val="18"/>
-              </w:rPr>
-            </w:r>
-            <w:r>
-              <w:rPr>
-                <w:rFonts w:ascii="Yu Gothic" w:hAnsi="Yu Gothic" w:eastAsia="Yu Gothic"/>
-                <w:sz w:val="18"/>
+            <w:tcW w:type="dxa" w:w="1654"/>
+          </w:tcPr>
+          <w:p>
+            <w:r>
+              <w:rPr>
+                <w:sz w:val="17"/>
+              </w:rPr>
+            </w:r>
+            <w:r>
+              <w:rPr>
+                <w:rFonts w:ascii="Yu Gothic" w:hAnsi="Yu Gothic" w:eastAsia="Yu Gothic"/>
+                <w:sz w:val="17"/>
               </w:rPr>
               <w:t>4</w:t>
             </w:r>
@@ -2480,18 +2480,18 @@
         </w:tc>
         <w:tc>
           <w:tcPr>
-            <w:tcW w:type="dxa" w:w="1440"/>
-          </w:tcPr>
-          <w:p>
-            <w:r>
-              <w:rPr>
-                <w:sz w:val="18"/>
-              </w:rPr>
-            </w:r>
-            <w:r>
-              <w:rPr>
-                <w:rFonts w:ascii="Yu Gothic" w:hAnsi="Yu Gothic" w:eastAsia="Yu Gothic"/>
-                <w:sz w:val="18"/>
+            <w:tcW w:type="dxa" w:w="1654"/>
+          </w:tcPr>
+          <w:p>
+            <w:r>
+              <w:rPr>
+                <w:sz w:val="17"/>
+              </w:rPr>
+            </w:r>
+            <w:r>
+              <w:rPr>
+                <w:rFonts w:ascii="Yu Gothic" w:hAnsi="Yu Gothic" w:eastAsia="Yu Gothic"/>
+                <w:sz w:val="17"/>
               </w:rPr>
               <w:t>観点DBのWAL/SHM</w:t>
             </w:r>
@@ -2499,32 +2499,32 @@
         </w:tc>
         <w:tc>
           <w:tcPr>
-            <w:tcW w:type="dxa" w:w="1440"/>
-          </w:tcPr>
-          <w:p>
-            <w:r>
-              <w:rPr>
-                <w:sz w:val="18"/>
+            <w:tcW w:type="dxa" w:w="1654"/>
+          </w:tcPr>
+          <w:p>
+            <w:r>
+              <w:rPr>
+                <w:sz w:val="17"/>
               </w:rPr>
             </w:r>
             <w:r>
               <w:rPr>
                 <w:rFonts w:ascii="Consolas" w:hAnsi="Consolas" w:eastAsia="Consolas"/>
-                <w:sz w:val="18"/>
+                <w:sz w:val="17"/>
               </w:rPr>
               <w:t>instance/viewpoints.db-shm</w:t>
             </w:r>
             <w:r>
               <w:rPr>
                 <w:rFonts w:ascii="Yu Gothic" w:hAnsi="Yu Gothic" w:eastAsia="Yu Gothic"/>
-                <w:sz w:val="18"/>
+                <w:sz w:val="17"/>
               </w:rPr>
               <w:t xml:space="preserve"> / </w:t>
             </w:r>
             <w:r>
               <w:rPr>
                 <w:rFonts w:ascii="Consolas" w:hAnsi="Consolas" w:eastAsia="Consolas"/>
-                <w:sz w:val="18"/>
+                <w:sz w:val="17"/>
               </w:rPr>
               <w:t>-wal</w:t>
             </w:r>
@@ -2532,18 +2532,18 @@
         </w:tc>
         <w:tc>
           <w:tcPr>
-            <w:tcW w:type="dxa" w:w="1440"/>
-          </w:tcPr>
-          <w:p>
-            <w:r>
-              <w:rPr>
-                <w:sz w:val="18"/>
-              </w:rPr>
-            </w:r>
-            <w:r>
-              <w:rPr>
-                <w:rFonts w:ascii="Yu Gothic" w:hAnsi="Yu Gothic" w:eastAsia="Yu Gothic"/>
-                <w:sz w:val="18"/>
+            <w:tcW w:type="dxa" w:w="1654"/>
+          </w:tcPr>
+          <w:p>
+            <w:r>
+              <w:rPr>
+                <w:sz w:val="17"/>
+              </w:rPr>
+            </w:r>
+            <w:r>
+              <w:rPr>
+                <w:rFonts w:ascii="Yu Gothic" w:hAnsi="Yu Gothic" w:eastAsia="Yu Gothic"/>
+                <w:sz w:val="17"/>
               </w:rPr>
               <w:t>要（チェックポイント後）</w:t>
             </w:r>
@@ -2551,18 +2551,18 @@
         </w:tc>
         <w:tc>
           <w:tcPr>
-            <w:tcW w:type="dxa" w:w="1440"/>
-          </w:tcPr>
-          <w:p>
-            <w:r>
-              <w:rPr>
-                <w:sz w:val="18"/>
-              </w:rPr>
-            </w:r>
-            <w:r>
-              <w:rPr>
-                <w:rFonts w:ascii="Yu Gothic" w:hAnsi="Yu Gothic" w:eastAsia="Yu Gothic"/>
-                <w:sz w:val="18"/>
+            <w:tcW w:type="dxa" w:w="1654"/>
+          </w:tcPr>
+          <w:p>
+            <w:r>
+              <w:rPr>
+                <w:sz w:val="17"/>
+              </w:rPr>
+            </w:r>
+            <w:r>
+              <w:rPr>
+                <w:rFonts w:ascii="Yu Gothic" w:hAnsi="Yu Gothic" w:eastAsia="Yu Gothic"/>
+                <w:sz w:val="17"/>
               </w:rPr>
               <w:t>同上</w:t>
             </w:r>
@@ -2570,18 +2570,18 @@
         </w:tc>
         <w:tc>
           <w:tcPr>
-            <w:tcW w:type="dxa" w:w="1440"/>
-          </w:tcPr>
-          <w:p>
-            <w:r>
-              <w:rPr>
-                <w:sz w:val="18"/>
-              </w:rPr>
-            </w:r>
-            <w:r>
-              <w:rPr>
-                <w:rFonts w:ascii="Yu Gothic" w:hAnsi="Yu Gothic" w:eastAsia="Yu Gothic"/>
-                <w:sz w:val="18"/>
+            <w:tcW w:type="dxa" w:w="1654"/>
+          </w:tcPr>
+          <w:p>
+            <w:r>
+              <w:rPr>
+                <w:sz w:val="17"/>
+              </w:rPr>
+            </w:r>
+            <w:r>
+              <w:rPr>
+                <w:rFonts w:ascii="Yu Gothic" w:hAnsi="Yu Gothic" w:eastAsia="Yu Gothic"/>
+                <w:sz w:val="17"/>
               </w:rPr>
               <w:t>同上</w:t>
             </w:r>
@@ -2591,18 +2591,18 @@
       <w:tr>
         <w:tc>
           <w:tcPr>
-            <w:tcW w:type="dxa" w:w="1440"/>
-          </w:tcPr>
-          <w:p>
-            <w:r>
-              <w:rPr>
-                <w:sz w:val="18"/>
-              </w:rPr>
-            </w:r>
-            <w:r>
-              <w:rPr>
-                <w:rFonts w:ascii="Yu Gothic" w:hAnsi="Yu Gothic" w:eastAsia="Yu Gothic"/>
-                <w:sz w:val="18"/>
+            <w:tcW w:type="dxa" w:w="1654"/>
+          </w:tcPr>
+          <w:p>
+            <w:r>
+              <w:rPr>
+                <w:sz w:val="17"/>
+              </w:rPr>
+            </w:r>
+            <w:r>
+              <w:rPr>
+                <w:rFonts w:ascii="Yu Gothic" w:hAnsi="Yu Gothic" w:eastAsia="Yu Gothic"/>
+                <w:sz w:val="17"/>
               </w:rPr>
               <w:t>5</w:t>
             </w:r>
@@ -2610,18 +2610,18 @@
         </w:tc>
         <w:tc>
           <w:tcPr>
-            <w:tcW w:type="dxa" w:w="1440"/>
-          </w:tcPr>
-          <w:p>
-            <w:r>
-              <w:rPr>
-                <w:sz w:val="18"/>
-              </w:rPr>
-            </w:r>
-            <w:r>
-              <w:rPr>
-                <w:rFonts w:ascii="Yu Gothic" w:hAnsi="Yu Gothic" w:eastAsia="Yu Gothic"/>
-                <w:sz w:val="18"/>
+            <w:tcW w:type="dxa" w:w="1654"/>
+          </w:tcPr>
+          <w:p>
+            <w:r>
+              <w:rPr>
+                <w:sz w:val="17"/>
+              </w:rPr>
+            </w:r>
+            <w:r>
+              <w:rPr>
+                <w:rFonts w:ascii="Yu Gothic" w:hAnsi="Yu Gothic" w:eastAsia="Yu Gothic"/>
+                <w:sz w:val="17"/>
               </w:rPr>
               <w:t>観点DBの世代バックアップ</w:t>
             </w:r>
@@ -2629,18 +2629,18 @@
         </w:tc>
         <w:tc>
           <w:tcPr>
-            <w:tcW w:type="dxa" w:w="1440"/>
-          </w:tcPr>
-          <w:p>
-            <w:r>
-              <w:rPr>
-                <w:sz w:val="18"/>
+            <w:tcW w:type="dxa" w:w="1654"/>
+          </w:tcPr>
+          <w:p>
+            <w:r>
+              <w:rPr>
+                <w:sz w:val="17"/>
               </w:rPr>
             </w:r>
             <w:r>
               <w:rPr>
                 <w:rFonts w:ascii="Consolas" w:hAnsi="Consolas" w:eastAsia="Consolas"/>
-                <w:sz w:val="18"/>
+                <w:sz w:val="17"/>
               </w:rPr>
               <w:t>instance/viewpoints.db.bak-*</w:t>
             </w:r>
@@ -2648,18 +2648,18 @@
         </w:tc>
         <w:tc>
           <w:tcPr>
-            <w:tcW w:type="dxa" w:w="1440"/>
-          </w:tcPr>
-          <w:p>
-            <w:r>
-              <w:rPr>
-                <w:sz w:val="18"/>
-              </w:rPr>
-            </w:r>
-            <w:r>
-              <w:rPr>
-                <w:rFonts w:ascii="Yu Gothic" w:hAnsi="Yu Gothic" w:eastAsia="Yu Gothic"/>
-                <w:sz w:val="18"/>
+            <w:tcW w:type="dxa" w:w="1654"/>
+          </w:tcPr>
+          <w:p>
+            <w:r>
+              <w:rPr>
+                <w:sz w:val="17"/>
+              </w:rPr>
+            </w:r>
+            <w:r>
+              <w:rPr>
+                <w:rFonts w:ascii="Yu Gothic" w:hAnsi="Yu Gothic" w:eastAsia="Yu Gothic"/>
+                <w:sz w:val="17"/>
               </w:rPr>
               <w:t>任意</w:t>
             </w:r>
@@ -2667,18 +2667,18 @@
         </w:tc>
         <w:tc>
           <w:tcPr>
-            <w:tcW w:type="dxa" w:w="1440"/>
-          </w:tcPr>
-          <w:p>
-            <w:r>
-              <w:rPr>
-                <w:sz w:val="18"/>
-              </w:rPr>
-            </w:r>
-            <w:r>
-              <w:rPr>
-                <w:rFonts w:ascii="Yu Gothic" w:hAnsi="Yu Gothic" w:eastAsia="Yu Gothic"/>
-                <w:sz w:val="18"/>
+            <w:tcW w:type="dxa" w:w="1654"/>
+          </w:tcPr>
+          <w:p>
+            <w:r>
+              <w:rPr>
+                <w:sz w:val="17"/>
+              </w:rPr>
+            </w:r>
+            <w:r>
+              <w:rPr>
+                <w:rFonts w:ascii="Yu Gothic" w:hAnsi="Yu Gothic" w:eastAsia="Yu Gothic"/>
+                <w:sz w:val="17"/>
               </w:rPr>
               <w:t>容量都合で移行しなくてもよい</w:t>
             </w:r>
@@ -2686,18 +2686,18 @@
         </w:tc>
         <w:tc>
           <w:tcPr>
-            <w:tcW w:type="dxa" w:w="1440"/>
-          </w:tcPr>
-          <w:p>
-            <w:r>
-              <w:rPr>
-                <w:sz w:val="18"/>
-              </w:rPr>
-            </w:r>
-            <w:r>
-              <w:rPr>
-                <w:rFonts w:ascii="Yu Gothic" w:hAnsi="Yu Gothic" w:eastAsia="Yu Gothic"/>
-                <w:sz w:val="18"/>
+            <w:tcW w:type="dxa" w:w="1654"/>
+          </w:tcPr>
+          <w:p>
+            <w:r>
+              <w:rPr>
+                <w:sz w:val="17"/>
+              </w:rPr>
+            </w:r>
+            <w:r>
+              <w:rPr>
+                <w:rFonts w:ascii="Yu Gothic" w:hAnsi="Yu Gothic" w:eastAsia="Yu Gothic"/>
+                <w:sz w:val="17"/>
               </w:rPr>
               <w:t>運用中に作成された退避コピー</w:t>
             </w:r>
@@ -2707,18 +2707,18 @@
       <w:tr>
         <w:tc>
           <w:tcPr>
-            <w:tcW w:type="dxa" w:w="1440"/>
-          </w:tcPr>
-          <w:p>
-            <w:r>
-              <w:rPr>
-                <w:sz w:val="18"/>
-              </w:rPr>
-            </w:r>
-            <w:r>
-              <w:rPr>
-                <w:rFonts w:ascii="Yu Gothic" w:hAnsi="Yu Gothic" w:eastAsia="Yu Gothic"/>
-                <w:sz w:val="18"/>
+            <w:tcW w:type="dxa" w:w="1654"/>
+          </w:tcPr>
+          <w:p>
+            <w:r>
+              <w:rPr>
+                <w:sz w:val="17"/>
+              </w:rPr>
+            </w:r>
+            <w:r>
+              <w:rPr>
+                <w:rFonts w:ascii="Yu Gothic" w:hAnsi="Yu Gothic" w:eastAsia="Yu Gothic"/>
+                <w:sz w:val="17"/>
               </w:rPr>
               <w:t>6</w:t>
             </w:r>
@@ -2726,18 +2726,18 @@
         </w:tc>
         <w:tc>
           <w:tcPr>
-            <w:tcW w:type="dxa" w:w="1440"/>
-          </w:tcPr>
-          <w:p>
-            <w:r>
-              <w:rPr>
-                <w:sz w:val="18"/>
-              </w:rPr>
-            </w:r>
-            <w:r>
-              <w:rPr>
-                <w:rFonts w:ascii="Yu Gothic" w:hAnsi="Yu Gothic" w:eastAsia="Yu Gothic"/>
-                <w:sz w:val="18"/>
+            <w:tcW w:type="dxa" w:w="1654"/>
+          </w:tcPr>
+          <w:p>
+            <w:r>
+              <w:rPr>
+                <w:sz w:val="17"/>
+              </w:rPr>
+            </w:r>
+            <w:r>
+              <w:rPr>
+                <w:rFonts w:ascii="Yu Gothic" w:hAnsi="Yu Gothic" w:eastAsia="Yu Gothic"/>
+                <w:sz w:val="17"/>
               </w:rPr>
               <w:t>E2E専用DB</w:t>
             </w:r>
@@ -2745,32 +2745,32 @@
         </w:tc>
         <w:tc>
           <w:tcPr>
-            <w:tcW w:type="dxa" w:w="1440"/>
-          </w:tcPr>
-          <w:p>
-            <w:r>
-              <w:rPr>
-                <w:sz w:val="18"/>
+            <w:tcW w:type="dxa" w:w="1654"/>
+          </w:tcPr>
+          <w:p>
+            <w:r>
+              <w:rPr>
+                <w:sz w:val="17"/>
               </w:rPr>
             </w:r>
             <w:r>
               <w:rPr>
                 <w:rFonts w:ascii="Consolas" w:hAnsi="Consolas" w:eastAsia="Consolas"/>
-                <w:sz w:val="18"/>
+                <w:sz w:val="17"/>
               </w:rPr>
               <w:t>instance/auth.e2e.db</w:t>
             </w:r>
             <w:r>
               <w:rPr>
                 <w:rFonts w:ascii="Yu Gothic" w:hAnsi="Yu Gothic" w:eastAsia="Yu Gothic"/>
-                <w:sz w:val="18"/>
+                <w:sz w:val="17"/>
               </w:rPr>
               <w:t xml:space="preserve"> / </w:t>
             </w:r>
             <w:r>
               <w:rPr>
                 <w:rFonts w:ascii="Consolas" w:hAnsi="Consolas" w:eastAsia="Consolas"/>
-                <w:sz w:val="18"/>
+                <w:sz w:val="17"/>
               </w:rPr>
               <w:t>instance/viewpoints.e2e.db</w:t>
             </w:r>
@@ -2778,18 +2778,18 @@
         </w:tc>
         <w:tc>
           <w:tcPr>
-            <w:tcW w:type="dxa" w:w="1440"/>
-          </w:tcPr>
-          <w:p>
-            <w:r>
-              <w:rPr>
-                <w:sz w:val="18"/>
-              </w:rPr>
-            </w:r>
-            <w:r>
-              <w:rPr>
-                <w:rFonts w:ascii="Yu Gothic" w:hAnsi="Yu Gothic" w:eastAsia="Yu Gothic"/>
-                <w:sz w:val="18"/>
+            <w:tcW w:type="dxa" w:w="1654"/>
+          </w:tcPr>
+          <w:p>
+            <w:r>
+              <w:rPr>
+                <w:sz w:val="17"/>
+              </w:rPr>
+            </w:r>
+            <w:r>
+              <w:rPr>
+                <w:rFonts w:ascii="Yu Gothic" w:hAnsi="Yu Gothic" w:eastAsia="Yu Gothic"/>
+                <w:sz w:val="17"/>
               </w:rPr>
               <w:t>不要</w:t>
             </w:r>
@@ -2797,18 +2797,18 @@
         </w:tc>
         <w:tc>
           <w:tcPr>
-            <w:tcW w:type="dxa" w:w="1440"/>
-          </w:tcPr>
-          <w:p>
-            <w:r>
-              <w:rPr>
-                <w:sz w:val="18"/>
-              </w:rPr>
-            </w:r>
-            <w:r>
-              <w:rPr>
-                <w:rFonts w:ascii="Yu Gothic" w:hAnsi="Yu Gothic" w:eastAsia="Yu Gothic"/>
-                <w:sz w:val="18"/>
+            <w:tcW w:type="dxa" w:w="1654"/>
+          </w:tcPr>
+          <w:p>
+            <w:r>
+              <w:rPr>
+                <w:sz w:val="17"/>
+              </w:rPr>
+            </w:r>
+            <w:r>
+              <w:rPr>
+                <w:rFonts w:ascii="Yu Gothic" w:hAnsi="Yu Gothic" w:eastAsia="Yu Gothic"/>
+                <w:sz w:val="17"/>
               </w:rPr>
               <w:t>除外</w:t>
             </w:r>
@@ -2816,18 +2816,18 @@
         </w:tc>
         <w:tc>
           <w:tcPr>
-            <w:tcW w:type="dxa" w:w="1440"/>
-          </w:tcPr>
-          <w:p>
-            <w:r>
-              <w:rPr>
-                <w:sz w:val="18"/>
-              </w:rPr>
-            </w:r>
-            <w:r>
-              <w:rPr>
-                <w:rFonts w:ascii="Yu Gothic" w:hAnsi="Yu Gothic" w:eastAsia="Yu Gothic"/>
-                <w:sz w:val="18"/>
+            <w:tcW w:type="dxa" w:w="1654"/>
+          </w:tcPr>
+          <w:p>
+            <w:r>
+              <w:rPr>
+                <w:sz w:val="17"/>
+              </w:rPr>
+            </w:r>
+            <w:r>
+              <w:rPr>
+                <w:rFonts w:ascii="Yu Gothic" w:hAnsi="Yu Gothic" w:eastAsia="Yu Gothic"/>
+                <w:sz w:val="17"/>
               </w:rPr>
               <w:t>テスト実行時にのみ使用、本番データではない</w:t>
             </w:r>
@@ -2837,18 +2837,18 @@
       <w:tr>
         <w:tc>
           <w:tcPr>
-            <w:tcW w:type="dxa" w:w="1440"/>
-          </w:tcPr>
-          <w:p>
-            <w:r>
-              <w:rPr>
-                <w:sz w:val="18"/>
-              </w:rPr>
-            </w:r>
-            <w:r>
-              <w:rPr>
-                <w:rFonts w:ascii="Yu Gothic" w:hAnsi="Yu Gothic" w:eastAsia="Yu Gothic"/>
-                <w:sz w:val="18"/>
+            <w:tcW w:type="dxa" w:w="1654"/>
+          </w:tcPr>
+          <w:p>
+            <w:r>
+              <w:rPr>
+                <w:sz w:val="17"/>
+              </w:rPr>
+            </w:r>
+            <w:r>
+              <w:rPr>
+                <w:rFonts w:ascii="Yu Gothic" w:hAnsi="Yu Gothic" w:eastAsia="Yu Gothic"/>
+                <w:sz w:val="17"/>
               </w:rPr>
               <w:t>7</w:t>
             </w:r>
@@ -2856,18 +2856,18 @@
         </w:tc>
         <w:tc>
           <w:tcPr>
-            <w:tcW w:type="dxa" w:w="1440"/>
-          </w:tcPr>
-          <w:p>
-            <w:r>
-              <w:rPr>
-                <w:sz w:val="18"/>
-              </w:rPr>
-            </w:r>
-            <w:r>
-              <w:rPr>
-                <w:rFonts w:ascii="Yu Gothic" w:hAnsi="Yu Gothic" w:eastAsia="Yu Gothic"/>
-                <w:sz w:val="18"/>
+            <w:tcW w:type="dxa" w:w="1654"/>
+          </w:tcPr>
+          <w:p>
+            <w:r>
+              <w:rPr>
+                <w:sz w:val="17"/>
+              </w:rPr>
+            </w:r>
+            <w:r>
+              <w:rPr>
+                <w:rFonts w:ascii="Yu Gothic" w:hAnsi="Yu Gothic" w:eastAsia="Yu Gothic"/>
+                <w:sz w:val="17"/>
               </w:rPr>
               <w:t>認証補助ディレクトリ</w:t>
             </w:r>
@@ -2875,18 +2875,18 @@
         </w:tc>
         <w:tc>
           <w:tcPr>
-            <w:tcW w:type="dxa" w:w="1440"/>
-          </w:tcPr>
-          <w:p>
-            <w:r>
-              <w:rPr>
-                <w:sz w:val="18"/>
+            <w:tcW w:type="dxa" w:w="1654"/>
+          </w:tcPr>
+          <w:p>
+            <w:r>
+              <w:rPr>
+                <w:sz w:val="17"/>
               </w:rPr>
             </w:r>
             <w:r>
               <w:rPr>
                 <w:rFonts w:ascii="Consolas" w:hAnsi="Consolas" w:eastAsia="Consolas"/>
-                <w:sz w:val="18"/>
+                <w:sz w:val="17"/>
               </w:rPr>
               <w:t>instance/auth/</w:t>
             </w:r>
@@ -2894,18 +2894,18 @@
         </w:tc>
         <w:tc>
           <w:tcPr>
-            <w:tcW w:type="dxa" w:w="1440"/>
-          </w:tcPr>
-          <w:p>
-            <w:r>
-              <w:rPr>
-                <w:sz w:val="18"/>
-              </w:rPr>
-            </w:r>
-            <w:r>
-              <w:rPr>
-                <w:rFonts w:ascii="Yu Gothic" w:hAnsi="Yu Gothic" w:eastAsia="Yu Gothic"/>
-                <w:sz w:val="18"/>
+            <w:tcW w:type="dxa" w:w="1654"/>
+          </w:tcPr>
+          <w:p>
+            <w:r>
+              <w:rPr>
+                <w:sz w:val="17"/>
+              </w:rPr>
+            </w:r>
+            <w:r>
+              <w:rPr>
+                <w:rFonts w:ascii="Yu Gothic" w:hAnsi="Yu Gothic" w:eastAsia="Yu Gothic"/>
+                <w:sz w:val="17"/>
               </w:rPr>
               <w:t>要検討</w:t>
             </w:r>
@@ -2913,18 +2913,18 @@
         </w:tc>
         <w:tc>
           <w:tcPr>
-            <w:tcW w:type="dxa" w:w="1440"/>
-          </w:tcPr>
-          <w:p>
-            <w:r>
-              <w:rPr>
-                <w:sz w:val="18"/>
-              </w:rPr>
-            </w:r>
-            <w:r>
-              <w:rPr>
-                <w:rFonts w:ascii="Yu Gothic" w:hAnsi="Yu Gothic" w:eastAsia="Yu Gothic"/>
-                <w:sz w:val="18"/>
+            <w:tcW w:type="dxa" w:w="1654"/>
+          </w:tcPr>
+          <w:p>
+            <w:r>
+              <w:rPr>
+                <w:sz w:val="17"/>
+              </w:rPr>
+            </w:r>
+            <w:r>
+              <w:rPr>
+                <w:rFonts w:ascii="Yu Gothic" w:hAnsi="Yu Gothic" w:eastAsia="Yu Gothic"/>
+                <w:sz w:val="17"/>
               </w:rPr>
               <w:t>ディレクトリごとコピー</w:t>
             </w:r>
@@ -2932,18 +2932,18 @@
         </w:tc>
         <w:tc>
           <w:tcPr>
-            <w:tcW w:type="dxa" w:w="1440"/>
-          </w:tcPr>
-          <w:p>
-            <w:r>
-              <w:rPr>
-                <w:sz w:val="18"/>
-              </w:rPr>
-            </w:r>
-            <w:r>
-              <w:rPr>
-                <w:rFonts w:ascii="Yu Gothic" w:hAnsi="Yu Gothic" w:eastAsia="Yu Gothic"/>
-                <w:sz w:val="18"/>
+            <w:tcW w:type="dxa" w:w="1654"/>
+          </w:tcPr>
+          <w:p>
+            <w:r>
+              <w:rPr>
+                <w:sz w:val="17"/>
+              </w:rPr>
+            </w:r>
+            <w:r>
+              <w:rPr>
+                <w:rFonts w:ascii="Yu Gothic" w:hAnsi="Yu Gothic" w:eastAsia="Yu Gothic"/>
+                <w:sz w:val="17"/>
               </w:rPr>
               <w:t>用途の詳細は本書時点で未確認。除外せず丸ごと運ぶことを推奨</w:t>
             </w:r>
@@ -2953,18 +2953,18 @@
       <w:tr>
         <w:tc>
           <w:tcPr>
-            <w:tcW w:type="dxa" w:w="1440"/>
-          </w:tcPr>
-          <w:p>
-            <w:r>
-              <w:rPr>
-                <w:sz w:val="18"/>
-              </w:rPr>
-            </w:r>
-            <w:r>
-              <w:rPr>
-                <w:rFonts w:ascii="Yu Gothic" w:hAnsi="Yu Gothic" w:eastAsia="Yu Gothic"/>
-                <w:sz w:val="18"/>
+            <w:tcW w:type="dxa" w:w="1654"/>
+          </w:tcPr>
+          <w:p>
+            <w:r>
+              <w:rPr>
+                <w:sz w:val="17"/>
+              </w:rPr>
+            </w:r>
+            <w:r>
+              <w:rPr>
+                <w:rFonts w:ascii="Yu Gothic" w:hAnsi="Yu Gothic" w:eastAsia="Yu Gothic"/>
+                <w:sz w:val="17"/>
               </w:rPr>
               <w:t>8</w:t>
             </w:r>
@@ -2972,18 +2972,18 @@
         </w:tc>
         <w:tc>
           <w:tcPr>
-            <w:tcW w:type="dxa" w:w="1440"/>
-          </w:tcPr>
-          <w:p>
-            <w:r>
-              <w:rPr>
-                <w:sz w:val="18"/>
-              </w:rPr>
-            </w:r>
-            <w:r>
-              <w:rPr>
-                <w:rFonts w:ascii="Yu Gothic" w:hAnsi="Yu Gothic" w:eastAsia="Yu Gothic"/>
-                <w:sz w:val="18"/>
+            <w:tcW w:type="dxa" w:w="1654"/>
+          </w:tcPr>
+          <w:p>
+            <w:r>
+              <w:rPr>
+                <w:sz w:val="17"/>
+              </w:rPr>
+            </w:r>
+            <w:r>
+              <w:rPr>
+                <w:rFonts w:ascii="Yu Gothic" w:hAnsi="Yu Gothic" w:eastAsia="Yu Gothic"/>
+                <w:sz w:val="17"/>
               </w:rPr>
               <w:t>テナント別設定</w:t>
             </w:r>
@@ -2991,39 +2991,39 @@
         </w:tc>
         <w:tc>
           <w:tcPr>
-            <w:tcW w:type="dxa" w:w="1440"/>
-          </w:tcPr>
-          <w:p>
-            <w:r>
-              <w:rPr>
-                <w:sz w:val="18"/>
+            <w:tcW w:type="dxa" w:w="1654"/>
+          </w:tcPr>
+          <w:p>
+            <w:r>
+              <w:rPr>
+                <w:sz w:val="17"/>
               </w:rPr>
             </w:r>
             <w:r>
               <w:rPr>
                 <w:rFonts w:ascii="Consolas" w:hAnsi="Consolas" w:eastAsia="Consolas"/>
-                <w:sz w:val="18"/>
+                <w:sz w:val="17"/>
               </w:rPr>
               <w:t>instance/tenants/&lt;tenant&gt;/</w:t>
             </w:r>
             <w:r>
               <w:rPr>
                 <w:rFonts w:ascii="Yu Gothic" w:hAnsi="Yu Gothic" w:eastAsia="Yu Gothic"/>
-                <w:sz w:val="18"/>
+                <w:sz w:val="17"/>
               </w:rPr>
               <w:t>（</w:t>
             </w:r>
             <w:r>
               <w:rPr>
                 <w:rFonts w:ascii="Consolas" w:hAnsi="Consolas" w:eastAsia="Consolas"/>
-                <w:sz w:val="18"/>
+                <w:sz w:val="17"/>
               </w:rPr>
               <w:t>retention.json</w:t>
             </w:r>
             <w:r>
               <w:rPr>
                 <w:rFonts w:ascii="Yu Gothic" w:hAnsi="Yu Gothic" w:eastAsia="Yu Gothic"/>
-                <w:sz w:val="18"/>
+                <w:sz w:val="17"/>
               </w:rPr>
               <w:t xml:space="preserve"> 等）</w:t>
             </w:r>
@@ -3031,18 +3031,18 @@
         </w:tc>
         <w:tc>
           <w:tcPr>
-            <w:tcW w:type="dxa" w:w="1440"/>
-          </w:tcPr>
-          <w:p>
-            <w:r>
-              <w:rPr>
-                <w:sz w:val="18"/>
-              </w:rPr>
-            </w:r>
-            <w:r>
-              <w:rPr>
-                <w:rFonts w:ascii="Yu Gothic" w:hAnsi="Yu Gothic" w:eastAsia="Yu Gothic"/>
-                <w:sz w:val="18"/>
+            <w:tcW w:type="dxa" w:w="1654"/>
+          </w:tcPr>
+          <w:p>
+            <w:r>
+              <w:rPr>
+                <w:sz w:val="17"/>
+              </w:rPr>
+            </w:r>
+            <w:r>
+              <w:rPr>
+                <w:rFonts w:ascii="Yu Gothic" w:hAnsi="Yu Gothic" w:eastAsia="Yu Gothic"/>
+                <w:sz w:val="17"/>
               </w:rPr>
               <w:t>要</w:t>
             </w:r>
@@ -3050,18 +3050,18 @@
         </w:tc>
         <w:tc>
           <w:tcPr>
-            <w:tcW w:type="dxa" w:w="1440"/>
-          </w:tcPr>
-          <w:p>
-            <w:r>
-              <w:rPr>
-                <w:sz w:val="18"/>
-              </w:rPr>
-            </w:r>
-            <w:r>
-              <w:rPr>
-                <w:rFonts w:ascii="Yu Gothic" w:hAnsi="Yu Gothic" w:eastAsia="Yu Gothic"/>
-                <w:sz w:val="18"/>
+            <w:tcW w:type="dxa" w:w="1654"/>
+          </w:tcPr>
+          <w:p>
+            <w:r>
+              <w:rPr>
+                <w:sz w:val="17"/>
+              </w:rPr>
+            </w:r>
+            <w:r>
+              <w:rPr>
+                <w:rFonts w:ascii="Yu Gothic" w:hAnsi="Yu Gothic" w:eastAsia="Yu Gothic"/>
+                <w:sz w:val="17"/>
               </w:rPr>
               <w:t>ディレクトリごとコピー</w:t>
             </w:r>
@@ -3069,18 +3069,18 @@
         </w:tc>
         <w:tc>
           <w:tcPr>
-            <w:tcW w:type="dxa" w:w="1440"/>
-          </w:tcPr>
-          <w:p>
-            <w:r>
-              <w:rPr>
-                <w:sz w:val="18"/>
-              </w:rPr>
-            </w:r>
-            <w:r>
-              <w:rPr>
-                <w:rFonts w:ascii="Yu Gothic" w:hAnsi="Yu Gothic" w:eastAsia="Yu Gothic"/>
-                <w:sz w:val="18"/>
+            <w:tcW w:type="dxa" w:w="1654"/>
+          </w:tcPr>
+          <w:p>
+            <w:r>
+              <w:rPr>
+                <w:sz w:val="17"/>
+              </w:rPr>
+            </w:r>
+            <w:r>
+              <w:rPr>
+                <w:rFonts w:ascii="Yu Gothic" w:hAnsi="Yu Gothic" w:eastAsia="Yu Gothic"/>
+                <w:sz w:val="17"/>
               </w:rPr>
               <w:t>テナント別の保持ポリシー等</w:t>
             </w:r>
@@ -3090,18 +3090,18 @@
       <w:tr>
         <w:tc>
           <w:tcPr>
-            <w:tcW w:type="dxa" w:w="1440"/>
-          </w:tcPr>
-          <w:p>
-            <w:r>
-              <w:rPr>
-                <w:sz w:val="18"/>
-              </w:rPr>
-            </w:r>
-            <w:r>
-              <w:rPr>
-                <w:rFonts w:ascii="Yu Gothic" w:hAnsi="Yu Gothic" w:eastAsia="Yu Gothic"/>
-                <w:sz w:val="18"/>
+            <w:tcW w:type="dxa" w:w="1654"/>
+          </w:tcPr>
+          <w:p>
+            <w:r>
+              <w:rPr>
+                <w:sz w:val="17"/>
+              </w:rPr>
+            </w:r>
+            <w:r>
+              <w:rPr>
+                <w:rFonts w:ascii="Yu Gothic" w:hAnsi="Yu Gothic" w:eastAsia="Yu Gothic"/>
+                <w:sz w:val="17"/>
               </w:rPr>
               <w:t>9</w:t>
             </w:r>
@@ -3109,18 +3109,18 @@
         </w:tc>
         <w:tc>
           <w:tcPr>
-            <w:tcW w:type="dxa" w:w="1440"/>
-          </w:tcPr>
-          <w:p>
-            <w:r>
-              <w:rPr>
-                <w:sz w:val="18"/>
-              </w:rPr>
-            </w:r>
-            <w:r>
-              <w:rPr>
-                <w:rFonts w:ascii="Yu Gothic" w:hAnsi="Yu Gothic" w:eastAsia="Yu Gothic"/>
-                <w:sz w:val="18"/>
+            <w:tcW w:type="dxa" w:w="1654"/>
+          </w:tcPr>
+          <w:p>
+            <w:r>
+              <w:rPr>
+                <w:sz w:val="17"/>
+              </w:rPr>
+            </w:r>
+            <w:r>
+              <w:rPr>
+                <w:rFonts w:ascii="Yu Gothic" w:hAnsi="Yu Gothic" w:eastAsia="Yu Gothic"/>
+                <w:sz w:val="17"/>
               </w:rPr>
               <w:t>セッション署名鍵</w:t>
             </w:r>
@@ -3128,25 +3128,25 @@
         </w:tc>
         <w:tc>
           <w:tcPr>
-            <w:tcW w:type="dxa" w:w="1440"/>
-          </w:tcPr>
-          <w:p>
-            <w:r>
-              <w:rPr>
-                <w:sz w:val="18"/>
+            <w:tcW w:type="dxa" w:w="1654"/>
+          </w:tcPr>
+          <w:p>
+            <w:r>
+              <w:rPr>
+                <w:sz w:val="17"/>
               </w:rPr>
             </w:r>
             <w:r>
               <w:rPr>
                 <w:rFonts w:ascii="Consolas" w:hAnsi="Consolas" w:eastAsia="Consolas"/>
-                <w:sz w:val="18"/>
+                <w:sz w:val="17"/>
               </w:rPr>
               <w:t>instance/secret_key</w:t>
             </w:r>
             <w:r>
               <w:rPr>
                 <w:rFonts w:ascii="Yu Gothic" w:hAnsi="Yu Gothic" w:eastAsia="Yu Gothic"/>
-                <w:sz w:val="18"/>
+                <w:sz w:val="17"/>
               </w:rPr>
               <w:t>（0600）</w:t>
             </w:r>
@@ -3154,18 +3154,18 @@
         </w:tc>
         <w:tc>
           <w:tcPr>
-            <w:tcW w:type="dxa" w:w="1440"/>
-          </w:tcPr>
-          <w:p>
-            <w:r>
-              <w:rPr>
-                <w:sz w:val="18"/>
-              </w:rPr>
-            </w:r>
-            <w:r>
-              <w:rPr>
-                <w:rFonts w:ascii="Yu Gothic" w:hAnsi="Yu Gothic" w:eastAsia="Yu Gothic"/>
-                <w:sz w:val="18"/>
+            <w:tcW w:type="dxa" w:w="1654"/>
+          </w:tcPr>
+          <w:p>
+            <w:r>
+              <w:rPr>
+                <w:sz w:val="17"/>
+              </w:rPr>
+            </w:r>
+            <w:r>
+              <w:rPr>
+                <w:rFonts w:ascii="Yu Gothic" w:hAnsi="Yu Gothic" w:eastAsia="Yu Gothic"/>
+                <w:sz w:val="17"/>
               </w:rPr>
               <w:t>要決定</w:t>
             </w:r>
@@ -3173,18 +3173,18 @@
         </w:tc>
         <w:tc>
           <w:tcPr>
-            <w:tcW w:type="dxa" w:w="1440"/>
-          </w:tcPr>
-          <w:p>
-            <w:r>
-              <w:rPr>
-                <w:sz w:val="18"/>
-              </w:rPr>
-            </w:r>
-            <w:r>
-              <w:rPr>
-                <w:rFonts w:ascii="Yu Gothic" w:hAnsi="Yu Gothic" w:eastAsia="Yu Gothic"/>
-                <w:sz w:val="18"/>
+            <w:tcW w:type="dxa" w:w="1654"/>
+          </w:tcPr>
+          <w:p>
+            <w:r>
+              <w:rPr>
+                <w:sz w:val="17"/>
+              </w:rPr>
+            </w:r>
+            <w:r>
+              <w:rPr>
+                <w:rFonts w:ascii="Yu Gothic" w:hAnsi="Yu Gothic" w:eastAsia="Yu Gothic"/>
+                <w:sz w:val="17"/>
               </w:rPr>
               <w:t>引き継ぐ場合は安全な経路で転送、再生成する場合は全ユーザー再ログインが発生</w:t>
             </w:r>
@@ -3192,18 +3192,18 @@
         </w:tc>
         <w:tc>
           <w:tcPr>
-            <w:tcW w:type="dxa" w:w="1440"/>
-          </w:tcPr>
-          <w:p>
-            <w:r>
-              <w:rPr>
-                <w:sz w:val="18"/>
-              </w:rPr>
-            </w:r>
-            <w:r>
-              <w:rPr>
-                <w:rFonts w:ascii="Yu Gothic" w:hAnsi="Yu Gothic" w:eastAsia="Yu Gothic"/>
-                <w:sz w:val="18"/>
+            <w:tcW w:type="dxa" w:w="1654"/>
+          </w:tcPr>
+          <w:p>
+            <w:r>
+              <w:rPr>
+                <w:sz w:val="17"/>
+              </w:rPr>
+            </w:r>
+            <w:r>
+              <w:rPr>
+                <w:rFonts w:ascii="Yu Gothic" w:hAnsi="Yu Gothic" w:eastAsia="Yu Gothic"/>
+                <w:sz w:val="17"/>
               </w:rPr>
               <w:t>実値を平文でバックアップアーカイブ外に置かない</w:t>
             </w:r>
@@ -3213,18 +3213,18 @@
       <w:tr>
         <w:tc>
           <w:tcPr>
-            <w:tcW w:type="dxa" w:w="1440"/>
-          </w:tcPr>
-          <w:p>
-            <w:r>
-              <w:rPr>
-                <w:sz w:val="18"/>
-              </w:rPr>
-            </w:r>
-            <w:r>
-              <w:rPr>
-                <w:rFonts w:ascii="Yu Gothic" w:hAnsi="Yu Gothic" w:eastAsia="Yu Gothic"/>
-                <w:sz w:val="18"/>
+            <w:tcW w:type="dxa" w:w="1654"/>
+          </w:tcPr>
+          <w:p>
+            <w:r>
+              <w:rPr>
+                <w:sz w:val="17"/>
+              </w:rPr>
+            </w:r>
+            <w:r>
+              <w:rPr>
+                <w:rFonts w:ascii="Yu Gothic" w:hAnsi="Yu Gothic" w:eastAsia="Yu Gothic"/>
+                <w:sz w:val="17"/>
               </w:rPr>
               <w:t>10</w:t>
             </w:r>
@@ -3232,18 +3232,18 @@
         </w:tc>
         <w:tc>
           <w:tcPr>
-            <w:tcW w:type="dxa" w:w="1440"/>
-          </w:tcPr>
-          <w:p>
-            <w:r>
-              <w:rPr>
-                <w:sz w:val="18"/>
-              </w:rPr>
-            </w:r>
-            <w:r>
-              <w:rPr>
-                <w:rFonts w:ascii="Yu Gothic" w:hAnsi="Yu Gothic" w:eastAsia="Yu Gothic"/>
-                <w:sz w:val="18"/>
+            <w:tcW w:type="dxa" w:w="1654"/>
+          </w:tcPr>
+          <w:p>
+            <w:r>
+              <w:rPr>
+                <w:sz w:val="17"/>
+              </w:rPr>
+            </w:r>
+            <w:r>
+              <w:rPr>
+                <w:rFonts w:ascii="Yu Gothic" w:hAnsi="Yu Gothic" w:eastAsia="Yu Gothic"/>
+                <w:sz w:val="17"/>
               </w:rPr>
               <w:t>管理監査ログ</w:t>
             </w:r>
@@ -3251,18 +3251,18 @@
         </w:tc>
         <w:tc>
           <w:tcPr>
-            <w:tcW w:type="dxa" w:w="1440"/>
-          </w:tcPr>
-          <w:p>
-            <w:r>
-              <w:rPr>
-                <w:sz w:val="18"/>
+            <w:tcW w:type="dxa" w:w="1654"/>
+          </w:tcPr>
+          <w:p>
+            <w:r>
+              <w:rPr>
+                <w:sz w:val="17"/>
               </w:rPr>
             </w:r>
             <w:r>
               <w:rPr>
                 <w:rFonts w:ascii="Consolas" w:hAnsi="Consolas" w:eastAsia="Consolas"/>
-                <w:sz w:val="18"/>
+                <w:sz w:val="17"/>
               </w:rPr>
               <w:t>instance/admin_audit.jsonl</w:t>
             </w:r>
@@ -3270,18 +3270,18 @@
         </w:tc>
         <w:tc>
           <w:tcPr>
-            <w:tcW w:type="dxa" w:w="1440"/>
-          </w:tcPr>
-          <w:p>
-            <w:r>
-              <w:rPr>
-                <w:sz w:val="18"/>
-              </w:rPr>
-            </w:r>
-            <w:r>
-              <w:rPr>
-                <w:rFonts w:ascii="Yu Gothic" w:hAnsi="Yu Gothic" w:eastAsia="Yu Gothic"/>
-                <w:sz w:val="18"/>
+            <w:tcW w:type="dxa" w:w="1654"/>
+          </w:tcPr>
+          <w:p>
+            <w:r>
+              <w:rPr>
+                <w:sz w:val="17"/>
+              </w:rPr>
+            </w:r>
+            <w:r>
+              <w:rPr>
+                <w:rFonts w:ascii="Yu Gothic" w:hAnsi="Yu Gothic" w:eastAsia="Yu Gothic"/>
+                <w:sz w:val="17"/>
               </w:rPr>
               <w:t>要</w:t>
             </w:r>
@@ -3289,18 +3289,18 @@
         </w:tc>
         <w:tc>
           <w:tcPr>
-            <w:tcW w:type="dxa" w:w="1440"/>
-          </w:tcPr>
-          <w:p>
-            <w:r>
-              <w:rPr>
-                <w:sz w:val="18"/>
-              </w:rPr>
-            </w:r>
-            <w:r>
-              <w:rPr>
-                <w:rFonts w:ascii="Yu Gothic" w:hAnsi="Yu Gothic" w:eastAsia="Yu Gothic"/>
-                <w:sz w:val="18"/>
+            <w:tcW w:type="dxa" w:w="1654"/>
+          </w:tcPr>
+          <w:p>
+            <w:r>
+              <w:rPr>
+                <w:sz w:val="17"/>
+              </w:rPr>
+            </w:r>
+            <w:r>
+              <w:rPr>
+                <w:rFonts w:ascii="Yu Gothic" w:hAnsi="Yu Gothic" w:eastAsia="Yu Gothic"/>
+                <w:sz w:val="17"/>
               </w:rPr>
               <w:t>ファイルコピー（append-only）</w:t>
             </w:r>
@@ -3308,18 +3308,18 @@
         </w:tc>
         <w:tc>
           <w:tcPr>
-            <w:tcW w:type="dxa" w:w="1440"/>
-          </w:tcPr>
-          <w:p>
-            <w:r>
-              <w:rPr>
-                <w:sz w:val="18"/>
-              </w:rPr>
-            </w:r>
-            <w:r>
-              <w:rPr>
-                <w:rFonts w:ascii="Yu Gothic" w:hAnsi="Yu Gothic" w:eastAsia="Yu Gothic"/>
-                <w:sz w:val="18"/>
+            <w:tcW w:type="dxa" w:w="1654"/>
+          </w:tcPr>
+          <w:p>
+            <w:r>
+              <w:rPr>
+                <w:sz w:val="17"/>
+              </w:rPr>
+            </w:r>
+            <w:r>
+              <w:rPr>
+                <w:rFonts w:ascii="Yu Gothic" w:hAnsi="Yu Gothic" w:eastAsia="Yu Gothic"/>
+                <w:sz w:val="17"/>
               </w:rPr>
               <w:t>監査証跡として継続性が必要</w:t>
             </w:r>
@@ -3329,18 +3329,18 @@
       <w:tr>
         <w:tc>
           <w:tcPr>
-            <w:tcW w:type="dxa" w:w="1440"/>
-          </w:tcPr>
-          <w:p>
-            <w:r>
-              <w:rPr>
-                <w:sz w:val="18"/>
-              </w:rPr>
-            </w:r>
-            <w:r>
-              <w:rPr>
-                <w:rFonts w:ascii="Yu Gothic" w:hAnsi="Yu Gothic" w:eastAsia="Yu Gothic"/>
-                <w:sz w:val="18"/>
+            <w:tcW w:type="dxa" w:w="1654"/>
+          </w:tcPr>
+          <w:p>
+            <w:r>
+              <w:rPr>
+                <w:sz w:val="17"/>
+              </w:rPr>
+            </w:r>
+            <w:r>
+              <w:rPr>
+                <w:rFonts w:ascii="Yu Gothic" w:hAnsi="Yu Gothic" w:eastAsia="Yu Gothic"/>
+                <w:sz w:val="17"/>
               </w:rPr>
               <w:t>11</w:t>
             </w:r>
@@ -3348,18 +3348,18 @@
         </w:tc>
         <w:tc>
           <w:tcPr>
-            <w:tcW w:type="dxa" w:w="1440"/>
-          </w:tcPr>
-          <w:p>
-            <w:r>
-              <w:rPr>
-                <w:sz w:val="18"/>
-              </w:rPr>
-            </w:r>
-            <w:r>
-              <w:rPr>
-                <w:rFonts w:ascii="Yu Gothic" w:hAnsi="Yu Gothic" w:eastAsia="Yu Gothic"/>
-                <w:sz w:val="18"/>
+            <w:tcW w:type="dxa" w:w="1654"/>
+          </w:tcPr>
+          <w:p>
+            <w:r>
+              <w:rPr>
+                <w:sz w:val="17"/>
+              </w:rPr>
+            </w:r>
+            <w:r>
+              <w:rPr>
+                <w:rFonts w:ascii="Yu Gothic" w:hAnsi="Yu Gothic" w:eastAsia="Yu Gothic"/>
+                <w:sz w:val="17"/>
               </w:rPr>
               <w:t>テスト設計設定</w:t>
             </w:r>
@@ -3367,18 +3367,18 @@
         </w:tc>
         <w:tc>
           <w:tcPr>
-            <w:tcW w:type="dxa" w:w="1440"/>
-          </w:tcPr>
-          <w:p>
-            <w:r>
-              <w:rPr>
-                <w:sz w:val="18"/>
+            <w:tcW w:type="dxa" w:w="1654"/>
+          </w:tcPr>
+          <w:p>
+            <w:r>
+              <w:rPr>
+                <w:sz w:val="17"/>
               </w:rPr>
             </w:r>
             <w:r>
               <w:rPr>
                 <w:rFonts w:ascii="Consolas" w:hAnsi="Consolas" w:eastAsia="Consolas"/>
-                <w:sz w:val="18"/>
+                <w:sz w:val="17"/>
               </w:rPr>
               <w:t>instance/test_design_settings.json</w:t>
             </w:r>
@@ -3386,18 +3386,18 @@
         </w:tc>
         <w:tc>
           <w:tcPr>
-            <w:tcW w:type="dxa" w:w="1440"/>
-          </w:tcPr>
-          <w:p>
-            <w:r>
-              <w:rPr>
-                <w:sz w:val="18"/>
-              </w:rPr>
-            </w:r>
-            <w:r>
-              <w:rPr>
-                <w:rFonts w:ascii="Yu Gothic" w:hAnsi="Yu Gothic" w:eastAsia="Yu Gothic"/>
-                <w:sz w:val="18"/>
+            <w:tcW w:type="dxa" w:w="1654"/>
+          </w:tcPr>
+          <w:p>
+            <w:r>
+              <w:rPr>
+                <w:sz w:val="17"/>
+              </w:rPr>
+            </w:r>
+            <w:r>
+              <w:rPr>
+                <w:rFonts w:ascii="Yu Gothic" w:hAnsi="Yu Gothic" w:eastAsia="Yu Gothic"/>
+                <w:sz w:val="17"/>
               </w:rPr>
               <w:t>要</w:t>
             </w:r>
@@ -3405,18 +3405,18 @@
         </w:tc>
         <w:tc>
           <w:tcPr>
-            <w:tcW w:type="dxa" w:w="1440"/>
-          </w:tcPr>
-          <w:p>
-            <w:r>
-              <w:rPr>
-                <w:sz w:val="18"/>
-              </w:rPr>
-            </w:r>
-            <w:r>
-              <w:rPr>
-                <w:rFonts w:ascii="Yu Gothic" w:hAnsi="Yu Gothic" w:eastAsia="Yu Gothic"/>
-                <w:sz w:val="18"/>
+            <w:tcW w:type="dxa" w:w="1654"/>
+          </w:tcPr>
+          <w:p>
+            <w:r>
+              <w:rPr>
+                <w:sz w:val="17"/>
+              </w:rPr>
+            </w:r>
+            <w:r>
+              <w:rPr>
+                <w:rFonts w:ascii="Yu Gothic" w:hAnsi="Yu Gothic" w:eastAsia="Yu Gothic"/>
+                <w:sz w:val="17"/>
               </w:rPr>
               <w:t>ファイルコピー</w:t>
             </w:r>
@@ -3424,12 +3424,12 @@
         </w:tc>
         <w:tc>
           <w:tcPr>
-            <w:tcW w:type="dxa" w:w="1440"/>
-          </w:tcPr>
-          <w:p>
-            <w:r>
-              <w:rPr>
-                <w:sz w:val="18"/>
+            <w:tcW w:type="dxa" w:w="1654"/>
+          </w:tcPr>
+          <w:p>
+            <w:r>
+              <w:rPr>
+                <w:sz w:val="17"/>
               </w:rPr>
             </w:r>
           </w:p>
@@ -3438,18 +3438,18 @@
       <w:tr>
         <w:tc>
           <w:tcPr>
-            <w:tcW w:type="dxa" w:w="1440"/>
-          </w:tcPr>
-          <w:p>
-            <w:r>
-              <w:rPr>
-                <w:sz w:val="18"/>
-              </w:rPr>
-            </w:r>
-            <w:r>
-              <w:rPr>
-                <w:rFonts w:ascii="Yu Gothic" w:hAnsi="Yu Gothic" w:eastAsia="Yu Gothic"/>
-                <w:sz w:val="18"/>
+            <w:tcW w:type="dxa" w:w="1654"/>
+          </w:tcPr>
+          <w:p>
+            <w:r>
+              <w:rPr>
+                <w:sz w:val="17"/>
+              </w:rPr>
+            </w:r>
+            <w:r>
+              <w:rPr>
+                <w:rFonts w:ascii="Yu Gothic" w:hAnsi="Yu Gothic" w:eastAsia="Yu Gothic"/>
+                <w:sz w:val="17"/>
               </w:rPr>
               <w:t>12</w:t>
             </w:r>
@@ -3457,18 +3457,18 @@
         </w:tc>
         <w:tc>
           <w:tcPr>
-            <w:tcW w:type="dxa" w:w="1440"/>
-          </w:tcPr>
-          <w:p>
-            <w:r>
-              <w:rPr>
-                <w:sz w:val="18"/>
-              </w:rPr>
-            </w:r>
-            <w:r>
-              <w:rPr>
-                <w:rFonts w:ascii="Yu Gothic" w:hAnsi="Yu Gothic" w:eastAsia="Yu Gothic"/>
-                <w:sz w:val="18"/>
+            <w:tcW w:type="dxa" w:w="1654"/>
+          </w:tcPr>
+          <w:p>
+            <w:r>
+              <w:rPr>
+                <w:sz w:val="17"/>
+              </w:rPr>
+            </w:r>
+            <w:r>
+              <w:rPr>
+                <w:rFonts w:ascii="Yu Gothic" w:hAnsi="Yu Gothic" w:eastAsia="Yu Gothic"/>
+                <w:sz w:val="17"/>
               </w:rPr>
               <w:t>グローバル保持ポリシー</w:t>
             </w:r>
@@ -3476,18 +3476,18 @@
         </w:tc>
         <w:tc>
           <w:tcPr>
-            <w:tcW w:type="dxa" w:w="1440"/>
-          </w:tcPr>
-          <w:p>
-            <w:r>
-              <w:rPr>
-                <w:sz w:val="18"/>
+            <w:tcW w:type="dxa" w:w="1654"/>
+          </w:tcPr>
+          <w:p>
+            <w:r>
+              <w:rPr>
+                <w:sz w:val="17"/>
               </w:rPr>
             </w:r>
             <w:r>
               <w:rPr>
                 <w:rFonts w:ascii="Consolas" w:hAnsi="Consolas" w:eastAsia="Consolas"/>
-                <w:sz w:val="18"/>
+                <w:sz w:val="17"/>
               </w:rPr>
               <w:t>instance/retention.json</w:t>
             </w:r>
@@ -3495,18 +3495,18 @@
         </w:tc>
         <w:tc>
           <w:tcPr>
-            <w:tcW w:type="dxa" w:w="1440"/>
-          </w:tcPr>
-          <w:p>
-            <w:r>
-              <w:rPr>
-                <w:sz w:val="18"/>
-              </w:rPr>
-            </w:r>
-            <w:r>
-              <w:rPr>
-                <w:rFonts w:ascii="Yu Gothic" w:hAnsi="Yu Gothic" w:eastAsia="Yu Gothic"/>
-                <w:sz w:val="18"/>
+            <w:tcW w:type="dxa" w:w="1654"/>
+          </w:tcPr>
+          <w:p>
+            <w:r>
+              <w:rPr>
+                <w:sz w:val="17"/>
+              </w:rPr>
+            </w:r>
+            <w:r>
+              <w:rPr>
+                <w:rFonts w:ascii="Yu Gothic" w:hAnsi="Yu Gothic" w:eastAsia="Yu Gothic"/>
+                <w:sz w:val="17"/>
               </w:rPr>
               <w:t>要（存在する場合）</w:t>
             </w:r>
@@ -3514,18 +3514,18 @@
         </w:tc>
         <w:tc>
           <w:tcPr>
-            <w:tcW w:type="dxa" w:w="1440"/>
-          </w:tcPr>
-          <w:p>
-            <w:r>
-              <w:rPr>
-                <w:sz w:val="18"/>
-              </w:rPr>
-            </w:r>
-            <w:r>
-              <w:rPr>
-                <w:rFonts w:ascii="Yu Gothic" w:hAnsi="Yu Gothic" w:eastAsia="Yu Gothic"/>
-                <w:sz w:val="18"/>
+            <w:tcW w:type="dxa" w:w="1654"/>
+          </w:tcPr>
+          <w:p>
+            <w:r>
+              <w:rPr>
+                <w:sz w:val="17"/>
+              </w:rPr>
+            </w:r>
+            <w:r>
+              <w:rPr>
+                <w:rFonts w:ascii="Yu Gothic" w:hAnsi="Yu Gothic" w:eastAsia="Yu Gothic"/>
+                <w:sz w:val="17"/>
               </w:rPr>
               <w:t>ファイルコピー</w:t>
             </w:r>
@@ -3533,46 +3533,46 @@
         </w:tc>
         <w:tc>
           <w:tcPr>
-            <w:tcW w:type="dxa" w:w="1440"/>
-          </w:tcPr>
-          <w:p>
-            <w:r>
-              <w:rPr>
-                <w:sz w:val="18"/>
-              </w:rPr>
-            </w:r>
-            <w:r>
-              <w:rPr>
-                <w:rFonts w:ascii="Yu Gothic" w:hAnsi="Yu Gothic" w:eastAsia="Yu Gothic"/>
-                <w:sz w:val="18"/>
+            <w:tcW w:type="dxa" w:w="1654"/>
+          </w:tcPr>
+          <w:p>
+            <w:r>
+              <w:rPr>
+                <w:sz w:val="17"/>
+              </w:rPr>
+            </w:r>
+            <w:r>
+              <w:rPr>
+                <w:rFonts w:ascii="Yu Gothic" w:hAnsi="Yu Gothic" w:eastAsia="Yu Gothic"/>
+                <w:sz w:val="17"/>
               </w:rPr>
               <w:t>無い場合は既定の</w:t>
             </w:r>
             <w:r>
               <w:rPr>
                 <w:rFonts w:ascii="Consolas" w:hAnsi="Consolas" w:eastAsia="Consolas"/>
-                <w:sz w:val="18"/>
+                <w:sz w:val="17"/>
               </w:rPr>
               <w:t>unlimited</w:t>
             </w:r>
             <w:r>
               <w:rPr>
                 <w:rFonts w:ascii="Yu Gothic" w:hAnsi="Yu Gothic" w:eastAsia="Yu Gothic"/>
-                <w:sz w:val="18"/>
+                <w:sz w:val="17"/>
               </w:rPr>
               <w:t>にフォールバックする仕様（</w:t>
             </w:r>
             <w:r>
               <w:rPr>
                 <w:rFonts w:ascii="Consolas" w:hAnsi="Consolas" w:eastAsia="Consolas"/>
-                <w:sz w:val="18"/>
+                <w:sz w:val="17"/>
               </w:rPr>
               <w:t>load_retention_policy</w:t>
             </w:r>
             <w:r>
               <w:rPr>
                 <w:rFonts w:ascii="Yu Gothic" w:hAnsi="Yu Gothic" w:eastAsia="Yu Gothic"/>
-                <w:sz w:val="18"/>
+                <w:sz w:val="17"/>
               </w:rPr>
               <w:t>）</w:t>
             </w:r>
@@ -3582,18 +3582,18 @@
       <w:tr>
         <w:tc>
           <w:tcPr>
-            <w:tcW w:type="dxa" w:w="1440"/>
-          </w:tcPr>
-          <w:p>
-            <w:r>
-              <w:rPr>
-                <w:sz w:val="18"/>
-              </w:rPr>
-            </w:r>
-            <w:r>
-              <w:rPr>
-                <w:rFonts w:ascii="Yu Gothic" w:hAnsi="Yu Gothic" w:eastAsia="Yu Gothic"/>
-                <w:sz w:val="18"/>
+            <w:tcW w:type="dxa" w:w="1654"/>
+          </w:tcPr>
+          <w:p>
+            <w:r>
+              <w:rPr>
+                <w:sz w:val="17"/>
+              </w:rPr>
+            </w:r>
+            <w:r>
+              <w:rPr>
+                <w:rFonts w:ascii="Yu Gothic" w:hAnsi="Yu Gothic" w:eastAsia="Yu Gothic"/>
+                <w:sz w:val="17"/>
               </w:rPr>
               <w:t>13</w:t>
             </w:r>
@@ -3601,18 +3601,18 @@
         </w:tc>
         <w:tc>
           <w:tcPr>
-            <w:tcW w:type="dxa" w:w="1440"/>
-          </w:tcPr>
-          <w:p>
-            <w:r>
-              <w:rPr>
-                <w:sz w:val="18"/>
-              </w:rPr>
-            </w:r>
-            <w:r>
-              <w:rPr>
-                <w:rFonts w:ascii="Yu Gothic" w:hAnsi="Yu Gothic" w:eastAsia="Yu Gothic"/>
-                <w:sz w:val="18"/>
+            <w:tcW w:type="dxa" w:w="1654"/>
+          </w:tcPr>
+          <w:p>
+            <w:r>
+              <w:rPr>
+                <w:sz w:val="17"/>
+              </w:rPr>
+            </w:r>
+            <w:r>
+              <w:rPr>
+                <w:rFonts w:ascii="Yu Gothic" w:hAnsi="Yu Gothic" w:eastAsia="Yu Gothic"/>
+                <w:sz w:val="17"/>
               </w:rPr>
               <w:t>クロール成果物</w:t>
             </w:r>
@@ -3620,25 +3620,25 @@
         </w:tc>
         <w:tc>
           <w:tcPr>
-            <w:tcW w:type="dxa" w:w="1440"/>
-          </w:tcPr>
-          <w:p>
-            <w:r>
-              <w:rPr>
-                <w:sz w:val="18"/>
+            <w:tcW w:type="dxa" w:w="1654"/>
+          </w:tcPr>
+          <w:p>
+            <w:r>
+              <w:rPr>
+                <w:sz w:val="17"/>
               </w:rPr>
             </w:r>
             <w:r>
               <w:rPr>
                 <w:rFonts w:ascii="Consolas" w:hAnsi="Consolas" w:eastAsia="Consolas"/>
-                <w:sz w:val="18"/>
+                <w:sz w:val="17"/>
               </w:rPr>
               <w:t>output/{domain}/</w:t>
             </w:r>
             <w:r>
               <w:rPr>
                 <w:rFonts w:ascii="Yu Gothic" w:hAnsi="Yu Gothic" w:eastAsia="Yu Gothic"/>
-                <w:sz w:val="18"/>
+                <w:sz w:val="17"/>
               </w:rPr>
               <w:t>（screens.md/forms.md/report.html/spec.xlsx/snapshots/screenshots等）</w:t>
             </w:r>
@@ -3646,18 +3646,18 @@
         </w:tc>
         <w:tc>
           <w:tcPr>
-            <w:tcW w:type="dxa" w:w="1440"/>
-          </w:tcPr>
-          <w:p>
-            <w:r>
-              <w:rPr>
-                <w:sz w:val="18"/>
-              </w:rPr>
-            </w:r>
-            <w:r>
-              <w:rPr>
-                <w:rFonts w:ascii="Yu Gothic" w:hAnsi="Yu Gothic" w:eastAsia="Yu Gothic"/>
-                <w:sz w:val="18"/>
+            <w:tcW w:type="dxa" w:w="1654"/>
+          </w:tcPr>
+          <w:p>
+            <w:r>
+              <w:rPr>
+                <w:sz w:val="17"/>
+              </w:rPr>
+            </w:r>
+            <w:r>
+              <w:rPr>
+                <w:rFonts w:ascii="Yu Gothic" w:hAnsi="Yu Gothic" w:eastAsia="Yu Gothic"/>
+                <w:sz w:val="17"/>
               </w:rPr>
               <w:t>要</w:t>
             </w:r>
@@ -3665,32 +3665,32 @@
         </w:tc>
         <w:tc>
           <w:tcPr>
-            <w:tcW w:type="dxa" w:w="1440"/>
-          </w:tcPr>
-          <w:p>
-            <w:r>
-              <w:rPr>
-                <w:sz w:val="18"/>
-              </w:rPr>
-            </w:r>
-            <w:r>
-              <w:rPr>
-                <w:rFonts w:ascii="Yu Gothic" w:hAnsi="Yu Gothic" w:eastAsia="Yu Gothic"/>
-                <w:sz w:val="18"/>
+            <w:tcW w:type="dxa" w:w="1654"/>
+          </w:tcPr>
+          <w:p>
+            <w:r>
+              <w:rPr>
+                <w:sz w:val="17"/>
+              </w:rPr>
+            </w:r>
+            <w:r>
+              <w:rPr>
+                <w:rFonts w:ascii="Yu Gothic" w:hAnsi="Yu Gothic" w:eastAsia="Yu Gothic"/>
+                <w:sz w:val="17"/>
               </w:rPr>
               <w:t>ドメイン単位でディレクトリごとコピー（</w:t>
             </w:r>
             <w:r>
               <w:rPr>
                 <w:rFonts w:ascii="Consolas" w:hAnsi="Consolas" w:eastAsia="Consolas"/>
-                <w:sz w:val="18"/>
+                <w:sz w:val="17"/>
               </w:rPr>
               <w:t>rsync -av</w:t>
             </w:r>
             <w:r>
               <w:rPr>
                 <w:rFonts w:ascii="Yu Gothic" w:hAnsi="Yu Gothic" w:eastAsia="Yu Gothic"/>
-                <w:sz w:val="18"/>
+                <w:sz w:val="17"/>
               </w:rPr>
               <w:t>推奨）</w:t>
             </w:r>
@@ -3698,18 +3698,18 @@
         </w:tc>
         <w:tc>
           <w:tcPr>
-            <w:tcW w:type="dxa" w:w="1440"/>
-          </w:tcPr>
-          <w:p>
-            <w:r>
-              <w:rPr>
-                <w:sz w:val="18"/>
-              </w:rPr>
-            </w:r>
-            <w:r>
-              <w:rPr>
-                <w:rFonts w:ascii="Yu Gothic" w:hAnsi="Yu Gothic" w:eastAsia="Yu Gothic"/>
-                <w:sz w:val="18"/>
+            <w:tcW w:type="dxa" w:w="1654"/>
+          </w:tcPr>
+          <w:p>
+            <w:r>
+              <w:rPr>
+                <w:sz w:val="17"/>
+              </w:rPr>
+            </w:r>
+            <w:r>
+              <w:rPr>
+                <w:rFonts w:ascii="Yu Gothic" w:hAnsi="Yu Gothic" w:eastAsia="Yu Gothic"/>
+                <w:sz w:val="17"/>
               </w:rPr>
               <w:t>保持ポリシーGCの単位でもある</w:t>
             </w:r>
@@ -3719,18 +3719,18 @@
       <w:tr>
         <w:tc>
           <w:tcPr>
-            <w:tcW w:type="dxa" w:w="1440"/>
-          </w:tcPr>
-          <w:p>
-            <w:r>
-              <w:rPr>
-                <w:sz w:val="18"/>
-              </w:rPr>
-            </w:r>
-            <w:r>
-              <w:rPr>
-                <w:rFonts w:ascii="Yu Gothic" w:hAnsi="Yu Gothic" w:eastAsia="Yu Gothic"/>
-                <w:sz w:val="18"/>
+            <w:tcW w:type="dxa" w:w="1654"/>
+          </w:tcPr>
+          <w:p>
+            <w:r>
+              <w:rPr>
+                <w:sz w:val="17"/>
+              </w:rPr>
+            </w:r>
+            <w:r>
+              <w:rPr>
+                <w:rFonts w:ascii="Yu Gothic" w:hAnsi="Yu Gothic" w:eastAsia="Yu Gothic"/>
+                <w:sz w:val="17"/>
               </w:rPr>
               <w:t>14</w:t>
             </w:r>
@@ -3738,18 +3738,18 @@
         </w:tc>
         <w:tc>
           <w:tcPr>
-            <w:tcW w:type="dxa" w:w="1440"/>
-          </w:tcPr>
-          <w:p>
-            <w:r>
-              <w:rPr>
-                <w:sz w:val="18"/>
-              </w:rPr>
-            </w:r>
-            <w:r>
-              <w:rPr>
-                <w:rFonts w:ascii="Yu Gothic" w:hAnsi="Yu Gothic" w:eastAsia="Yu Gothic"/>
-                <w:sz w:val="18"/>
+            <w:tcW w:type="dxa" w:w="1654"/>
+          </w:tcPr>
+          <w:p>
+            <w:r>
+              <w:rPr>
+                <w:sz w:val="17"/>
+              </w:rPr>
+            </w:r>
+            <w:r>
+              <w:rPr>
+                <w:rFonts w:ascii="Yu Gothic" w:hAnsi="Yu Gothic" w:eastAsia="Yu Gothic"/>
+                <w:sz w:val="17"/>
               </w:rPr>
               <w:t>AutoRunのnpm環境</w:t>
             </w:r>
@@ -3757,18 +3757,18 @@
         </w:tc>
         <w:tc>
           <w:tcPr>
-            <w:tcW w:type="dxa" w:w="1440"/>
-          </w:tcPr>
-          <w:p>
-            <w:r>
-              <w:rPr>
-                <w:sz w:val="18"/>
+            <w:tcW w:type="dxa" w:w="1654"/>
+          </w:tcPr>
+          <w:p>
+            <w:r>
+              <w:rPr>
+                <w:sz w:val="17"/>
               </w:rPr>
             </w:r>
             <w:r>
               <w:rPr>
                 <w:rFonts w:ascii="Consolas" w:hAnsi="Consolas" w:eastAsia="Consolas"/>
-                <w:sz w:val="18"/>
+                <w:sz w:val="17"/>
               </w:rPr>
               <w:t>output/.playwright_env/</w:t>
             </w:r>
@@ -3776,18 +3776,18 @@
         </w:tc>
         <w:tc>
           <w:tcPr>
-            <w:tcW w:type="dxa" w:w="1440"/>
-          </w:tcPr>
-          <w:p>
-            <w:r>
-              <w:rPr>
-                <w:sz w:val="18"/>
-              </w:rPr>
-            </w:r>
-            <w:r>
-              <w:rPr>
-                <w:rFonts w:ascii="Yu Gothic" w:hAnsi="Yu Gothic" w:eastAsia="Yu Gothic"/>
-                <w:sz w:val="18"/>
+            <w:tcW w:type="dxa" w:w="1654"/>
+          </w:tcPr>
+          <w:p>
+            <w:r>
+              <w:rPr>
+                <w:sz w:val="17"/>
+              </w:rPr>
+            </w:r>
+            <w:r>
+              <w:rPr>
+                <w:rFonts w:ascii="Yu Gothic" w:hAnsi="Yu Gothic" w:eastAsia="Yu Gothic"/>
+                <w:sz w:val="17"/>
               </w:rPr>
               <w:t>不要</w:t>
             </w:r>
@@ -3795,18 +3795,18 @@
         </w:tc>
         <w:tc>
           <w:tcPr>
-            <w:tcW w:type="dxa" w:w="1440"/>
-          </w:tcPr>
-          <w:p>
-            <w:r>
-              <w:rPr>
-                <w:sz w:val="18"/>
-              </w:rPr>
-            </w:r>
-            <w:r>
-              <w:rPr>
-                <w:rFonts w:ascii="Yu Gothic" w:hAnsi="Yu Gothic" w:eastAsia="Yu Gothic"/>
-                <w:sz w:val="18"/>
+            <w:tcW w:type="dxa" w:w="1654"/>
+          </w:tcPr>
+          <w:p>
+            <w:r>
+              <w:rPr>
+                <w:sz w:val="17"/>
+              </w:rPr>
+            </w:r>
+            <w:r>
+              <w:rPr>
+                <w:rFonts w:ascii="Yu Gothic" w:hAnsi="Yu Gothic" w:eastAsia="Yu Gothic"/>
+                <w:sz w:val="17"/>
               </w:rPr>
               <w:t>移行先で初回AutoRun実行時に再生成</w:t>
             </w:r>
@@ -3814,18 +3814,18 @@
         </w:tc>
         <w:tc>
           <w:tcPr>
-            <w:tcW w:type="dxa" w:w="1440"/>
-          </w:tcPr>
-          <w:p>
-            <w:r>
-              <w:rPr>
-                <w:sz w:val="18"/>
-              </w:rPr>
-            </w:r>
-            <w:r>
-              <w:rPr>
-                <w:rFonts w:ascii="Yu Gothic" w:hAnsi="Yu Gothic" w:eastAsia="Yu Gothic"/>
-                <w:sz w:val="18"/>
+            <w:tcW w:type="dxa" w:w="1654"/>
+          </w:tcPr>
+          <w:p>
+            <w:r>
+              <w:rPr>
+                <w:sz w:val="17"/>
+              </w:rPr>
+            </w:r>
+            <w:r>
+              <w:rPr>
+                <w:rFonts w:ascii="Yu Gothic" w:hAnsi="Yu Gothic" w:eastAsia="Yu Gothic"/>
+                <w:sz w:val="17"/>
               </w:rPr>
               <w:t>キャッシュであり移行時間短縮のため除外を推奨</w:t>
             </w:r>
@@ -3835,18 +3835,18 @@
       <w:tr>
         <w:tc>
           <w:tcPr>
-            <w:tcW w:type="dxa" w:w="1440"/>
-          </w:tcPr>
-          <w:p>
-            <w:r>
-              <w:rPr>
-                <w:sz w:val="18"/>
-              </w:rPr>
-            </w:r>
-            <w:r>
-              <w:rPr>
-                <w:rFonts w:ascii="Yu Gothic" w:hAnsi="Yu Gothic" w:eastAsia="Yu Gothic"/>
-                <w:sz w:val="18"/>
+            <w:tcW w:type="dxa" w:w="1654"/>
+          </w:tcPr>
+          <w:p>
+            <w:r>
+              <w:rPr>
+                <w:sz w:val="17"/>
+              </w:rPr>
+            </w:r>
+            <w:r>
+              <w:rPr>
+                <w:rFonts w:ascii="Yu Gothic" w:hAnsi="Yu Gothic" w:eastAsia="Yu Gothic"/>
+                <w:sz w:val="17"/>
               </w:rPr>
               <w:t>15</w:t>
             </w:r>
@@ -3854,18 +3854,18 @@
         </w:tc>
         <w:tc>
           <w:tcPr>
-            <w:tcW w:type="dxa" w:w="1440"/>
-          </w:tcPr>
-          <w:p>
-            <w:r>
-              <w:rPr>
-                <w:sz w:val="18"/>
-              </w:rPr>
-            </w:r>
-            <w:r>
-              <w:rPr>
-                <w:rFonts w:ascii="Yu Gothic" w:hAnsi="Yu Gothic" w:eastAsia="Yu Gothic"/>
-                <w:sz w:val="18"/>
+            <w:tcW w:type="dxa" w:w="1654"/>
+          </w:tcPr>
+          <w:p>
+            <w:r>
+              <w:rPr>
+                <w:sz w:val="17"/>
+              </w:rPr>
+            </w:r>
+            <w:r>
+              <w:rPr>
+                <w:rFonts w:ascii="Yu Gothic" w:hAnsi="Yu Gothic" w:eastAsia="Yu Gothic"/>
+                <w:sz w:val="17"/>
               </w:rPr>
               <w:t>利用実績ログ</w:t>
             </w:r>
@@ -3873,32 +3873,32 @@
         </w:tc>
         <w:tc>
           <w:tcPr>
-            <w:tcW w:type="dxa" w:w="1440"/>
-          </w:tcPr>
-          <w:p>
-            <w:r>
-              <w:rPr>
-                <w:sz w:val="18"/>
+            <w:tcW w:type="dxa" w:w="1654"/>
+          </w:tcPr>
+          <w:p>
+            <w:r>
+              <w:rPr>
+                <w:sz w:val="17"/>
               </w:rPr>
             </w:r>
             <w:r>
               <w:rPr>
                 <w:rFonts w:ascii="Consolas" w:hAnsi="Consolas" w:eastAsia="Consolas"/>
-                <w:sz w:val="18"/>
+                <w:sz w:val="17"/>
               </w:rPr>
               <w:t>output/llm_activity.jsonl</w:t>
             </w:r>
             <w:r>
               <w:rPr>
                 <w:rFonts w:ascii="Yu Gothic" w:hAnsi="Yu Gothic" w:eastAsia="Yu Gothic"/>
-                <w:sz w:val="18"/>
+                <w:sz w:val="17"/>
               </w:rPr>
               <w:t xml:space="preserve"> / </w:t>
             </w:r>
             <w:r>
               <w:rPr>
                 <w:rFonts w:ascii="Consolas" w:hAnsi="Consolas" w:eastAsia="Consolas"/>
-                <w:sz w:val="18"/>
+                <w:sz w:val="17"/>
               </w:rPr>
               <w:t>output/usage_log.jsonl</w:t>
             </w:r>
@@ -3906,18 +3906,18 @@
         </w:tc>
         <w:tc>
           <w:tcPr>
-            <w:tcW w:type="dxa" w:w="1440"/>
-          </w:tcPr>
-          <w:p>
-            <w:r>
-              <w:rPr>
-                <w:sz w:val="18"/>
-              </w:rPr>
-            </w:r>
-            <w:r>
-              <w:rPr>
-                <w:rFonts w:ascii="Yu Gothic" w:hAnsi="Yu Gothic" w:eastAsia="Yu Gothic"/>
-                <w:sz w:val="18"/>
+            <w:tcW w:type="dxa" w:w="1654"/>
+          </w:tcPr>
+          <w:p>
+            <w:r>
+              <w:rPr>
+                <w:sz w:val="17"/>
+              </w:rPr>
+            </w:r>
+            <w:r>
+              <w:rPr>
+                <w:rFonts w:ascii="Yu Gothic" w:hAnsi="Yu Gothic" w:eastAsia="Yu Gothic"/>
+                <w:sz w:val="17"/>
               </w:rPr>
               <w:t>任意</w:t>
             </w:r>
@@ -3925,18 +3925,18 @@
         </w:tc>
         <w:tc>
           <w:tcPr>
-            <w:tcW w:type="dxa" w:w="1440"/>
-          </w:tcPr>
-          <w:p>
-            <w:r>
-              <w:rPr>
-                <w:sz w:val="18"/>
-              </w:rPr>
-            </w:r>
-            <w:r>
-              <w:rPr>
-                <w:rFonts w:ascii="Yu Gothic" w:hAnsi="Yu Gothic" w:eastAsia="Yu Gothic"/>
-                <w:sz w:val="18"/>
+            <w:tcW w:type="dxa" w:w="1654"/>
+          </w:tcPr>
+          <w:p>
+            <w:r>
+              <w:rPr>
+                <w:sz w:val="17"/>
+              </w:rPr>
+            </w:r>
+            <w:r>
+              <w:rPr>
+                <w:rFonts w:ascii="Yu Gothic" w:hAnsi="Yu Gothic" w:eastAsia="Yu Gothic"/>
+                <w:sz w:val="17"/>
               </w:rPr>
               <w:t>監査・分析要件があれば移行</w:t>
             </w:r>
@@ -3944,32 +3944,32 @@
         </w:tc>
         <w:tc>
           <w:tcPr>
-            <w:tcW w:type="dxa" w:w="1440"/>
-          </w:tcPr>
-          <w:p>
-            <w:r>
-              <w:rPr>
-                <w:sz w:val="18"/>
-              </w:rPr>
-            </w:r>
-            <w:r>
-              <w:rPr>
-                <w:rFonts w:ascii="Yu Gothic" w:hAnsi="Yu Gothic" w:eastAsia="Yu Gothic"/>
-                <w:sz w:val="18"/>
+            <w:tcW w:type="dxa" w:w="1654"/>
+          </w:tcPr>
+          <w:p>
+            <w:r>
+              <w:rPr>
+                <w:sz w:val="17"/>
+              </w:rPr>
+            </w:r>
+            <w:r>
+              <w:rPr>
+                <w:rFonts w:ascii="Yu Gothic" w:hAnsi="Yu Gothic" w:eastAsia="Yu Gothic"/>
+                <w:sz w:val="17"/>
               </w:rPr>
               <w:t>ROIダッシュボード(</w:t>
             </w:r>
             <w:r>
               <w:rPr>
                 <w:rFonts w:ascii="Consolas" w:hAnsi="Consolas" w:eastAsia="Consolas"/>
-                <w:sz w:val="18"/>
+                <w:sz w:val="17"/>
               </w:rPr>
               <w:t>/usage</w:t>
             </w:r>
             <w:r>
               <w:rPr>
                 <w:rFonts w:ascii="Yu Gothic" w:hAnsi="Yu Gothic" w:eastAsia="Yu Gothic"/>
-                <w:sz w:val="18"/>
+                <w:sz w:val="17"/>
               </w:rPr>
               <w:t>)の入力</w:t>
             </w:r>
@@ -3979,18 +3979,18 @@
       <w:tr>
         <w:tc>
           <w:tcPr>
-            <w:tcW w:type="dxa" w:w="1440"/>
-          </w:tcPr>
-          <w:p>
-            <w:r>
-              <w:rPr>
-                <w:sz w:val="18"/>
-              </w:rPr>
-            </w:r>
-            <w:r>
-              <w:rPr>
-                <w:rFonts w:ascii="Yu Gothic" w:hAnsi="Yu Gothic" w:eastAsia="Yu Gothic"/>
-                <w:sz w:val="18"/>
+            <w:tcW w:type="dxa" w:w="1654"/>
+          </w:tcPr>
+          <w:p>
+            <w:r>
+              <w:rPr>
+                <w:sz w:val="17"/>
+              </w:rPr>
+            </w:r>
+            <w:r>
+              <w:rPr>
+                <w:rFonts w:ascii="Yu Gothic" w:hAnsi="Yu Gothic" w:eastAsia="Yu Gothic"/>
+                <w:sz w:val="17"/>
               </w:rPr>
               <w:t>16</w:t>
             </w:r>
@@ -3998,18 +3998,18 @@
         </w:tc>
         <w:tc>
           <w:tcPr>
-            <w:tcW w:type="dxa" w:w="1440"/>
-          </w:tcPr>
-          <w:p>
-            <w:r>
-              <w:rPr>
-                <w:sz w:val="18"/>
-              </w:rPr>
-            </w:r>
-            <w:r>
-              <w:rPr>
-                <w:rFonts w:ascii="Yu Gothic" w:hAnsi="Yu Gothic" w:eastAsia="Yu Gothic"/>
-                <w:sz w:val="18"/>
+            <w:tcW w:type="dxa" w:w="1654"/>
+          </w:tcPr>
+          <w:p>
+            <w:r>
+              <w:rPr>
+                <w:sz w:val="17"/>
+              </w:rPr>
+            </w:r>
+            <w:r>
+              <w:rPr>
+                <w:rFonts w:ascii="Yu Gothic" w:hAnsi="Yu Gothic" w:eastAsia="Yu Gothic"/>
+                <w:sz w:val="17"/>
               </w:rPr>
               <w:t>環境変数</w:t>
             </w:r>
@@ -4017,18 +4017,18 @@
         </w:tc>
         <w:tc>
           <w:tcPr>
-            <w:tcW w:type="dxa" w:w="1440"/>
-          </w:tcPr>
-          <w:p>
-            <w:r>
-              <w:rPr>
-                <w:sz w:val="18"/>
+            <w:tcW w:type="dxa" w:w="1654"/>
+          </w:tcPr>
+          <w:p>
+            <w:r>
+              <w:rPr>
+                <w:sz w:val="17"/>
               </w:rPr>
             </w:r>
             <w:r>
               <w:rPr>
                 <w:rFonts w:ascii="Consolas" w:hAnsi="Consolas" w:eastAsia="Consolas"/>
-                <w:sz w:val="18"/>
+                <w:sz w:val="17"/>
               </w:rPr>
               <w:t>.env</w:t>
             </w:r>
@@ -4036,18 +4036,18 @@
         </w:tc>
         <w:tc>
           <w:tcPr>
-            <w:tcW w:type="dxa" w:w="1440"/>
-          </w:tcPr>
-          <w:p>
-            <w:r>
-              <w:rPr>
-                <w:sz w:val="18"/>
-              </w:rPr>
-            </w:r>
-            <w:r>
-              <w:rPr>
-                <w:rFonts w:ascii="Yu Gothic" w:hAnsi="Yu Gothic" w:eastAsia="Yu Gothic"/>
-                <w:sz w:val="18"/>
+            <w:tcW w:type="dxa" w:w="1654"/>
+          </w:tcPr>
+          <w:p>
+            <w:r>
+              <w:rPr>
+                <w:sz w:val="17"/>
+              </w:rPr>
+            </w:r>
+            <w:r>
+              <w:rPr>
+                <w:rFonts w:ascii="Yu Gothic" w:hAnsi="Yu Gothic" w:eastAsia="Yu Gothic"/>
+                <w:sz w:val="17"/>
               </w:rPr>
               <w:t>要（値は別経路）</w:t>
             </w:r>
@@ -4055,18 +4055,18 @@
         </w:tc>
         <w:tc>
           <w:tcPr>
-            <w:tcW w:type="dxa" w:w="1440"/>
-          </w:tcPr>
-          <w:p>
-            <w:r>
-              <w:rPr>
-                <w:sz w:val="18"/>
-              </w:rPr>
-            </w:r>
-            <w:r>
-              <w:rPr>
-                <w:rFonts w:ascii="Yu Gothic" w:hAnsi="Yu Gothic" w:eastAsia="Yu Gothic"/>
-                <w:sz w:val="18"/>
+            <w:tcW w:type="dxa" w:w="1654"/>
+          </w:tcPr>
+          <w:p>
+            <w:r>
+              <w:rPr>
+                <w:sz w:val="17"/>
+              </w:rPr>
+            </w:r>
+            <w:r>
+              <w:rPr>
+                <w:rFonts w:ascii="Yu Gothic" w:hAnsi="Yu Gothic" w:eastAsia="Yu Gothic"/>
+                <w:sz w:val="17"/>
               </w:rPr>
               <w:t>通常のアーカイブに含めず、秘密情報管理手順に従い転送</w:t>
             </w:r>
@@ -4074,18 +4074,18 @@
         </w:tc>
         <w:tc>
           <w:tcPr>
-            <w:tcW w:type="dxa" w:w="1440"/>
-          </w:tcPr>
-          <w:p>
-            <w:r>
-              <w:rPr>
-                <w:sz w:val="18"/>
-              </w:rPr>
-            </w:r>
-            <w:r>
-              <w:rPr>
-                <w:rFonts w:ascii="Yu Gothic" w:hAnsi="Yu Gothic" w:eastAsia="Yu Gothic"/>
-                <w:sz w:val="18"/>
+            <w:tcW w:type="dxa" w:w="1654"/>
+          </w:tcPr>
+          <w:p>
+            <w:r>
+              <w:rPr>
+                <w:sz w:val="17"/>
+              </w:rPr>
+            </w:r>
+            <w:r>
+              <w:rPr>
+                <w:rFonts w:ascii="Yu Gothic" w:hAnsi="Yu Gothic" w:eastAsia="Yu Gothic"/>
+                <w:sz w:val="17"/>
               </w:rPr>
               <w:t>APIキー・SSOクライアントシークレット等を含む</w:t>
             </w:r>
@@ -4095,18 +4095,18 @@
       <w:tr>
         <w:tc>
           <w:tcPr>
-            <w:tcW w:type="dxa" w:w="1440"/>
-          </w:tcPr>
-          <w:p>
-            <w:r>
-              <w:rPr>
-                <w:sz w:val="18"/>
-              </w:rPr>
-            </w:r>
-            <w:r>
-              <w:rPr>
-                <w:rFonts w:ascii="Yu Gothic" w:hAnsi="Yu Gothic" w:eastAsia="Yu Gothic"/>
-                <w:sz w:val="18"/>
+            <w:tcW w:type="dxa" w:w="1654"/>
+          </w:tcPr>
+          <w:p>
+            <w:r>
+              <w:rPr>
+                <w:sz w:val="17"/>
+              </w:rPr>
+            </w:r>
+            <w:r>
+              <w:rPr>
+                <w:rFonts w:ascii="Yu Gothic" w:hAnsi="Yu Gothic" w:eastAsia="Yu Gothic"/>
+                <w:sz w:val="17"/>
               </w:rPr>
               <w:t>17</w:t>
             </w:r>
@@ -4114,18 +4114,18 @@
         </w:tc>
         <w:tc>
           <w:tcPr>
-            <w:tcW w:type="dxa" w:w="1440"/>
-          </w:tcPr>
-          <w:p>
-            <w:r>
-              <w:rPr>
-                <w:sz w:val="18"/>
-              </w:rPr>
-            </w:r>
-            <w:r>
-              <w:rPr>
-                <w:rFonts w:ascii="Yu Gothic" w:hAnsi="Yu Gothic" w:eastAsia="Yu Gothic"/>
-                <w:sz w:val="18"/>
+            <w:tcW w:type="dxa" w:w="1654"/>
+          </w:tcPr>
+          <w:p>
+            <w:r>
+              <w:rPr>
+                <w:sz w:val="17"/>
+              </w:rPr>
+            </w:r>
+            <w:r>
+              <w:rPr>
+                <w:rFonts w:ascii="Yu Gothic" w:hAnsi="Yu Gothic" w:eastAsia="Yu Gothic"/>
+                <w:sz w:val="17"/>
               </w:rPr>
               <w:t>観点初期データ</w:t>
             </w:r>
@@ -4133,46 +4133,46 @@
         </w:tc>
         <w:tc>
           <w:tcPr>
-            <w:tcW w:type="dxa" w:w="1440"/>
-          </w:tcPr>
-          <w:p>
-            <w:r>
-              <w:rPr>
-                <w:sz w:val="18"/>
+            <w:tcW w:type="dxa" w:w="1654"/>
+          </w:tcPr>
+          <w:p>
+            <w:r>
+              <w:rPr>
+                <w:sz w:val="17"/>
               </w:rPr>
             </w:r>
             <w:r>
               <w:rPr>
                 <w:rFonts w:ascii="Consolas" w:hAnsi="Consolas" w:eastAsia="Consolas"/>
-                <w:sz w:val="18"/>
+                <w:sz w:val="17"/>
               </w:rPr>
               <w:t>data/*.json</w:t>
             </w:r>
             <w:r>
               <w:rPr>
                 <w:rFonts w:ascii="Yu Gothic" w:hAnsi="Yu Gothic" w:eastAsia="Yu Gothic"/>
-                <w:sz w:val="18"/>
+                <w:sz w:val="17"/>
               </w:rPr>
               <w:t>（viewpoint_blueprints*.json 等）・</w:t>
             </w:r>
             <w:r>
               <w:rPr>
                 <w:rFonts w:ascii="Consolas" w:hAnsi="Consolas" w:eastAsia="Consolas"/>
-                <w:sz w:val="18"/>
+                <w:sz w:val="17"/>
               </w:rPr>
               <w:t>data/viewpoint_templates/</w:t>
             </w:r>
             <w:r>
               <w:rPr>
                 <w:rFonts w:ascii="Yu Gothic" w:hAnsi="Yu Gothic" w:eastAsia="Yu Gothic"/>
-                <w:sz w:val="18"/>
+                <w:sz w:val="17"/>
               </w:rPr>
               <w:t>・</w:t>
             </w:r>
             <w:r>
               <w:rPr>
                 <w:rFonts w:ascii="Consolas" w:hAnsi="Consolas" w:eastAsia="Consolas"/>
-                <w:sz w:val="18"/>
+                <w:sz w:val="17"/>
               </w:rPr>
               <w:t>data/qa_viewpoints_summary.csv</w:t>
             </w:r>
@@ -4180,18 +4180,18 @@
         </w:tc>
         <w:tc>
           <w:tcPr>
-            <w:tcW w:type="dxa" w:w="1440"/>
-          </w:tcPr>
-          <w:p>
-            <w:r>
-              <w:rPr>
-                <w:sz w:val="18"/>
-              </w:rPr>
-            </w:r>
-            <w:r>
-              <w:rPr>
-                <w:rFonts w:ascii="Yu Gothic" w:hAnsi="Yu Gothic" w:eastAsia="Yu Gothic"/>
-                <w:sz w:val="18"/>
+            <w:tcW w:type="dxa" w:w="1654"/>
+          </w:tcPr>
+          <w:p>
+            <w:r>
+              <w:rPr>
+                <w:sz w:val="17"/>
+              </w:rPr>
+            </w:r>
+            <w:r>
+              <w:rPr>
+                <w:rFonts w:ascii="Yu Gothic" w:hAnsi="Yu Gothic" w:eastAsia="Yu Gothic"/>
+                <w:sz w:val="17"/>
               </w:rPr>
               <w:t>要検討</w:t>
             </w:r>
@@ -4199,18 +4199,18 @@
         </w:tc>
         <w:tc>
           <w:tcPr>
-            <w:tcW w:type="dxa" w:w="1440"/>
-          </w:tcPr>
-          <w:p>
-            <w:r>
-              <w:rPr>
-                <w:sz w:val="18"/>
-              </w:rPr>
-            </w:r>
-            <w:r>
-              <w:rPr>
-                <w:rFonts w:ascii="Yu Gothic" w:hAnsi="Yu Gothic" w:eastAsia="Yu Gothic"/>
-                <w:sz w:val="18"/>
+            <w:tcW w:type="dxa" w:w="1654"/>
+          </w:tcPr>
+          <w:p>
+            <w:r>
+              <w:rPr>
+                <w:sz w:val="17"/>
+              </w:rPr>
+            </w:r>
+            <w:r>
+              <w:rPr>
+                <w:rFonts w:ascii="Yu Gothic" w:hAnsi="Yu Gothic" w:eastAsia="Yu Gothic"/>
+                <w:sz w:val="17"/>
               </w:rPr>
               <w:t>カスタマイズが無ければ新環境でGit経由の初期データをそのまま使用可、カスタマイズ済みなら移行</w:t>
             </w:r>
@@ -4218,18 +4218,18 @@
         </w:tc>
         <w:tc>
           <w:tcPr>
-            <w:tcW w:type="dxa" w:w="1440"/>
-          </w:tcPr>
-          <w:p>
-            <w:r>
-              <w:rPr>
-                <w:sz w:val="18"/>
-              </w:rPr>
-            </w:r>
-            <w:r>
-              <w:rPr>
-                <w:rFonts w:ascii="Yu Gothic" w:hAnsi="Yu Gothic" w:eastAsia="Yu Gothic"/>
-                <w:sz w:val="18"/>
+            <w:tcW w:type="dxa" w:w="1654"/>
+          </w:tcPr>
+          <w:p>
+            <w:r>
+              <w:rPr>
+                <w:sz w:val="17"/>
+              </w:rPr>
+            </w:r>
+            <w:r>
+              <w:rPr>
+                <w:rFonts w:ascii="Yu Gothic" w:hAnsi="Yu Gothic" w:eastAsia="Yu Gothic"/>
+                <w:sz w:val="17"/>
               </w:rPr>
               <w:t>リポジトリ同梱データとの差分有無を事前確認</w:t>
             </w:r>
@@ -4239,18 +4239,18 @@
       <w:tr>
         <w:tc>
           <w:tcPr>
-            <w:tcW w:type="dxa" w:w="1440"/>
-          </w:tcPr>
-          <w:p>
-            <w:r>
-              <w:rPr>
-                <w:sz w:val="18"/>
-              </w:rPr>
-            </w:r>
-            <w:r>
-              <w:rPr>
-                <w:rFonts w:ascii="Yu Gothic" w:hAnsi="Yu Gothic" w:eastAsia="Yu Gothic"/>
-                <w:sz w:val="18"/>
+            <w:tcW w:type="dxa" w:w="1654"/>
+          </w:tcPr>
+          <w:p>
+            <w:r>
+              <w:rPr>
+                <w:sz w:val="17"/>
+              </w:rPr>
+            </w:r>
+            <w:r>
+              <w:rPr>
+                <w:rFonts w:ascii="Yu Gothic" w:hAnsi="Yu Gothic" w:eastAsia="Yu Gothic"/>
+                <w:sz w:val="17"/>
               </w:rPr>
               <w:t>18</w:t>
             </w:r>
@@ -4258,18 +4258,18 @@
         </w:tc>
         <w:tc>
           <w:tcPr>
-            <w:tcW w:type="dxa" w:w="1440"/>
-          </w:tcPr>
-          <w:p>
-            <w:r>
-              <w:rPr>
-                <w:sz w:val="18"/>
-              </w:rPr>
-            </w:r>
-            <w:r>
-              <w:rPr>
-                <w:rFonts w:ascii="Yu Gothic" w:hAnsi="Yu Gothic" w:eastAsia="Yu Gothic"/>
-                <w:sz w:val="18"/>
+            <w:tcW w:type="dxa" w:w="1654"/>
+          </w:tcPr>
+          <w:p>
+            <w:r>
+              <w:rPr>
+                <w:sz w:val="17"/>
+              </w:rPr>
+            </w:r>
+            <w:r>
+              <w:rPr>
+                <w:rFonts w:ascii="Yu Gothic" w:hAnsi="Yu Gothic" w:eastAsia="Yu Gothic"/>
+                <w:sz w:val="17"/>
               </w:rPr>
               <w:t>アプリケーションコード</w:t>
             </w:r>
@@ -4277,18 +4277,18 @@
         </w:tc>
         <w:tc>
           <w:tcPr>
-            <w:tcW w:type="dxa" w:w="1440"/>
-          </w:tcPr>
-          <w:p>
-            <w:r>
-              <w:rPr>
-                <w:sz w:val="18"/>
-              </w:rPr>
-            </w:r>
-            <w:r>
-              <w:rPr>
-                <w:rFonts w:ascii="Yu Gothic" w:hAnsi="Yu Gothic" w:eastAsia="Yu Gothic"/>
-                <w:sz w:val="18"/>
+            <w:tcW w:type="dxa" w:w="1654"/>
+          </w:tcPr>
+          <w:p>
+            <w:r>
+              <w:rPr>
+                <w:sz w:val="17"/>
+              </w:rPr>
+            </w:r>
+            <w:r>
+              <w:rPr>
+                <w:rFonts w:ascii="Yu Gothic" w:hAnsi="Yu Gothic" w:eastAsia="Yu Gothic"/>
+                <w:sz w:val="17"/>
               </w:rPr>
               <w:t>リポジトリ一式</w:t>
             </w:r>
@@ -4296,18 +4296,18 @@
         </w:tc>
         <w:tc>
           <w:tcPr>
-            <w:tcW w:type="dxa" w:w="1440"/>
-          </w:tcPr>
-          <w:p>
-            <w:r>
-              <w:rPr>
-                <w:sz w:val="18"/>
-              </w:rPr>
-            </w:r>
-            <w:r>
-              <w:rPr>
-                <w:rFonts w:ascii="Yu Gothic" w:hAnsi="Yu Gothic" w:eastAsia="Yu Gothic"/>
-                <w:sz w:val="18"/>
+            <w:tcW w:type="dxa" w:w="1654"/>
+          </w:tcPr>
+          <w:p>
+            <w:r>
+              <w:rPr>
+                <w:sz w:val="17"/>
+              </w:rPr>
+            </w:r>
+            <w:r>
+              <w:rPr>
+                <w:rFonts w:ascii="Yu Gothic" w:hAnsi="Yu Gothic" w:eastAsia="Yu Gothic"/>
+                <w:sz w:val="17"/>
               </w:rPr>
               <w:t>要（Git）</w:t>
             </w:r>
@@ -4315,32 +4315,32 @@
         </w:tc>
         <w:tc>
           <w:tcPr>
-            <w:tcW w:type="dxa" w:w="1440"/>
-          </w:tcPr>
-          <w:p>
-            <w:r>
-              <w:rPr>
-                <w:sz w:val="18"/>
+            <w:tcW w:type="dxa" w:w="1654"/>
+          </w:tcPr>
+          <w:p>
+            <w:r>
+              <w:rPr>
+                <w:sz w:val="17"/>
               </w:rPr>
             </w:r>
             <w:r>
               <w:rPr>
                 <w:rFonts w:ascii="Consolas" w:hAnsi="Consolas" w:eastAsia="Consolas"/>
-                <w:sz w:val="18"/>
+                <w:sz w:val="17"/>
               </w:rPr>
               <w:t>git clone</w:t>
             </w:r>
             <w:r>
               <w:rPr>
                 <w:rFonts w:ascii="Yu Gothic" w:hAnsi="Yu Gothic" w:eastAsia="Yu Gothic"/>
-                <w:sz w:val="18"/>
+                <w:sz w:val="17"/>
               </w:rPr>
               <w:t xml:space="preserve"> / </w:t>
             </w:r>
             <w:r>
               <w:rPr>
                 <w:rFonts w:ascii="Consolas" w:hAnsi="Consolas" w:eastAsia="Consolas"/>
-                <w:sz w:val="18"/>
+                <w:sz w:val="17"/>
               </w:rPr>
               <w:t>git pull</w:t>
             </w:r>
@@ -4348,18 +4348,18 @@
         </w:tc>
         <w:tc>
           <w:tcPr>
-            <w:tcW w:type="dxa" w:w="1440"/>
-          </w:tcPr>
-          <w:p>
-            <w:r>
-              <w:rPr>
-                <w:sz w:val="18"/>
-              </w:rPr>
-            </w:r>
-            <w:r>
-              <w:rPr>
-                <w:rFonts w:ascii="Yu Gothic" w:hAnsi="Yu Gothic" w:eastAsia="Yu Gothic"/>
-                <w:sz w:val="18"/>
+            <w:tcW w:type="dxa" w:w="1654"/>
+          </w:tcPr>
+          <w:p>
+            <w:r>
+              <w:rPr>
+                <w:sz w:val="17"/>
+              </w:rPr>
+            </w:r>
+            <w:r>
+              <w:rPr>
+                <w:rFonts w:ascii="Yu Gothic" w:hAnsi="Yu Gothic" w:eastAsia="Yu Gothic"/>
+                <w:sz w:val="17"/>
               </w:rPr>
               <w:t>個別ファイルコピー不要。移行元と移行先のコミットを一致させる（§4参照）</w:t>
             </w:r>
@@ -4369,18 +4369,18 @@
       <w:tr>
         <w:tc>
           <w:tcPr>
-            <w:tcW w:type="dxa" w:w="1440"/>
-          </w:tcPr>
-          <w:p>
-            <w:r>
-              <w:rPr>
-                <w:sz w:val="18"/>
-              </w:rPr>
-            </w:r>
-            <w:r>
-              <w:rPr>
-                <w:rFonts w:ascii="Yu Gothic" w:hAnsi="Yu Gothic" w:eastAsia="Yu Gothic"/>
-                <w:sz w:val="18"/>
+            <w:tcW w:type="dxa" w:w="1654"/>
+          </w:tcPr>
+          <w:p>
+            <w:r>
+              <w:rPr>
+                <w:sz w:val="17"/>
+              </w:rPr>
+            </w:r>
+            <w:r>
+              <w:rPr>
+                <w:rFonts w:ascii="Yu Gothic" w:hAnsi="Yu Gothic" w:eastAsia="Yu Gothic"/>
+                <w:sz w:val="17"/>
               </w:rPr>
               <w:t>19</w:t>
             </w:r>
@@ -4388,18 +4388,18 @@
         </w:tc>
         <w:tc>
           <w:tcPr>
-            <w:tcW w:type="dxa" w:w="1440"/>
-          </w:tcPr>
-          <w:p>
-            <w:r>
-              <w:rPr>
-                <w:sz w:val="18"/>
-              </w:rPr>
-            </w:r>
-            <w:r>
-              <w:rPr>
-                <w:rFonts w:ascii="Yu Gothic" w:hAnsi="Yu Gothic" w:eastAsia="Yu Gothic"/>
-                <w:sz w:val="18"/>
+            <w:tcW w:type="dxa" w:w="1654"/>
+          </w:tcPr>
+          <w:p>
+            <w:r>
+              <w:rPr>
+                <w:sz w:val="17"/>
+              </w:rPr>
+            </w:r>
+            <w:r>
+              <w:rPr>
+                <w:rFonts w:ascii="Yu Gothic" w:hAnsi="Yu Gothic" w:eastAsia="Yu Gothic"/>
+                <w:sz w:val="17"/>
               </w:rPr>
               <w:t>Python仮想環境</w:t>
             </w:r>
@@ -4407,32 +4407,32 @@
         </w:tc>
         <w:tc>
           <w:tcPr>
-            <w:tcW w:type="dxa" w:w="1440"/>
-          </w:tcPr>
-          <w:p>
-            <w:r>
-              <w:rPr>
-                <w:sz w:val="18"/>
+            <w:tcW w:type="dxa" w:w="1654"/>
+          </w:tcPr>
+          <w:p>
+            <w:r>
+              <w:rPr>
+                <w:sz w:val="17"/>
               </w:rPr>
             </w:r>
             <w:r>
               <w:rPr>
                 <w:rFonts w:ascii="Consolas" w:hAnsi="Consolas" w:eastAsia="Consolas"/>
-                <w:sz w:val="18"/>
+                <w:sz w:val="17"/>
               </w:rPr>
               <w:t>venv/</w:t>
             </w:r>
             <w:r>
               <w:rPr>
                 <w:rFonts w:ascii="Yu Gothic" w:hAnsi="Yu Gothic" w:eastAsia="Yu Gothic"/>
-                <w:sz w:val="18"/>
+                <w:sz w:val="17"/>
               </w:rPr>
               <w:t>、</w:t>
             </w:r>
             <w:r>
               <w:rPr>
                 <w:rFonts w:ascii="Consolas" w:hAnsi="Consolas" w:eastAsia="Consolas"/>
-                <w:sz w:val="18"/>
+                <w:sz w:val="17"/>
               </w:rPr>
               <w:t>.runtime/ms-playwright/</w:t>
             </w:r>
@@ -4440,18 +4440,18 @@
         </w:tc>
         <w:tc>
           <w:tcPr>
-            <w:tcW w:type="dxa" w:w="1440"/>
-          </w:tcPr>
-          <w:p>
-            <w:r>
-              <w:rPr>
-                <w:sz w:val="18"/>
-              </w:rPr>
-            </w:r>
-            <w:r>
-              <w:rPr>
-                <w:rFonts w:ascii="Yu Gothic" w:hAnsi="Yu Gothic" w:eastAsia="Yu Gothic"/>
-                <w:sz w:val="18"/>
+            <w:tcW w:type="dxa" w:w="1654"/>
+          </w:tcPr>
+          <w:p>
+            <w:r>
+              <w:rPr>
+                <w:sz w:val="17"/>
+              </w:rPr>
+            </w:r>
+            <w:r>
+              <w:rPr>
+                <w:rFonts w:ascii="Yu Gothic" w:hAnsi="Yu Gothic" w:eastAsia="Yu Gothic"/>
+                <w:sz w:val="17"/>
               </w:rPr>
               <w:t>不要</w:t>
             </w:r>
@@ -4459,46 +4459,46 @@
         </w:tc>
         <w:tc>
           <w:tcPr>
-            <w:tcW w:type="dxa" w:w="1440"/>
-          </w:tcPr>
-          <w:p>
-            <w:r>
-              <w:rPr>
-                <w:sz w:val="18"/>
-              </w:rPr>
-            </w:r>
-            <w:r>
-              <w:rPr>
-                <w:rFonts w:ascii="Yu Gothic" w:hAnsi="Yu Gothic" w:eastAsia="Yu Gothic"/>
-                <w:sz w:val="18"/>
+            <w:tcW w:type="dxa" w:w="1654"/>
+          </w:tcPr>
+          <w:p>
+            <w:r>
+              <w:rPr>
+                <w:sz w:val="17"/>
+              </w:rPr>
+            </w:r>
+            <w:r>
+              <w:rPr>
+                <w:rFonts w:ascii="Yu Gothic" w:hAnsi="Yu Gothic" w:eastAsia="Yu Gothic"/>
+                <w:sz w:val="17"/>
               </w:rPr>
               <w:t xml:space="preserve">移行先で </w:t>
             </w:r>
             <w:r>
               <w:rPr>
                 <w:rFonts w:ascii="Consolas" w:hAnsi="Consolas" w:eastAsia="Consolas"/>
-                <w:sz w:val="18"/>
+                <w:sz w:val="17"/>
               </w:rPr>
               <w:t>make setup</w:t>
             </w:r>
             <w:r>
               <w:rPr>
                 <w:rFonts w:ascii="Yu Gothic" w:hAnsi="Yu Gothic" w:eastAsia="Yu Gothic"/>
-                <w:sz w:val="18"/>
+                <w:sz w:val="17"/>
               </w:rPr>
               <w:t xml:space="preserve"> / </w:t>
             </w:r>
             <w:r>
               <w:rPr>
                 <w:rFonts w:ascii="Consolas" w:hAnsi="Consolas" w:eastAsia="Consolas"/>
-                <w:sz w:val="18"/>
+                <w:sz w:val="17"/>
               </w:rPr>
               <w:t>make setup-runtime</w:t>
             </w:r>
             <w:r>
               <w:rPr>
                 <w:rFonts w:ascii="Yu Gothic" w:hAnsi="Yu Gothic" w:eastAsia="Yu Gothic"/>
-                <w:sz w:val="18"/>
+                <w:sz w:val="17"/>
               </w:rPr>
               <w:t xml:space="preserve"> により再構築</w:t>
             </w:r>
@@ -4506,18 +4506,18 @@
         </w:tc>
         <w:tc>
           <w:tcPr>
-            <w:tcW w:type="dxa" w:w="1440"/>
-          </w:tcPr>
-          <w:p>
-            <w:r>
-              <w:rPr>
-                <w:sz w:val="18"/>
-              </w:rPr>
-            </w:r>
-            <w:r>
-              <w:rPr>
-                <w:rFonts w:ascii="Yu Gothic" w:hAnsi="Yu Gothic" w:eastAsia="Yu Gothic"/>
-                <w:sz w:val="18"/>
+            <w:tcW w:type="dxa" w:w="1654"/>
+          </w:tcPr>
+          <w:p>
+            <w:r>
+              <w:rPr>
+                <w:sz w:val="17"/>
+              </w:rPr>
+            </w:r>
+            <w:r>
+              <w:rPr>
+                <w:rFonts w:ascii="Yu Gothic" w:hAnsi="Yu Gothic" w:eastAsia="Yu Gothic"/>
+                <w:sz w:val="17"/>
               </w:rPr>
               <w:t>環境依存の生成物のためコピーで持ち込まない</w:t>
             </w:r>
@@ -4986,35 +4986,35 @@
       <w:tblPr>
         <w:tblStyle w:val="TableGrid"/>
         <w:tblW w:type="auto" w:w="0"/>
-        <w:tblLayout w:type="autofit"/>
+        <w:tblLayout w:type="fixed"/>
         <w:tblLook w:firstColumn="1" w:firstRow="1" w:lastColumn="0" w:lastRow="0" w:noHBand="0" w:noVBand="1" w:val="04A0"/>
       </w:tblPr>
       <w:tblGrid>
-        <w:gridCol w:w="1440"/>
-        <w:gridCol w:w="1440"/>
-        <w:gridCol w:w="1440"/>
-        <w:gridCol w:w="1440"/>
-        <w:gridCol w:w="1440"/>
-        <w:gridCol w:w="1440"/>
+        <w:gridCol w:w="1654"/>
+        <w:gridCol w:w="1654"/>
+        <w:gridCol w:w="1654"/>
+        <w:gridCol w:w="1654"/>
+        <w:gridCol w:w="1654"/>
+        <w:gridCol w:w="1654"/>
       </w:tblGrid>
       <w:tr>
         <w:tc>
           <w:tcPr>
-            <w:tcW w:type="dxa" w:w="1440"/>
+            <w:tcW w:type="dxa" w:w="1654"/>
             <w:shd w:fill="D9E2F3"/>
           </w:tcPr>
           <w:p>
             <w:r>
               <w:rPr>
                 <w:b/>
-                <w:sz w:val="18"/>
+                <w:sz w:val="17"/>
               </w:rPr>
             </w:r>
             <w:r>
               <w:rPr>
                 <w:rFonts w:ascii="Yu Gothic" w:hAnsi="Yu Gothic" w:eastAsia="Yu Gothic"/>
                 <w:b/>
-                <w:sz w:val="18"/>
+                <w:sz w:val="17"/>
               </w:rPr>
               <w:t>フェーズ</w:t>
             </w:r>
@@ -5022,21 +5022,21 @@
         </w:tc>
         <w:tc>
           <w:tcPr>
-            <w:tcW w:type="dxa" w:w="1440"/>
+            <w:tcW w:type="dxa" w:w="1654"/>
             <w:shd w:fill="D9E2F3"/>
           </w:tcPr>
           <w:p>
             <w:r>
               <w:rPr>
                 <w:b/>
-                <w:sz w:val="18"/>
+                <w:sz w:val="17"/>
               </w:rPr>
             </w:r>
             <w:r>
               <w:rPr>
                 <w:rFonts w:ascii="Yu Gothic" w:hAnsi="Yu Gothic" w:eastAsia="Yu Gothic"/>
                 <w:b/>
-                <w:sz w:val="18"/>
+                <w:sz w:val="17"/>
               </w:rPr>
               <w:t>#</w:t>
             </w:r>
@@ -5044,21 +5044,21 @@
         </w:tc>
         <w:tc>
           <w:tcPr>
-            <w:tcW w:type="dxa" w:w="1440"/>
+            <w:tcW w:type="dxa" w:w="1654"/>
             <w:shd w:fill="D9E2F3"/>
           </w:tcPr>
           <w:p>
             <w:r>
               <w:rPr>
                 <w:b/>
-                <w:sz w:val="18"/>
+                <w:sz w:val="17"/>
               </w:rPr>
             </w:r>
             <w:r>
               <w:rPr>
                 <w:rFonts w:ascii="Yu Gothic" w:hAnsi="Yu Gothic" w:eastAsia="Yu Gothic"/>
                 <w:b/>
-                <w:sz w:val="18"/>
+                <w:sz w:val="17"/>
               </w:rPr>
               <w:t>作業項目</w:t>
             </w:r>
@@ -5066,21 +5066,21 @@
         </w:tc>
         <w:tc>
           <w:tcPr>
-            <w:tcW w:type="dxa" w:w="1440"/>
+            <w:tcW w:type="dxa" w:w="1654"/>
             <w:shd w:fill="D9E2F3"/>
           </w:tcPr>
           <w:p>
             <w:r>
               <w:rPr>
                 <w:b/>
-                <w:sz w:val="18"/>
+                <w:sz w:val="17"/>
               </w:rPr>
             </w:r>
             <w:r>
               <w:rPr>
                 <w:rFonts w:ascii="Yu Gothic" w:hAnsi="Yu Gothic" w:eastAsia="Yu Gothic"/>
                 <w:b/>
-                <w:sz w:val="18"/>
+                <w:sz w:val="17"/>
               </w:rPr>
               <w:t>成果物・完了基準</w:t>
             </w:r>
@@ -5088,21 +5088,21 @@
         </w:tc>
         <w:tc>
           <w:tcPr>
-            <w:tcW w:type="dxa" w:w="1440"/>
+            <w:tcW w:type="dxa" w:w="1654"/>
             <w:shd w:fill="D9E2F3"/>
           </w:tcPr>
           <w:p>
             <w:r>
               <w:rPr>
                 <w:b/>
-                <w:sz w:val="18"/>
+                <w:sz w:val="17"/>
               </w:rPr>
             </w:r>
             <w:r>
               <w:rPr>
                 <w:rFonts w:ascii="Yu Gothic" w:hAnsi="Yu Gothic" w:eastAsia="Yu Gothic"/>
                 <w:b/>
-                <w:sz w:val="18"/>
+                <w:sz w:val="17"/>
               </w:rPr>
               <w:t>目安所要時間</w:t>
             </w:r>
@@ -5110,21 +5110,21 @@
         </w:tc>
         <w:tc>
           <w:tcPr>
-            <w:tcW w:type="dxa" w:w="1440"/>
+            <w:tcW w:type="dxa" w:w="1654"/>
             <w:shd w:fill="D9E2F3"/>
           </w:tcPr>
           <w:p>
             <w:r>
               <w:rPr>
                 <w:b/>
-                <w:sz w:val="18"/>
+                <w:sz w:val="17"/>
               </w:rPr>
             </w:r>
             <w:r>
               <w:rPr>
                 <w:rFonts w:ascii="Yu Gothic" w:hAnsi="Yu Gothic" w:eastAsia="Yu Gothic"/>
                 <w:b/>
-                <w:sz w:val="18"/>
+                <w:sz w:val="17"/>
               </w:rPr>
               <w:t>担当</w:t>
             </w:r>
@@ -5134,18 +5134,18 @@
       <w:tr>
         <w:tc>
           <w:tcPr>
-            <w:tcW w:type="dxa" w:w="1440"/>
-          </w:tcPr>
-          <w:p>
-            <w:r>
-              <w:rPr>
-                <w:sz w:val="18"/>
-              </w:rPr>
-            </w:r>
-            <w:r>
-              <w:rPr>
-                <w:rFonts w:ascii="Yu Gothic" w:hAnsi="Yu Gothic" w:eastAsia="Yu Gothic"/>
-                <w:sz w:val="18"/>
+            <w:tcW w:type="dxa" w:w="1654"/>
+          </w:tcPr>
+          <w:p>
+            <w:r>
+              <w:rPr>
+                <w:sz w:val="17"/>
+              </w:rPr>
+            </w:r>
+            <w:r>
+              <w:rPr>
+                <w:rFonts w:ascii="Yu Gothic" w:hAnsi="Yu Gothic" w:eastAsia="Yu Gothic"/>
+                <w:sz w:val="17"/>
               </w:rPr>
               <w:t>準備</w:t>
             </w:r>
@@ -5153,18 +5153,18 @@
         </w:tc>
         <w:tc>
           <w:tcPr>
-            <w:tcW w:type="dxa" w:w="1440"/>
-          </w:tcPr>
-          <w:p>
-            <w:r>
-              <w:rPr>
-                <w:sz w:val="18"/>
-              </w:rPr>
-            </w:r>
-            <w:r>
-              <w:rPr>
-                <w:rFonts w:ascii="Yu Gothic" w:hAnsi="Yu Gothic" w:eastAsia="Yu Gothic"/>
-                <w:sz w:val="18"/>
+            <w:tcW w:type="dxa" w:w="1654"/>
+          </w:tcPr>
+          <w:p>
+            <w:r>
+              <w:rPr>
+                <w:sz w:val="17"/>
+              </w:rPr>
+            </w:r>
+            <w:r>
+              <w:rPr>
+                <w:rFonts w:ascii="Yu Gothic" w:hAnsi="Yu Gothic" w:eastAsia="Yu Gothic"/>
+                <w:sz w:val="17"/>
               </w:rPr>
               <w:t>W-01</w:t>
             </w:r>
@@ -5172,18 +5172,18 @@
         </w:tc>
         <w:tc>
           <w:tcPr>
-            <w:tcW w:type="dxa" w:w="1440"/>
-          </w:tcPr>
-          <w:p>
-            <w:r>
-              <w:rPr>
-                <w:sz w:val="18"/>
-              </w:rPr>
-            </w:r>
-            <w:r>
-              <w:rPr>
-                <w:rFonts w:ascii="Yu Gothic" w:hAnsi="Yu Gothic" w:eastAsia="Yu Gothic"/>
-                <w:sz w:val="18"/>
+            <w:tcW w:type="dxa" w:w="1654"/>
+          </w:tcPr>
+          <w:p>
+            <w:r>
+              <w:rPr>
+                <w:sz w:val="17"/>
+              </w:rPr>
+            </w:r>
+            <w:r>
+              <w:rPr>
+                <w:rFonts w:ascii="Yu Gothic" w:hAnsi="Yu Gothic" w:eastAsia="Yu Gothic"/>
+                <w:sz w:val="17"/>
               </w:rPr>
               <w:t>移行体制の確定（§6）</w:t>
             </w:r>
@@ -5191,18 +5191,18 @@
         </w:tc>
         <w:tc>
           <w:tcPr>
-            <w:tcW w:type="dxa" w:w="1440"/>
-          </w:tcPr>
-          <w:p>
-            <w:r>
-              <w:rPr>
-                <w:sz w:val="18"/>
-              </w:rPr>
-            </w:r>
-            <w:r>
-              <w:rPr>
-                <w:rFonts w:ascii="Yu Gothic" w:hAnsi="Yu Gothic" w:eastAsia="Yu Gothic"/>
-                <w:sz w:val="18"/>
+            <w:tcW w:type="dxa" w:w="1654"/>
+          </w:tcPr>
+          <w:p>
+            <w:r>
+              <w:rPr>
+                <w:sz w:val="17"/>
+              </w:rPr>
+            </w:r>
+            <w:r>
+              <w:rPr>
+                <w:rFonts w:ascii="Yu Gothic" w:hAnsi="Yu Gothic" w:eastAsia="Yu Gothic"/>
+                <w:sz w:val="17"/>
               </w:rPr>
               <w:t>役割分担表の合意</w:t>
             </w:r>
@@ -5210,18 +5210,18 @@
         </w:tc>
         <w:tc>
           <w:tcPr>
-            <w:tcW w:type="dxa" w:w="1440"/>
-          </w:tcPr>
-          <w:p>
-            <w:r>
-              <w:rPr>
-                <w:sz w:val="18"/>
-              </w:rPr>
-            </w:r>
-            <w:r>
-              <w:rPr>
-                <w:rFonts w:ascii="Yu Gothic" w:hAnsi="Yu Gothic" w:eastAsia="Yu Gothic"/>
-                <w:sz w:val="18"/>
+            <w:tcW w:type="dxa" w:w="1654"/>
+          </w:tcPr>
+          <w:p>
+            <w:r>
+              <w:rPr>
+                <w:sz w:val="17"/>
+              </w:rPr>
+            </w:r>
+            <w:r>
+              <w:rPr>
+                <w:rFonts w:ascii="Yu Gothic" w:hAnsi="Yu Gothic" w:eastAsia="Yu Gothic"/>
+                <w:sz w:val="17"/>
               </w:rPr>
               <w:t>要決定</w:t>
             </w:r>
@@ -5229,18 +5229,18 @@
         </w:tc>
         <w:tc>
           <w:tcPr>
-            <w:tcW w:type="dxa" w:w="1440"/>
-          </w:tcPr>
-          <w:p>
-            <w:r>
-              <w:rPr>
-                <w:sz w:val="18"/>
-              </w:rPr>
-            </w:r>
-            <w:r>
-              <w:rPr>
-                <w:rFonts w:ascii="Yu Gothic" w:hAnsi="Yu Gothic" w:eastAsia="Yu Gothic"/>
-                <w:sz w:val="18"/>
+            <w:tcW w:type="dxa" w:w="1654"/>
+          </w:tcPr>
+          <w:p>
+            <w:r>
+              <w:rPr>
+                <w:sz w:val="17"/>
+              </w:rPr>
+            </w:r>
+            <w:r>
+              <w:rPr>
+                <w:rFonts w:ascii="Yu Gothic" w:hAnsi="Yu Gothic" w:eastAsia="Yu Gothic"/>
+                <w:sz w:val="17"/>
               </w:rPr>
               <w:t>要決定</w:t>
             </w:r>
@@ -5250,18 +5250,18 @@
       <w:tr>
         <w:tc>
           <w:tcPr>
-            <w:tcW w:type="dxa" w:w="1440"/>
-          </w:tcPr>
-          <w:p>
-            <w:r>
-              <w:rPr>
-                <w:sz w:val="18"/>
-              </w:rPr>
-            </w:r>
-            <w:r>
-              <w:rPr>
-                <w:rFonts w:ascii="Yu Gothic" w:hAnsi="Yu Gothic" w:eastAsia="Yu Gothic"/>
-                <w:sz w:val="18"/>
+            <w:tcW w:type="dxa" w:w="1654"/>
+          </w:tcPr>
+          <w:p>
+            <w:r>
+              <w:rPr>
+                <w:sz w:val="17"/>
+              </w:rPr>
+            </w:r>
+            <w:r>
+              <w:rPr>
+                <w:rFonts w:ascii="Yu Gothic" w:hAnsi="Yu Gothic" w:eastAsia="Yu Gothic"/>
+                <w:sz w:val="17"/>
               </w:rPr>
               <w:t>準備</w:t>
             </w:r>
@@ -5269,18 +5269,18 @@
         </w:tc>
         <w:tc>
           <w:tcPr>
-            <w:tcW w:type="dxa" w:w="1440"/>
-          </w:tcPr>
-          <w:p>
-            <w:r>
-              <w:rPr>
-                <w:sz w:val="18"/>
-              </w:rPr>
-            </w:r>
-            <w:r>
-              <w:rPr>
-                <w:rFonts w:ascii="Yu Gothic" w:hAnsi="Yu Gothic" w:eastAsia="Yu Gothic"/>
-                <w:sz w:val="18"/>
+            <w:tcW w:type="dxa" w:w="1654"/>
+          </w:tcPr>
+          <w:p>
+            <w:r>
+              <w:rPr>
+                <w:sz w:val="17"/>
+              </w:rPr>
+            </w:r>
+            <w:r>
+              <w:rPr>
+                <w:rFonts w:ascii="Yu Gothic" w:hAnsi="Yu Gothic" w:eastAsia="Yu Gothic"/>
+                <w:sz w:val="17"/>
               </w:rPr>
               <w:t>W-02</w:t>
             </w:r>
@@ -5288,18 +5288,18 @@
         </w:tc>
         <w:tc>
           <w:tcPr>
-            <w:tcW w:type="dxa" w:w="1440"/>
-          </w:tcPr>
-          <w:p>
-            <w:r>
-              <w:rPr>
-                <w:sz w:val="18"/>
-              </w:rPr>
-            </w:r>
-            <w:r>
-              <w:rPr>
-                <w:rFonts w:ascii="Yu Gothic" w:hAnsi="Yu Gothic" w:eastAsia="Yu Gothic"/>
-                <w:sz w:val="18"/>
+            <w:tcW w:type="dxa" w:w="1654"/>
+          </w:tcPr>
+          <w:p>
+            <w:r>
+              <w:rPr>
+                <w:sz w:val="17"/>
+              </w:rPr>
+            </w:r>
+            <w:r>
+              <w:rPr>
+                <w:rFonts w:ascii="Yu Gothic" w:hAnsi="Yu Gothic" w:eastAsia="Yu Gothic"/>
+                <w:sz w:val="17"/>
               </w:rPr>
               <w:t>移行対象データの棚卸し（§3の表を実データで埋める）</w:t>
             </w:r>
@@ -5307,18 +5307,18 @@
         </w:tc>
         <w:tc>
           <w:tcPr>
-            <w:tcW w:type="dxa" w:w="1440"/>
-          </w:tcPr>
-          <w:p>
-            <w:r>
-              <w:rPr>
-                <w:sz w:val="18"/>
-              </w:rPr>
-            </w:r>
-            <w:r>
-              <w:rPr>
-                <w:rFonts w:ascii="Yu Gothic" w:hAnsi="Yu Gothic" w:eastAsia="Yu Gothic"/>
-                <w:sz w:val="18"/>
+            <w:tcW w:type="dxa" w:w="1654"/>
+          </w:tcPr>
+          <w:p>
+            <w:r>
+              <w:rPr>
+                <w:sz w:val="17"/>
+              </w:rPr>
+            </w:r>
+            <w:r>
+              <w:rPr>
+                <w:rFonts w:ascii="Yu Gothic" w:hAnsi="Yu Gothic" w:eastAsia="Yu Gothic"/>
+                <w:sz w:val="17"/>
               </w:rPr>
               <w:t>対象データ一覧の実測値記入</w:t>
             </w:r>
@@ -5326,18 +5326,18 @@
         </w:tc>
         <w:tc>
           <w:tcPr>
-            <w:tcW w:type="dxa" w:w="1440"/>
-          </w:tcPr>
-          <w:p>
-            <w:r>
-              <w:rPr>
-                <w:sz w:val="18"/>
-              </w:rPr>
-            </w:r>
-            <w:r>
-              <w:rPr>
-                <w:rFonts w:ascii="Yu Gothic" w:hAnsi="Yu Gothic" w:eastAsia="Yu Gothic"/>
-                <w:sz w:val="18"/>
+            <w:tcW w:type="dxa" w:w="1654"/>
+          </w:tcPr>
+          <w:p>
+            <w:r>
+              <w:rPr>
+                <w:sz w:val="17"/>
+              </w:rPr>
+            </w:r>
+            <w:r>
+              <w:rPr>
+                <w:rFonts w:ascii="Yu Gothic" w:hAnsi="Yu Gothic" w:eastAsia="Yu Gothic"/>
+                <w:sz w:val="17"/>
               </w:rPr>
               <w:t>0.5日</w:t>
             </w:r>
@@ -5345,18 +5345,18 @@
         </w:tc>
         <w:tc>
           <w:tcPr>
-            <w:tcW w:type="dxa" w:w="1440"/>
-          </w:tcPr>
-          <w:p>
-            <w:r>
-              <w:rPr>
-                <w:sz w:val="18"/>
-              </w:rPr>
-            </w:r>
-            <w:r>
-              <w:rPr>
-                <w:rFonts w:ascii="Yu Gothic" w:hAnsi="Yu Gothic" w:eastAsia="Yu Gothic"/>
-                <w:sz w:val="18"/>
+            <w:tcW w:type="dxa" w:w="1654"/>
+          </w:tcPr>
+          <w:p>
+            <w:r>
+              <w:rPr>
+                <w:sz w:val="17"/>
+              </w:rPr>
+            </w:r>
+            <w:r>
+              <w:rPr>
+                <w:rFonts w:ascii="Yu Gothic" w:hAnsi="Yu Gothic" w:eastAsia="Yu Gothic"/>
+                <w:sz w:val="17"/>
               </w:rPr>
               <w:t>要決定</w:t>
             </w:r>
@@ -5366,18 +5366,18 @@
       <w:tr>
         <w:tc>
           <w:tcPr>
-            <w:tcW w:type="dxa" w:w="1440"/>
-          </w:tcPr>
-          <w:p>
-            <w:r>
-              <w:rPr>
-                <w:sz w:val="18"/>
-              </w:rPr>
-            </w:r>
-            <w:r>
-              <w:rPr>
-                <w:rFonts w:ascii="Yu Gothic" w:hAnsi="Yu Gothic" w:eastAsia="Yu Gothic"/>
-                <w:sz w:val="18"/>
+            <w:tcW w:type="dxa" w:w="1654"/>
+          </w:tcPr>
+          <w:p>
+            <w:r>
+              <w:rPr>
+                <w:sz w:val="17"/>
+              </w:rPr>
+            </w:r>
+            <w:r>
+              <w:rPr>
+                <w:rFonts w:ascii="Yu Gothic" w:hAnsi="Yu Gothic" w:eastAsia="Yu Gothic"/>
+                <w:sz w:val="17"/>
               </w:rPr>
               <w:t>準備</w:t>
             </w:r>
@@ -5385,18 +5385,18 @@
         </w:tc>
         <w:tc>
           <w:tcPr>
-            <w:tcW w:type="dxa" w:w="1440"/>
-          </w:tcPr>
-          <w:p>
-            <w:r>
-              <w:rPr>
-                <w:sz w:val="18"/>
-              </w:rPr>
-            </w:r>
-            <w:r>
-              <w:rPr>
-                <w:rFonts w:ascii="Yu Gothic" w:hAnsi="Yu Gothic" w:eastAsia="Yu Gothic"/>
-                <w:sz w:val="18"/>
+            <w:tcW w:type="dxa" w:w="1654"/>
+          </w:tcPr>
+          <w:p>
+            <w:r>
+              <w:rPr>
+                <w:sz w:val="17"/>
+              </w:rPr>
+            </w:r>
+            <w:r>
+              <w:rPr>
+                <w:rFonts w:ascii="Yu Gothic" w:hAnsi="Yu Gothic" w:eastAsia="Yu Gothic"/>
+                <w:sz w:val="17"/>
               </w:rPr>
               <w:t>W-03</w:t>
             </w:r>
@@ -5404,32 +5404,32 @@
         </w:tc>
         <w:tc>
           <w:tcPr>
-            <w:tcW w:type="dxa" w:w="1440"/>
-          </w:tcPr>
-          <w:p>
-            <w:r>
-              <w:rPr>
-                <w:sz w:val="18"/>
-              </w:rPr>
-            </w:r>
-            <w:r>
-              <w:rPr>
-                <w:rFonts w:ascii="Yu Gothic" w:hAnsi="Yu Gothic" w:eastAsia="Yu Gothic"/>
-                <w:sz w:val="18"/>
+            <w:tcW w:type="dxa" w:w="1654"/>
+          </w:tcPr>
+          <w:p>
+            <w:r>
+              <w:rPr>
+                <w:sz w:val="17"/>
+              </w:rPr>
+            </w:r>
+            <w:r>
+              <w:rPr>
+                <w:rFonts w:ascii="Yu Gothic" w:hAnsi="Yu Gothic" w:eastAsia="Yu Gothic"/>
+                <w:sz w:val="17"/>
               </w:rPr>
               <w:t>移行先環境の構築（</w:t>
             </w:r>
             <w:r>
               <w:rPr>
                 <w:rFonts w:ascii="Consolas" w:hAnsi="Consolas" w:eastAsia="Consolas"/>
-                <w:sz w:val="18"/>
+                <w:sz w:val="17"/>
               </w:rPr>
               <w:t>WS2D-EN-001</w:t>
             </w:r>
             <w:r>
               <w:rPr>
                 <w:rFonts w:ascii="Yu Gothic" w:hAnsi="Yu Gothic" w:eastAsia="Yu Gothic"/>
-                <w:sz w:val="18"/>
+                <w:sz w:val="17"/>
               </w:rPr>
               <w:t>準拠）</w:t>
             </w:r>
@@ -5437,25 +5437,25 @@
         </w:tc>
         <w:tc>
           <w:tcPr>
-            <w:tcW w:type="dxa" w:w="1440"/>
-          </w:tcPr>
-          <w:p>
-            <w:r>
-              <w:rPr>
-                <w:sz w:val="18"/>
+            <w:tcW w:type="dxa" w:w="1654"/>
+          </w:tcPr>
+          <w:p>
+            <w:r>
+              <w:rPr>
+                <w:sz w:val="17"/>
               </w:rPr>
             </w:r>
             <w:r>
               <w:rPr>
                 <w:rFonts w:ascii="Consolas" w:hAnsi="Consolas" w:eastAsia="Consolas"/>
-                <w:sz w:val="18"/>
+                <w:sz w:val="17"/>
               </w:rPr>
               <w:t>make doctor</w:t>
             </w:r>
             <w:r>
               <w:rPr>
                 <w:rFonts w:ascii="Yu Gothic" w:hAnsi="Yu Gothic" w:eastAsia="Yu Gothic"/>
-                <w:sz w:val="18"/>
+                <w:sz w:val="17"/>
               </w:rPr>
               <w:t xml:space="preserve"> 完走</w:t>
             </w:r>
@@ -5463,18 +5463,18 @@
         </w:tc>
         <w:tc>
           <w:tcPr>
-            <w:tcW w:type="dxa" w:w="1440"/>
-          </w:tcPr>
-          <w:p>
-            <w:r>
-              <w:rPr>
-                <w:sz w:val="18"/>
-              </w:rPr>
-            </w:r>
-            <w:r>
-              <w:rPr>
-                <w:rFonts w:ascii="Yu Gothic" w:hAnsi="Yu Gothic" w:eastAsia="Yu Gothic"/>
-                <w:sz w:val="18"/>
+            <w:tcW w:type="dxa" w:w="1654"/>
+          </w:tcPr>
+          <w:p>
+            <w:r>
+              <w:rPr>
+                <w:sz w:val="17"/>
+              </w:rPr>
+            </w:r>
+            <w:r>
+              <w:rPr>
+                <w:rFonts w:ascii="Yu Gothic" w:hAnsi="Yu Gothic" w:eastAsia="Yu Gothic"/>
+                <w:sz w:val="17"/>
               </w:rPr>
               <w:t>0.5〜1日</w:t>
             </w:r>
@@ -5482,18 +5482,18 @@
         </w:tc>
         <w:tc>
           <w:tcPr>
-            <w:tcW w:type="dxa" w:w="1440"/>
-          </w:tcPr>
-          <w:p>
-            <w:r>
-              <w:rPr>
-                <w:sz w:val="18"/>
-              </w:rPr>
-            </w:r>
-            <w:r>
-              <w:rPr>
-                <w:rFonts w:ascii="Yu Gothic" w:hAnsi="Yu Gothic" w:eastAsia="Yu Gothic"/>
-                <w:sz w:val="18"/>
+            <w:tcW w:type="dxa" w:w="1654"/>
+          </w:tcPr>
+          <w:p>
+            <w:r>
+              <w:rPr>
+                <w:sz w:val="17"/>
+              </w:rPr>
+            </w:r>
+            <w:r>
+              <w:rPr>
+                <w:rFonts w:ascii="Yu Gothic" w:hAnsi="Yu Gothic" w:eastAsia="Yu Gothic"/>
+                <w:sz w:val="17"/>
               </w:rPr>
               <w:t>要決定</w:t>
             </w:r>
@@ -5503,18 +5503,18 @@
       <w:tr>
         <w:tc>
           <w:tcPr>
-            <w:tcW w:type="dxa" w:w="1440"/>
-          </w:tcPr>
-          <w:p>
-            <w:r>
-              <w:rPr>
-                <w:sz w:val="18"/>
-              </w:rPr>
-            </w:r>
-            <w:r>
-              <w:rPr>
-                <w:rFonts w:ascii="Yu Gothic" w:hAnsi="Yu Gothic" w:eastAsia="Yu Gothic"/>
-                <w:sz w:val="18"/>
+            <w:tcW w:type="dxa" w:w="1654"/>
+          </w:tcPr>
+          <w:p>
+            <w:r>
+              <w:rPr>
+                <w:sz w:val="17"/>
+              </w:rPr>
+            </w:r>
+            <w:r>
+              <w:rPr>
+                <w:rFonts w:ascii="Yu Gothic" w:hAnsi="Yu Gothic" w:eastAsia="Yu Gothic"/>
+                <w:sz w:val="17"/>
               </w:rPr>
               <w:t>準備</w:t>
             </w:r>
@@ -5522,18 +5522,18 @@
         </w:tc>
         <w:tc>
           <w:tcPr>
-            <w:tcW w:type="dxa" w:w="1440"/>
-          </w:tcPr>
-          <w:p>
-            <w:r>
-              <w:rPr>
-                <w:sz w:val="18"/>
-              </w:rPr>
-            </w:r>
-            <w:r>
-              <w:rPr>
-                <w:rFonts w:ascii="Yu Gothic" w:hAnsi="Yu Gothic" w:eastAsia="Yu Gothic"/>
-                <w:sz w:val="18"/>
+            <w:tcW w:type="dxa" w:w="1654"/>
+          </w:tcPr>
+          <w:p>
+            <w:r>
+              <w:rPr>
+                <w:sz w:val="17"/>
+              </w:rPr>
+            </w:r>
+            <w:r>
+              <w:rPr>
+                <w:rFonts w:ascii="Yu Gothic" w:hAnsi="Yu Gothic" w:eastAsia="Yu Gothic"/>
+                <w:sz w:val="17"/>
               </w:rPr>
               <w:t>W-04</w:t>
             </w:r>
@@ -5541,18 +5541,18 @@
         </w:tc>
         <w:tc>
           <w:tcPr>
-            <w:tcW w:type="dxa" w:w="1440"/>
-          </w:tcPr>
-          <w:p>
-            <w:r>
-              <w:rPr>
-                <w:sz w:val="18"/>
-              </w:rPr>
-            </w:r>
-            <w:r>
-              <w:rPr>
-                <w:rFonts w:ascii="Yu Gothic" w:hAnsi="Yu Gothic" w:eastAsia="Yu Gothic"/>
-                <w:sz w:val="18"/>
+            <w:tcW w:type="dxa" w:w="1654"/>
+          </w:tcPr>
+          <w:p>
+            <w:r>
+              <w:rPr>
+                <w:sz w:val="17"/>
+              </w:rPr>
+            </w:r>
+            <w:r>
+              <w:rPr>
+                <w:rFonts w:ascii="Yu Gothic" w:hAnsi="Yu Gothic" w:eastAsia="Yu Gothic"/>
+                <w:sz w:val="17"/>
               </w:rPr>
               <w:t>移行判定基準・切り戻し基準の合意（§7,8）</w:t>
             </w:r>
@@ -5560,18 +5560,18 @@
         </w:tc>
         <w:tc>
           <w:tcPr>
-            <w:tcW w:type="dxa" w:w="1440"/>
-          </w:tcPr>
-          <w:p>
-            <w:r>
-              <w:rPr>
-                <w:sz w:val="18"/>
-              </w:rPr>
-            </w:r>
-            <w:r>
-              <w:rPr>
-                <w:rFonts w:ascii="Yu Gothic" w:hAnsi="Yu Gothic" w:eastAsia="Yu Gothic"/>
-                <w:sz w:val="18"/>
+            <w:tcW w:type="dxa" w:w="1654"/>
+          </w:tcPr>
+          <w:p>
+            <w:r>
+              <w:rPr>
+                <w:sz w:val="17"/>
+              </w:rPr>
+            </w:r>
+            <w:r>
+              <w:rPr>
+                <w:rFonts w:ascii="Yu Gothic" w:hAnsi="Yu Gothic" w:eastAsia="Yu Gothic"/>
+                <w:sz w:val="17"/>
               </w:rPr>
               <w:t>合意記録</w:t>
             </w:r>
@@ -5579,18 +5579,18 @@
         </w:tc>
         <w:tc>
           <w:tcPr>
-            <w:tcW w:type="dxa" w:w="1440"/>
-          </w:tcPr>
-          <w:p>
-            <w:r>
-              <w:rPr>
-                <w:sz w:val="18"/>
-              </w:rPr>
-            </w:r>
-            <w:r>
-              <w:rPr>
-                <w:rFonts w:ascii="Yu Gothic" w:hAnsi="Yu Gothic" w:eastAsia="Yu Gothic"/>
-                <w:sz w:val="18"/>
+            <w:tcW w:type="dxa" w:w="1654"/>
+          </w:tcPr>
+          <w:p>
+            <w:r>
+              <w:rPr>
+                <w:sz w:val="17"/>
+              </w:rPr>
+            </w:r>
+            <w:r>
+              <w:rPr>
+                <w:rFonts w:ascii="Yu Gothic" w:hAnsi="Yu Gothic" w:eastAsia="Yu Gothic"/>
+                <w:sz w:val="17"/>
               </w:rPr>
               <w:t>0.5日</w:t>
             </w:r>
@@ -5598,18 +5598,18 @@
         </w:tc>
         <w:tc>
           <w:tcPr>
-            <w:tcW w:type="dxa" w:w="1440"/>
-          </w:tcPr>
-          <w:p>
-            <w:r>
-              <w:rPr>
-                <w:sz w:val="18"/>
-              </w:rPr>
-            </w:r>
-            <w:r>
-              <w:rPr>
-                <w:rFonts w:ascii="Yu Gothic" w:hAnsi="Yu Gothic" w:eastAsia="Yu Gothic"/>
-                <w:sz w:val="18"/>
+            <w:tcW w:type="dxa" w:w="1654"/>
+          </w:tcPr>
+          <w:p>
+            <w:r>
+              <w:rPr>
+                <w:sz w:val="17"/>
+              </w:rPr>
+            </w:r>
+            <w:r>
+              <w:rPr>
+                <w:rFonts w:ascii="Yu Gothic" w:hAnsi="Yu Gothic" w:eastAsia="Yu Gothic"/>
+                <w:sz w:val="17"/>
               </w:rPr>
               <w:t>要決定</w:t>
             </w:r>
@@ -5619,18 +5619,18 @@
       <w:tr>
         <w:tc>
           <w:tcPr>
-            <w:tcW w:type="dxa" w:w="1440"/>
-          </w:tcPr>
-          <w:p>
-            <w:r>
-              <w:rPr>
-                <w:sz w:val="18"/>
-              </w:rPr>
-            </w:r>
-            <w:r>
-              <w:rPr>
-                <w:rFonts w:ascii="Yu Gothic" w:hAnsi="Yu Gothic" w:eastAsia="Yu Gothic"/>
-                <w:sz w:val="18"/>
+            <w:tcW w:type="dxa" w:w="1654"/>
+          </w:tcPr>
+          <w:p>
+            <w:r>
+              <w:rPr>
+                <w:sz w:val="17"/>
+              </w:rPr>
+            </w:r>
+            <w:r>
+              <w:rPr>
+                <w:rFonts w:ascii="Yu Gothic" w:hAnsi="Yu Gothic" w:eastAsia="Yu Gothic"/>
+                <w:sz w:val="17"/>
               </w:rPr>
               <w:t>リハーサル</w:t>
             </w:r>
@@ -5638,18 +5638,18 @@
         </w:tc>
         <w:tc>
           <w:tcPr>
-            <w:tcW w:type="dxa" w:w="1440"/>
-          </w:tcPr>
-          <w:p>
-            <w:r>
-              <w:rPr>
-                <w:sz w:val="18"/>
-              </w:rPr>
-            </w:r>
-            <w:r>
-              <w:rPr>
-                <w:rFonts w:ascii="Yu Gothic" w:hAnsi="Yu Gothic" w:eastAsia="Yu Gothic"/>
-                <w:sz w:val="18"/>
+            <w:tcW w:type="dxa" w:w="1654"/>
+          </w:tcPr>
+          <w:p>
+            <w:r>
+              <w:rPr>
+                <w:sz w:val="17"/>
+              </w:rPr>
+            </w:r>
+            <w:r>
+              <w:rPr>
+                <w:rFonts w:ascii="Yu Gothic" w:hAnsi="Yu Gothic" w:eastAsia="Yu Gothic"/>
+                <w:sz w:val="17"/>
               </w:rPr>
               <w:t>W-05</w:t>
             </w:r>
@@ -5657,18 +5657,18 @@
         </w:tc>
         <w:tc>
           <w:tcPr>
-            <w:tcW w:type="dxa" w:w="1440"/>
-          </w:tcPr>
-          <w:p>
-            <w:r>
-              <w:rPr>
-                <w:sz w:val="18"/>
-              </w:rPr>
-            </w:r>
-            <w:r>
-              <w:rPr>
-                <w:rFonts w:ascii="Yu Gothic" w:hAnsi="Yu Gothic" w:eastAsia="Yu Gothic"/>
-                <w:sz w:val="18"/>
+            <w:tcW w:type="dxa" w:w="1654"/>
+          </w:tcPr>
+          <w:p>
+            <w:r>
+              <w:rPr>
+                <w:sz w:val="17"/>
+              </w:rPr>
+            </w:r>
+            <w:r>
+              <w:rPr>
+                <w:rFonts w:ascii="Yu Gothic" w:hAnsi="Yu Gothic" w:eastAsia="Yu Gothic"/>
+                <w:sz w:val="17"/>
               </w:rPr>
               <w:t>隔離環境でのリハーサル実施（§9）</w:t>
             </w:r>
@@ -5676,18 +5676,18 @@
         </w:tc>
         <w:tc>
           <w:tcPr>
-            <w:tcW w:type="dxa" w:w="1440"/>
-          </w:tcPr>
-          <w:p>
-            <w:r>
-              <w:rPr>
-                <w:sz w:val="18"/>
-              </w:rPr>
-            </w:r>
-            <w:r>
-              <w:rPr>
-                <w:rFonts w:ascii="Yu Gothic" w:hAnsi="Yu Gothic" w:eastAsia="Yu Gothic"/>
-                <w:sz w:val="18"/>
+            <w:tcW w:type="dxa" w:w="1654"/>
+          </w:tcPr>
+          <w:p>
+            <w:r>
+              <w:rPr>
+                <w:sz w:val="17"/>
+              </w:rPr>
+            </w:r>
+            <w:r>
+              <w:rPr>
+                <w:rFonts w:ascii="Yu Gothic" w:hAnsi="Yu Gothic" w:eastAsia="Yu Gothic"/>
+                <w:sz w:val="17"/>
               </w:rPr>
               <w:t>リハーサル記録（所要時間実測）</w:t>
             </w:r>
@@ -5695,18 +5695,18 @@
         </w:tc>
         <w:tc>
           <w:tcPr>
-            <w:tcW w:type="dxa" w:w="1440"/>
-          </w:tcPr>
-          <w:p>
-            <w:r>
-              <w:rPr>
-                <w:sz w:val="18"/>
-              </w:rPr>
-            </w:r>
-            <w:r>
-              <w:rPr>
-                <w:rFonts w:ascii="Yu Gothic" w:hAnsi="Yu Gothic" w:eastAsia="Yu Gothic"/>
-                <w:sz w:val="18"/>
+            <w:tcW w:type="dxa" w:w="1654"/>
+          </w:tcPr>
+          <w:p>
+            <w:r>
+              <w:rPr>
+                <w:sz w:val="17"/>
+              </w:rPr>
+            </w:r>
+            <w:r>
+              <w:rPr>
+                <w:rFonts w:ascii="Yu Gothic" w:hAnsi="Yu Gothic" w:eastAsia="Yu Gothic"/>
+                <w:sz w:val="17"/>
               </w:rPr>
               <w:t>0.5〜1日</w:t>
             </w:r>
@@ -5714,18 +5714,18 @@
         </w:tc>
         <w:tc>
           <w:tcPr>
-            <w:tcW w:type="dxa" w:w="1440"/>
-          </w:tcPr>
-          <w:p>
-            <w:r>
-              <w:rPr>
-                <w:sz w:val="18"/>
-              </w:rPr>
-            </w:r>
-            <w:r>
-              <w:rPr>
-                <w:rFonts w:ascii="Yu Gothic" w:hAnsi="Yu Gothic" w:eastAsia="Yu Gothic"/>
-                <w:sz w:val="18"/>
+            <w:tcW w:type="dxa" w:w="1654"/>
+          </w:tcPr>
+          <w:p>
+            <w:r>
+              <w:rPr>
+                <w:sz w:val="17"/>
+              </w:rPr>
+            </w:r>
+            <w:r>
+              <w:rPr>
+                <w:rFonts w:ascii="Yu Gothic" w:hAnsi="Yu Gothic" w:eastAsia="Yu Gothic"/>
+                <w:sz w:val="17"/>
               </w:rPr>
               <w:t>要決定</w:t>
             </w:r>
@@ -5735,18 +5735,18 @@
       <w:tr>
         <w:tc>
           <w:tcPr>
-            <w:tcW w:type="dxa" w:w="1440"/>
-          </w:tcPr>
-          <w:p>
-            <w:r>
-              <w:rPr>
-                <w:sz w:val="18"/>
-              </w:rPr>
-            </w:r>
-            <w:r>
-              <w:rPr>
-                <w:rFonts w:ascii="Yu Gothic" w:hAnsi="Yu Gothic" w:eastAsia="Yu Gothic"/>
-                <w:sz w:val="18"/>
+            <w:tcW w:type="dxa" w:w="1654"/>
+          </w:tcPr>
+          <w:p>
+            <w:r>
+              <w:rPr>
+                <w:sz w:val="17"/>
+              </w:rPr>
+            </w:r>
+            <w:r>
+              <w:rPr>
+                <w:rFonts w:ascii="Yu Gothic" w:hAnsi="Yu Gothic" w:eastAsia="Yu Gothic"/>
+                <w:sz w:val="17"/>
               </w:rPr>
               <w:t>リハーサル</w:t>
             </w:r>
@@ -5754,18 +5754,18 @@
         </w:tc>
         <w:tc>
           <w:tcPr>
-            <w:tcW w:type="dxa" w:w="1440"/>
-          </w:tcPr>
-          <w:p>
-            <w:r>
-              <w:rPr>
-                <w:sz w:val="18"/>
-              </w:rPr>
-            </w:r>
-            <w:r>
-              <w:rPr>
-                <w:rFonts w:ascii="Yu Gothic" w:hAnsi="Yu Gothic" w:eastAsia="Yu Gothic"/>
-                <w:sz w:val="18"/>
+            <w:tcW w:type="dxa" w:w="1654"/>
+          </w:tcPr>
+          <w:p>
+            <w:r>
+              <w:rPr>
+                <w:sz w:val="17"/>
+              </w:rPr>
+            </w:r>
+            <w:r>
+              <w:rPr>
+                <w:rFonts w:ascii="Yu Gothic" w:hAnsi="Yu Gothic" w:eastAsia="Yu Gothic"/>
+                <w:sz w:val="17"/>
               </w:rPr>
               <w:t>W-06</w:t>
             </w:r>
@@ -5773,18 +5773,18 @@
         </w:tc>
         <w:tc>
           <w:tcPr>
-            <w:tcW w:type="dxa" w:w="1440"/>
-          </w:tcPr>
-          <w:p>
-            <w:r>
-              <w:rPr>
-                <w:sz w:val="18"/>
-              </w:rPr>
-            </w:r>
-            <w:r>
-              <w:rPr>
-                <w:rFonts w:ascii="Yu Gothic" w:hAnsi="Yu Gothic" w:eastAsia="Yu Gothic"/>
-                <w:sz w:val="18"/>
+            <w:tcW w:type="dxa" w:w="1654"/>
+          </w:tcPr>
+          <w:p>
+            <w:r>
+              <w:rPr>
+                <w:sz w:val="17"/>
+              </w:rPr>
+            </w:r>
+            <w:r>
+              <w:rPr>
+                <w:rFonts w:ascii="Yu Gothic" w:hAnsi="Yu Gothic" w:eastAsia="Yu Gothic"/>
+                <w:sz w:val="17"/>
               </w:rPr>
               <w:t>リハーサル結果のレビューと手順修正</w:t>
             </w:r>
@@ -5792,32 +5792,32 @@
         </w:tc>
         <w:tc>
           <w:tcPr>
-            <w:tcW w:type="dxa" w:w="1440"/>
-          </w:tcPr>
-          <w:p>
-            <w:r>
-              <w:rPr>
-                <w:sz w:val="18"/>
-              </w:rPr>
-            </w:r>
-            <w:r>
-              <w:rPr>
-                <w:rFonts w:ascii="Yu Gothic" w:hAnsi="Yu Gothic" w:eastAsia="Yu Gothic"/>
-                <w:sz w:val="18"/>
+            <w:tcW w:type="dxa" w:w="1654"/>
+          </w:tcPr>
+          <w:p>
+            <w:r>
+              <w:rPr>
+                <w:sz w:val="17"/>
+              </w:rPr>
+            </w:r>
+            <w:r>
+              <w:rPr>
+                <w:rFonts w:ascii="Yu Gothic" w:hAnsi="Yu Gothic" w:eastAsia="Yu Gothic"/>
+                <w:sz w:val="17"/>
               </w:rPr>
               <w:t>手順書（</w:t>
             </w:r>
             <w:r>
               <w:rPr>
                 <w:rFonts w:ascii="Consolas" w:hAnsi="Consolas" w:eastAsia="Consolas"/>
-                <w:sz w:val="18"/>
+                <w:sz w:val="17"/>
               </w:rPr>
               <w:t>WS2D-MG-002</w:t>
             </w:r>
             <w:r>
               <w:rPr>
                 <w:rFonts w:ascii="Yu Gothic" w:hAnsi="Yu Gothic" w:eastAsia="Yu Gothic"/>
-                <w:sz w:val="18"/>
+                <w:sz w:val="17"/>
               </w:rPr>
               <w:t>）の改訂</w:t>
             </w:r>
@@ -5825,18 +5825,18 @@
         </w:tc>
         <w:tc>
           <w:tcPr>
-            <w:tcW w:type="dxa" w:w="1440"/>
-          </w:tcPr>
-          <w:p>
-            <w:r>
-              <w:rPr>
-                <w:sz w:val="18"/>
-              </w:rPr>
-            </w:r>
-            <w:r>
-              <w:rPr>
-                <w:rFonts w:ascii="Yu Gothic" w:hAnsi="Yu Gothic" w:eastAsia="Yu Gothic"/>
-                <w:sz w:val="18"/>
+            <w:tcW w:type="dxa" w:w="1654"/>
+          </w:tcPr>
+          <w:p>
+            <w:r>
+              <w:rPr>
+                <w:sz w:val="17"/>
+              </w:rPr>
+            </w:r>
+            <w:r>
+              <w:rPr>
+                <w:rFonts w:ascii="Yu Gothic" w:hAnsi="Yu Gothic" w:eastAsia="Yu Gothic"/>
+                <w:sz w:val="17"/>
               </w:rPr>
               <w:t>0.5日</w:t>
             </w:r>
@@ -5844,18 +5844,18 @@
         </w:tc>
         <w:tc>
           <w:tcPr>
-            <w:tcW w:type="dxa" w:w="1440"/>
-          </w:tcPr>
-          <w:p>
-            <w:r>
-              <w:rPr>
-                <w:sz w:val="18"/>
-              </w:rPr>
-            </w:r>
-            <w:r>
-              <w:rPr>
-                <w:rFonts w:ascii="Yu Gothic" w:hAnsi="Yu Gothic" w:eastAsia="Yu Gothic"/>
-                <w:sz w:val="18"/>
+            <w:tcW w:type="dxa" w:w="1654"/>
+          </w:tcPr>
+          <w:p>
+            <w:r>
+              <w:rPr>
+                <w:sz w:val="17"/>
+              </w:rPr>
+            </w:r>
+            <w:r>
+              <w:rPr>
+                <w:rFonts w:ascii="Yu Gothic" w:hAnsi="Yu Gothic" w:eastAsia="Yu Gothic"/>
+                <w:sz w:val="17"/>
               </w:rPr>
               <w:t>要決定</w:t>
             </w:r>
@@ -5865,18 +5865,18 @@
       <w:tr>
         <w:tc>
           <w:tcPr>
-            <w:tcW w:type="dxa" w:w="1440"/>
-          </w:tcPr>
-          <w:p>
-            <w:r>
-              <w:rPr>
-                <w:sz w:val="18"/>
-              </w:rPr>
-            </w:r>
-            <w:r>
-              <w:rPr>
-                <w:rFonts w:ascii="Yu Gothic" w:hAnsi="Yu Gothic" w:eastAsia="Yu Gothic"/>
-                <w:sz w:val="18"/>
+            <w:tcW w:type="dxa" w:w="1654"/>
+          </w:tcPr>
+          <w:p>
+            <w:r>
+              <w:rPr>
+                <w:sz w:val="17"/>
+              </w:rPr>
+            </w:r>
+            <w:r>
+              <w:rPr>
+                <w:rFonts w:ascii="Yu Gothic" w:hAnsi="Yu Gothic" w:eastAsia="Yu Gothic"/>
+                <w:sz w:val="17"/>
               </w:rPr>
               <w:t>本移行</w:t>
             </w:r>
@@ -5884,18 +5884,18 @@
         </w:tc>
         <w:tc>
           <w:tcPr>
-            <w:tcW w:type="dxa" w:w="1440"/>
-          </w:tcPr>
-          <w:p>
-            <w:r>
-              <w:rPr>
-                <w:sz w:val="18"/>
-              </w:rPr>
-            </w:r>
-            <w:r>
-              <w:rPr>
-                <w:rFonts w:ascii="Yu Gothic" w:hAnsi="Yu Gothic" w:eastAsia="Yu Gothic"/>
-                <w:sz w:val="18"/>
+            <w:tcW w:type="dxa" w:w="1654"/>
+          </w:tcPr>
+          <w:p>
+            <w:r>
+              <w:rPr>
+                <w:sz w:val="17"/>
+              </w:rPr>
+            </w:r>
+            <w:r>
+              <w:rPr>
+                <w:rFonts w:ascii="Yu Gothic" w:hAnsi="Yu Gothic" w:eastAsia="Yu Gothic"/>
+                <w:sz w:val="17"/>
               </w:rPr>
               <w:t>W-07</w:t>
             </w:r>
@@ -5903,18 +5903,18 @@
         </w:tc>
         <w:tc>
           <w:tcPr>
-            <w:tcW w:type="dxa" w:w="1440"/>
-          </w:tcPr>
-          <w:p>
-            <w:r>
-              <w:rPr>
-                <w:sz w:val="18"/>
-              </w:rPr>
-            </w:r>
-            <w:r>
-              <w:rPr>
-                <w:rFonts w:ascii="Yu Gothic" w:hAnsi="Yu Gothic" w:eastAsia="Yu Gothic"/>
-                <w:sz w:val="18"/>
+            <w:tcW w:type="dxa" w:w="1654"/>
+          </w:tcPr>
+          <w:p>
+            <w:r>
+              <w:rPr>
+                <w:sz w:val="17"/>
+              </w:rPr>
+            </w:r>
+            <w:r>
+              <w:rPr>
+                <w:rFonts w:ascii="Yu Gothic" w:hAnsi="Yu Gothic" w:eastAsia="Yu Gothic"/>
+                <w:sz w:val="17"/>
               </w:rPr>
               <w:t>移行元プロセス停止・最終バックアップ取得</w:t>
             </w:r>
@@ -5922,18 +5922,18 @@
         </w:tc>
         <w:tc>
           <w:tcPr>
-            <w:tcW w:type="dxa" w:w="1440"/>
-          </w:tcPr>
-          <w:p>
-            <w:r>
-              <w:rPr>
-                <w:sz w:val="18"/>
-              </w:rPr>
-            </w:r>
-            <w:r>
-              <w:rPr>
-                <w:rFonts w:ascii="Yu Gothic" w:hAnsi="Yu Gothic" w:eastAsia="Yu Gothic"/>
-                <w:sz w:val="18"/>
+            <w:tcW w:type="dxa" w:w="1654"/>
+          </w:tcPr>
+          <w:p>
+            <w:r>
+              <w:rPr>
+                <w:sz w:val="17"/>
+              </w:rPr>
+            </w:r>
+            <w:r>
+              <w:rPr>
+                <w:rFonts w:ascii="Yu Gothic" w:hAnsi="Yu Gothic" w:eastAsia="Yu Gothic"/>
+                <w:sz w:val="17"/>
               </w:rPr>
               <w:t>バックアップアーカイブ＋チェックサム</w:t>
             </w:r>
@@ -5941,18 +5941,18 @@
         </w:tc>
         <w:tc>
           <w:tcPr>
-            <w:tcW w:type="dxa" w:w="1440"/>
-          </w:tcPr>
-          <w:p>
-            <w:r>
-              <w:rPr>
-                <w:sz w:val="18"/>
-              </w:rPr>
-            </w:r>
-            <w:r>
-              <w:rPr>
-                <w:rFonts w:ascii="Yu Gothic" w:hAnsi="Yu Gothic" w:eastAsia="Yu Gothic"/>
-                <w:sz w:val="18"/>
+            <w:tcW w:type="dxa" w:w="1654"/>
+          </w:tcPr>
+          <w:p>
+            <w:r>
+              <w:rPr>
+                <w:sz w:val="17"/>
+              </w:rPr>
+            </w:r>
+            <w:r>
+              <w:rPr>
+                <w:rFonts w:ascii="Yu Gothic" w:hAnsi="Yu Gothic" w:eastAsia="Yu Gothic"/>
+                <w:sz w:val="17"/>
               </w:rPr>
               <w:t>実測（リハーサル値を参考）</w:t>
             </w:r>
@@ -5960,18 +5960,18 @@
         </w:tc>
         <w:tc>
           <w:tcPr>
-            <w:tcW w:type="dxa" w:w="1440"/>
-          </w:tcPr>
-          <w:p>
-            <w:r>
-              <w:rPr>
-                <w:sz w:val="18"/>
-              </w:rPr>
-            </w:r>
-            <w:r>
-              <w:rPr>
-                <w:rFonts w:ascii="Yu Gothic" w:hAnsi="Yu Gothic" w:eastAsia="Yu Gothic"/>
-                <w:sz w:val="18"/>
+            <w:tcW w:type="dxa" w:w="1654"/>
+          </w:tcPr>
+          <w:p>
+            <w:r>
+              <w:rPr>
+                <w:sz w:val="17"/>
+              </w:rPr>
+            </w:r>
+            <w:r>
+              <w:rPr>
+                <w:rFonts w:ascii="Yu Gothic" w:hAnsi="Yu Gothic" w:eastAsia="Yu Gothic"/>
+                <w:sz w:val="17"/>
               </w:rPr>
               <w:t>要決定</w:t>
             </w:r>
@@ -5981,18 +5981,18 @@
       <w:tr>
         <w:tc>
           <w:tcPr>
-            <w:tcW w:type="dxa" w:w="1440"/>
-          </w:tcPr>
-          <w:p>
-            <w:r>
-              <w:rPr>
-                <w:sz w:val="18"/>
-              </w:rPr>
-            </w:r>
-            <w:r>
-              <w:rPr>
-                <w:rFonts w:ascii="Yu Gothic" w:hAnsi="Yu Gothic" w:eastAsia="Yu Gothic"/>
-                <w:sz w:val="18"/>
+            <w:tcW w:type="dxa" w:w="1654"/>
+          </w:tcPr>
+          <w:p>
+            <w:r>
+              <w:rPr>
+                <w:sz w:val="17"/>
+              </w:rPr>
+            </w:r>
+            <w:r>
+              <w:rPr>
+                <w:rFonts w:ascii="Yu Gothic" w:hAnsi="Yu Gothic" w:eastAsia="Yu Gothic"/>
+                <w:sz w:val="17"/>
               </w:rPr>
               <w:t>本移行</w:t>
             </w:r>
@@ -6000,18 +6000,18 @@
         </w:tc>
         <w:tc>
           <w:tcPr>
-            <w:tcW w:type="dxa" w:w="1440"/>
-          </w:tcPr>
-          <w:p>
-            <w:r>
-              <w:rPr>
-                <w:sz w:val="18"/>
-              </w:rPr>
-            </w:r>
-            <w:r>
-              <w:rPr>
-                <w:rFonts w:ascii="Yu Gothic" w:hAnsi="Yu Gothic" w:eastAsia="Yu Gothic"/>
-                <w:sz w:val="18"/>
+            <w:tcW w:type="dxa" w:w="1654"/>
+          </w:tcPr>
+          <w:p>
+            <w:r>
+              <w:rPr>
+                <w:sz w:val="17"/>
+              </w:rPr>
+            </w:r>
+            <w:r>
+              <w:rPr>
+                <w:rFonts w:ascii="Yu Gothic" w:hAnsi="Yu Gothic" w:eastAsia="Yu Gothic"/>
+                <w:sz w:val="17"/>
               </w:rPr>
               <w:t>W-08</w:t>
             </w:r>
@@ -6019,32 +6019,32 @@
         </w:tc>
         <w:tc>
           <w:tcPr>
-            <w:tcW w:type="dxa" w:w="1440"/>
-          </w:tcPr>
-          <w:p>
-            <w:r>
-              <w:rPr>
-                <w:sz w:val="18"/>
-              </w:rPr>
-            </w:r>
-            <w:r>
-              <w:rPr>
-                <w:rFonts w:ascii="Yu Gothic" w:hAnsi="Yu Gothic" w:eastAsia="Yu Gothic"/>
-                <w:sz w:val="18"/>
+            <w:tcW w:type="dxa" w:w="1654"/>
+          </w:tcPr>
+          <w:p>
+            <w:r>
+              <w:rPr>
+                <w:sz w:val="17"/>
+              </w:rPr>
+            </w:r>
+            <w:r>
+              <w:rPr>
+                <w:rFonts w:ascii="Yu Gothic" w:hAnsi="Yu Gothic" w:eastAsia="Yu Gothic"/>
+                <w:sz w:val="17"/>
               </w:rPr>
               <w:t>データ移行実施（</w:t>
             </w:r>
             <w:r>
               <w:rPr>
                 <w:rFonts w:ascii="Consolas" w:hAnsi="Consolas" w:eastAsia="Consolas"/>
-                <w:sz w:val="18"/>
+                <w:sz w:val="17"/>
               </w:rPr>
               <w:t>WS2D-MG-002</w:t>
             </w:r>
             <w:r>
               <w:rPr>
                 <w:rFonts w:ascii="Yu Gothic" w:hAnsi="Yu Gothic" w:eastAsia="Yu Gothic"/>
-                <w:sz w:val="18"/>
+                <w:sz w:val="17"/>
               </w:rPr>
               <w:t xml:space="preserve"> §2実施）</w:t>
             </w:r>
@@ -6052,18 +6052,18 @@
         </w:tc>
         <w:tc>
           <w:tcPr>
-            <w:tcW w:type="dxa" w:w="1440"/>
-          </w:tcPr>
-          <w:p>
-            <w:r>
-              <w:rPr>
-                <w:sz w:val="18"/>
-              </w:rPr>
-            </w:r>
-            <w:r>
-              <w:rPr>
-                <w:rFonts w:ascii="Yu Gothic" w:hAnsi="Yu Gothic" w:eastAsia="Yu Gothic"/>
-                <w:sz w:val="18"/>
+            <w:tcW w:type="dxa" w:w="1654"/>
+          </w:tcPr>
+          <w:p>
+            <w:r>
+              <w:rPr>
+                <w:sz w:val="17"/>
+              </w:rPr>
+            </w:r>
+            <w:r>
+              <w:rPr>
+                <w:rFonts w:ascii="Yu Gothic" w:hAnsi="Yu Gothic" w:eastAsia="Yu Gothic"/>
+                <w:sz w:val="17"/>
               </w:rPr>
               <w:t>コピー完了・整合性チェックOK</w:t>
             </w:r>
@@ -6071,18 +6071,18 @@
         </w:tc>
         <w:tc>
           <w:tcPr>
-            <w:tcW w:type="dxa" w:w="1440"/>
-          </w:tcPr>
-          <w:p>
-            <w:r>
-              <w:rPr>
-                <w:sz w:val="18"/>
-              </w:rPr>
-            </w:r>
-            <w:r>
-              <w:rPr>
-                <w:rFonts w:ascii="Yu Gothic" w:hAnsi="Yu Gothic" w:eastAsia="Yu Gothic"/>
-                <w:sz w:val="18"/>
+            <w:tcW w:type="dxa" w:w="1654"/>
+          </w:tcPr>
+          <w:p>
+            <w:r>
+              <w:rPr>
+                <w:sz w:val="17"/>
+              </w:rPr>
+            </w:r>
+            <w:r>
+              <w:rPr>
+                <w:rFonts w:ascii="Yu Gothic" w:hAnsi="Yu Gothic" w:eastAsia="Yu Gothic"/>
+                <w:sz w:val="17"/>
               </w:rPr>
               <w:t>実測</w:t>
             </w:r>
@@ -6090,18 +6090,18 @@
         </w:tc>
         <w:tc>
           <w:tcPr>
-            <w:tcW w:type="dxa" w:w="1440"/>
-          </w:tcPr>
-          <w:p>
-            <w:r>
-              <w:rPr>
-                <w:sz w:val="18"/>
-              </w:rPr>
-            </w:r>
-            <w:r>
-              <w:rPr>
-                <w:rFonts w:ascii="Yu Gothic" w:hAnsi="Yu Gothic" w:eastAsia="Yu Gothic"/>
-                <w:sz w:val="18"/>
+            <w:tcW w:type="dxa" w:w="1654"/>
+          </w:tcPr>
+          <w:p>
+            <w:r>
+              <w:rPr>
+                <w:sz w:val="17"/>
+              </w:rPr>
+            </w:r>
+            <w:r>
+              <w:rPr>
+                <w:rFonts w:ascii="Yu Gothic" w:hAnsi="Yu Gothic" w:eastAsia="Yu Gothic"/>
+                <w:sz w:val="17"/>
               </w:rPr>
               <w:t>要決定</w:t>
             </w:r>
@@ -6111,18 +6111,18 @@
       <w:tr>
         <w:tc>
           <w:tcPr>
-            <w:tcW w:type="dxa" w:w="1440"/>
-          </w:tcPr>
-          <w:p>
-            <w:r>
-              <w:rPr>
-                <w:sz w:val="18"/>
-              </w:rPr>
-            </w:r>
-            <w:r>
-              <w:rPr>
-                <w:rFonts w:ascii="Yu Gothic" w:hAnsi="Yu Gothic" w:eastAsia="Yu Gothic"/>
-                <w:sz w:val="18"/>
+            <w:tcW w:type="dxa" w:w="1654"/>
+          </w:tcPr>
+          <w:p>
+            <w:r>
+              <w:rPr>
+                <w:sz w:val="17"/>
+              </w:rPr>
+            </w:r>
+            <w:r>
+              <w:rPr>
+                <w:rFonts w:ascii="Yu Gothic" w:hAnsi="Yu Gothic" w:eastAsia="Yu Gothic"/>
+                <w:sz w:val="17"/>
               </w:rPr>
               <w:t>本移行</w:t>
             </w:r>
@@ -6130,18 +6130,18 @@
         </w:tc>
         <w:tc>
           <w:tcPr>
-            <w:tcW w:type="dxa" w:w="1440"/>
-          </w:tcPr>
-          <w:p>
-            <w:r>
-              <w:rPr>
-                <w:sz w:val="18"/>
-              </w:rPr>
-            </w:r>
-            <w:r>
-              <w:rPr>
-                <w:rFonts w:ascii="Yu Gothic" w:hAnsi="Yu Gothic" w:eastAsia="Yu Gothic"/>
-                <w:sz w:val="18"/>
+            <w:tcW w:type="dxa" w:w="1654"/>
+          </w:tcPr>
+          <w:p>
+            <w:r>
+              <w:rPr>
+                <w:sz w:val="17"/>
+              </w:rPr>
+            </w:r>
+            <w:r>
+              <w:rPr>
+                <w:rFonts w:ascii="Yu Gothic" w:hAnsi="Yu Gothic" w:eastAsia="Yu Gothic"/>
+                <w:sz w:val="17"/>
               </w:rPr>
               <w:t>W-09</w:t>
             </w:r>
@@ -6149,32 +6149,32 @@
         </w:tc>
         <w:tc>
           <w:tcPr>
-            <w:tcW w:type="dxa" w:w="1440"/>
-          </w:tcPr>
-          <w:p>
-            <w:r>
-              <w:rPr>
-                <w:sz w:val="18"/>
-              </w:rPr>
-            </w:r>
-            <w:r>
-              <w:rPr>
-                <w:rFonts w:ascii="Yu Gothic" w:hAnsi="Yu Gothic" w:eastAsia="Yu Gothic"/>
-                <w:sz w:val="18"/>
+            <w:tcW w:type="dxa" w:w="1654"/>
+          </w:tcPr>
+          <w:p>
+            <w:r>
+              <w:rPr>
+                <w:sz w:val="17"/>
+              </w:rPr>
+            </w:r>
+            <w:r>
+              <w:rPr>
+                <w:rFonts w:ascii="Yu Gothic" w:hAnsi="Yu Gothic" w:eastAsia="Yu Gothic"/>
+                <w:sz w:val="17"/>
               </w:rPr>
               <w:t>環境設定移行（</w:t>
             </w:r>
             <w:r>
               <w:rPr>
                 <w:rFonts w:ascii="Consolas" w:hAnsi="Consolas" w:eastAsia="Consolas"/>
-                <w:sz w:val="18"/>
+                <w:sz w:val="17"/>
               </w:rPr>
               <w:t>WS2D-MG-002</w:t>
             </w:r>
             <w:r>
               <w:rPr>
                 <w:rFonts w:ascii="Yu Gothic" w:hAnsi="Yu Gothic" w:eastAsia="Yu Gothic"/>
-                <w:sz w:val="18"/>
+                <w:sz w:val="17"/>
               </w:rPr>
               <w:t xml:space="preserve"> §3実施）</w:t>
             </w:r>
@@ -6182,25 +6182,25 @@
         </w:tc>
         <w:tc>
           <w:tcPr>
-            <w:tcW w:type="dxa" w:w="1440"/>
-          </w:tcPr>
-          <w:p>
-            <w:r>
-              <w:rPr>
-                <w:sz w:val="18"/>
+            <w:tcW w:type="dxa" w:w="1654"/>
+          </w:tcPr>
+          <w:p>
+            <w:r>
+              <w:rPr>
+                <w:sz w:val="17"/>
               </w:rPr>
             </w:r>
             <w:r>
               <w:rPr>
                 <w:rFonts w:ascii="Consolas" w:hAnsi="Consolas" w:eastAsia="Consolas"/>
-                <w:sz w:val="18"/>
+                <w:sz w:val="17"/>
               </w:rPr>
               <w:t>.env</w:t>
             </w:r>
             <w:r>
               <w:rPr>
                 <w:rFonts w:ascii="Yu Gothic" w:hAnsi="Yu Gothic" w:eastAsia="Yu Gothic"/>
-                <w:sz w:val="18"/>
+                <w:sz w:val="17"/>
               </w:rPr>
               <w:t>・環境変数の設定完了</w:t>
             </w:r>
@@ -6208,18 +6208,18 @@
         </w:tc>
         <w:tc>
           <w:tcPr>
-            <w:tcW w:type="dxa" w:w="1440"/>
-          </w:tcPr>
-          <w:p>
-            <w:r>
-              <w:rPr>
-                <w:sz w:val="18"/>
-              </w:rPr>
-            </w:r>
-            <w:r>
-              <w:rPr>
-                <w:rFonts w:ascii="Yu Gothic" w:hAnsi="Yu Gothic" w:eastAsia="Yu Gothic"/>
-                <w:sz w:val="18"/>
+            <w:tcW w:type="dxa" w:w="1654"/>
+          </w:tcPr>
+          <w:p>
+            <w:r>
+              <w:rPr>
+                <w:sz w:val="17"/>
+              </w:rPr>
+            </w:r>
+            <w:r>
+              <w:rPr>
+                <w:rFonts w:ascii="Yu Gothic" w:hAnsi="Yu Gothic" w:eastAsia="Yu Gothic"/>
+                <w:sz w:val="17"/>
               </w:rPr>
               <w:t>実測</w:t>
             </w:r>
@@ -6227,18 +6227,18 @@
         </w:tc>
         <w:tc>
           <w:tcPr>
-            <w:tcW w:type="dxa" w:w="1440"/>
-          </w:tcPr>
-          <w:p>
-            <w:r>
-              <w:rPr>
-                <w:sz w:val="18"/>
-              </w:rPr>
-            </w:r>
-            <w:r>
-              <w:rPr>
-                <w:rFonts w:ascii="Yu Gothic" w:hAnsi="Yu Gothic" w:eastAsia="Yu Gothic"/>
-                <w:sz w:val="18"/>
+            <w:tcW w:type="dxa" w:w="1654"/>
+          </w:tcPr>
+          <w:p>
+            <w:r>
+              <w:rPr>
+                <w:sz w:val="17"/>
+              </w:rPr>
+            </w:r>
+            <w:r>
+              <w:rPr>
+                <w:rFonts w:ascii="Yu Gothic" w:hAnsi="Yu Gothic" w:eastAsia="Yu Gothic"/>
+                <w:sz w:val="17"/>
               </w:rPr>
               <w:t>要決定</w:t>
             </w:r>
@@ -6248,18 +6248,18 @@
       <w:tr>
         <w:tc>
           <w:tcPr>
-            <w:tcW w:type="dxa" w:w="1440"/>
-          </w:tcPr>
-          <w:p>
-            <w:r>
-              <w:rPr>
-                <w:sz w:val="18"/>
-              </w:rPr>
-            </w:r>
-            <w:r>
-              <w:rPr>
-                <w:rFonts w:ascii="Yu Gothic" w:hAnsi="Yu Gothic" w:eastAsia="Yu Gothic"/>
-                <w:sz w:val="18"/>
+            <w:tcW w:type="dxa" w:w="1654"/>
+          </w:tcPr>
+          <w:p>
+            <w:r>
+              <w:rPr>
+                <w:sz w:val="17"/>
+              </w:rPr>
+            </w:r>
+            <w:r>
+              <w:rPr>
+                <w:rFonts w:ascii="Yu Gothic" w:hAnsi="Yu Gothic" w:eastAsia="Yu Gothic"/>
+                <w:sz w:val="17"/>
               </w:rPr>
               <w:t>確認</w:t>
             </w:r>
@@ -6267,18 +6267,18 @@
         </w:tc>
         <w:tc>
           <w:tcPr>
-            <w:tcW w:type="dxa" w:w="1440"/>
-          </w:tcPr>
-          <w:p>
-            <w:r>
-              <w:rPr>
-                <w:sz w:val="18"/>
-              </w:rPr>
-            </w:r>
-            <w:r>
-              <w:rPr>
-                <w:rFonts w:ascii="Yu Gothic" w:hAnsi="Yu Gothic" w:eastAsia="Yu Gothic"/>
-                <w:sz w:val="18"/>
+            <w:tcW w:type="dxa" w:w="1654"/>
+          </w:tcPr>
+          <w:p>
+            <w:r>
+              <w:rPr>
+                <w:sz w:val="17"/>
+              </w:rPr>
+            </w:r>
+            <w:r>
+              <w:rPr>
+                <w:rFonts w:ascii="Yu Gothic" w:hAnsi="Yu Gothic" w:eastAsia="Yu Gothic"/>
+                <w:sz w:val="17"/>
               </w:rPr>
               <w:t>W-10</w:t>
             </w:r>
@@ -6286,32 +6286,32 @@
         </w:tc>
         <w:tc>
           <w:tcPr>
-            <w:tcW w:type="dxa" w:w="1440"/>
-          </w:tcPr>
-          <w:p>
-            <w:r>
-              <w:rPr>
-                <w:sz w:val="18"/>
-              </w:rPr>
-            </w:r>
-            <w:r>
-              <w:rPr>
-                <w:rFonts w:ascii="Yu Gothic" w:hAnsi="Yu Gothic" w:eastAsia="Yu Gothic"/>
-                <w:sz w:val="18"/>
+            <w:tcW w:type="dxa" w:w="1654"/>
+          </w:tcPr>
+          <w:p>
+            <w:r>
+              <w:rPr>
+                <w:sz w:val="17"/>
+              </w:rPr>
+            </w:r>
+            <w:r>
+              <w:rPr>
+                <w:rFonts w:ascii="Yu Gothic" w:hAnsi="Yu Gothic" w:eastAsia="Yu Gothic"/>
+                <w:sz w:val="17"/>
               </w:rPr>
               <w:t>移行後動作確認（</w:t>
             </w:r>
             <w:r>
               <w:rPr>
                 <w:rFonts w:ascii="Consolas" w:hAnsi="Consolas" w:eastAsia="Consolas"/>
-                <w:sz w:val="18"/>
+                <w:sz w:val="17"/>
               </w:rPr>
               <w:t>WS2D-MG-002</w:t>
             </w:r>
             <w:r>
               <w:rPr>
                 <w:rFonts w:ascii="Yu Gothic" w:hAnsi="Yu Gothic" w:eastAsia="Yu Gothic"/>
-                <w:sz w:val="18"/>
+                <w:sz w:val="17"/>
               </w:rPr>
               <w:t xml:space="preserve"> §4、最低15項目）</w:t>
             </w:r>
@@ -6319,18 +6319,18 @@
         </w:tc>
         <w:tc>
           <w:tcPr>
-            <w:tcW w:type="dxa" w:w="1440"/>
-          </w:tcPr>
-          <w:p>
-            <w:r>
-              <w:rPr>
-                <w:sz w:val="18"/>
-              </w:rPr>
-            </w:r>
-            <w:r>
-              <w:rPr>
-                <w:rFonts w:ascii="Yu Gothic" w:hAnsi="Yu Gothic" w:eastAsia="Yu Gothic"/>
-                <w:sz w:val="18"/>
+            <w:tcW w:type="dxa" w:w="1654"/>
+          </w:tcPr>
+          <w:p>
+            <w:r>
+              <w:rPr>
+                <w:sz w:val="17"/>
+              </w:rPr>
+            </w:r>
+            <w:r>
+              <w:rPr>
+                <w:rFonts w:ascii="Yu Gothic" w:hAnsi="Yu Gothic" w:eastAsia="Yu Gothic"/>
+                <w:sz w:val="17"/>
               </w:rPr>
               <w:t>チェックリスト全項目OK</w:t>
             </w:r>
@@ -6338,18 +6338,18 @@
         </w:tc>
         <w:tc>
           <w:tcPr>
-            <w:tcW w:type="dxa" w:w="1440"/>
-          </w:tcPr>
-          <w:p>
-            <w:r>
-              <w:rPr>
-                <w:sz w:val="18"/>
-              </w:rPr>
-            </w:r>
-            <w:r>
-              <w:rPr>
-                <w:rFonts w:ascii="Yu Gothic" w:hAnsi="Yu Gothic" w:eastAsia="Yu Gothic"/>
-                <w:sz w:val="18"/>
+            <w:tcW w:type="dxa" w:w="1654"/>
+          </w:tcPr>
+          <w:p>
+            <w:r>
+              <w:rPr>
+                <w:sz w:val="17"/>
+              </w:rPr>
+            </w:r>
+            <w:r>
+              <w:rPr>
+                <w:rFonts w:ascii="Yu Gothic" w:hAnsi="Yu Gothic" w:eastAsia="Yu Gothic"/>
+                <w:sz w:val="17"/>
               </w:rPr>
               <w:t>実測</w:t>
             </w:r>
@@ -6357,18 +6357,18 @@
         </w:tc>
         <w:tc>
           <w:tcPr>
-            <w:tcW w:type="dxa" w:w="1440"/>
-          </w:tcPr>
-          <w:p>
-            <w:r>
-              <w:rPr>
-                <w:sz w:val="18"/>
-              </w:rPr>
-            </w:r>
-            <w:r>
-              <w:rPr>
-                <w:rFonts w:ascii="Yu Gothic" w:hAnsi="Yu Gothic" w:eastAsia="Yu Gothic"/>
-                <w:sz w:val="18"/>
+            <w:tcW w:type="dxa" w:w="1654"/>
+          </w:tcPr>
+          <w:p>
+            <w:r>
+              <w:rPr>
+                <w:sz w:val="17"/>
+              </w:rPr>
+            </w:r>
+            <w:r>
+              <w:rPr>
+                <w:rFonts w:ascii="Yu Gothic" w:hAnsi="Yu Gothic" w:eastAsia="Yu Gothic"/>
+                <w:sz w:val="17"/>
               </w:rPr>
               <w:t>要決定</w:t>
             </w:r>
@@ -6378,18 +6378,18 @@
       <w:tr>
         <w:tc>
           <w:tcPr>
-            <w:tcW w:type="dxa" w:w="1440"/>
-          </w:tcPr>
-          <w:p>
-            <w:r>
-              <w:rPr>
-                <w:sz w:val="18"/>
-              </w:rPr>
-            </w:r>
-            <w:r>
-              <w:rPr>
-                <w:rFonts w:ascii="Yu Gothic" w:hAnsi="Yu Gothic" w:eastAsia="Yu Gothic"/>
-                <w:sz w:val="18"/>
+            <w:tcW w:type="dxa" w:w="1654"/>
+          </w:tcPr>
+          <w:p>
+            <w:r>
+              <w:rPr>
+                <w:sz w:val="17"/>
+              </w:rPr>
+            </w:r>
+            <w:r>
+              <w:rPr>
+                <w:rFonts w:ascii="Yu Gothic" w:hAnsi="Yu Gothic" w:eastAsia="Yu Gothic"/>
+                <w:sz w:val="17"/>
               </w:rPr>
               <w:t>確認</w:t>
             </w:r>
@@ -6397,18 +6397,18 @@
         </w:tc>
         <w:tc>
           <w:tcPr>
-            <w:tcW w:type="dxa" w:w="1440"/>
-          </w:tcPr>
-          <w:p>
-            <w:r>
-              <w:rPr>
-                <w:sz w:val="18"/>
-              </w:rPr>
-            </w:r>
-            <w:r>
-              <w:rPr>
-                <w:rFonts w:ascii="Yu Gothic" w:hAnsi="Yu Gothic" w:eastAsia="Yu Gothic"/>
-                <w:sz w:val="18"/>
+            <w:tcW w:type="dxa" w:w="1654"/>
+          </w:tcPr>
+          <w:p>
+            <w:r>
+              <w:rPr>
+                <w:sz w:val="17"/>
+              </w:rPr>
+            </w:r>
+            <w:r>
+              <w:rPr>
+                <w:rFonts w:ascii="Yu Gothic" w:hAnsi="Yu Gothic" w:eastAsia="Yu Gothic"/>
+                <w:sz w:val="17"/>
               </w:rPr>
               <w:t>W-11</w:t>
             </w:r>
@@ -6416,18 +6416,18 @@
         </w:tc>
         <w:tc>
           <w:tcPr>
-            <w:tcW w:type="dxa" w:w="1440"/>
-          </w:tcPr>
-          <w:p>
-            <w:r>
-              <w:rPr>
-                <w:sz w:val="18"/>
-              </w:rPr>
-            </w:r>
-            <w:r>
-              <w:rPr>
-                <w:rFonts w:ascii="Yu Gothic" w:hAnsi="Yu Gothic" w:eastAsia="Yu Gothic"/>
-                <w:sz w:val="18"/>
+            <w:tcW w:type="dxa" w:w="1654"/>
+          </w:tcPr>
+          <w:p>
+            <w:r>
+              <w:rPr>
+                <w:sz w:val="17"/>
+              </w:rPr>
+            </w:r>
+            <w:r>
+              <w:rPr>
+                <w:rFonts w:ascii="Yu Gothic" w:hAnsi="Yu Gothic" w:eastAsia="Yu Gothic"/>
+                <w:sz w:val="17"/>
               </w:rPr>
               <w:t>移行判定（§7の基準に照合）</w:t>
             </w:r>
@@ -6435,18 +6435,18 @@
         </w:tc>
         <w:tc>
           <w:tcPr>
-            <w:tcW w:type="dxa" w:w="1440"/>
-          </w:tcPr>
-          <w:p>
-            <w:r>
-              <w:rPr>
-                <w:sz w:val="18"/>
-              </w:rPr>
-            </w:r>
-            <w:r>
-              <w:rPr>
-                <w:rFonts w:ascii="Yu Gothic" w:hAnsi="Yu Gothic" w:eastAsia="Yu Gothic"/>
-                <w:sz w:val="18"/>
+            <w:tcW w:type="dxa" w:w="1654"/>
+          </w:tcPr>
+          <w:p>
+            <w:r>
+              <w:rPr>
+                <w:sz w:val="17"/>
+              </w:rPr>
+            </w:r>
+            <w:r>
+              <w:rPr>
+                <w:rFonts w:ascii="Yu Gothic" w:hAnsi="Yu Gothic" w:eastAsia="Yu Gothic"/>
+                <w:sz w:val="17"/>
               </w:rPr>
               <w:t>判定結果の記録</w:t>
             </w:r>
@@ -6454,18 +6454,18 @@
         </w:tc>
         <w:tc>
           <w:tcPr>
-            <w:tcW w:type="dxa" w:w="1440"/>
-          </w:tcPr>
-          <w:p>
-            <w:r>
-              <w:rPr>
-                <w:sz w:val="18"/>
-              </w:rPr>
-            </w:r>
-            <w:r>
-              <w:rPr>
-                <w:rFonts w:ascii="Yu Gothic" w:hAnsi="Yu Gothic" w:eastAsia="Yu Gothic"/>
-                <w:sz w:val="18"/>
+            <w:tcW w:type="dxa" w:w="1654"/>
+          </w:tcPr>
+          <w:p>
+            <w:r>
+              <w:rPr>
+                <w:sz w:val="17"/>
+              </w:rPr>
+            </w:r>
+            <w:r>
+              <w:rPr>
+                <w:rFonts w:ascii="Yu Gothic" w:hAnsi="Yu Gothic" w:eastAsia="Yu Gothic"/>
+                <w:sz w:val="17"/>
               </w:rPr>
               <w:t>0.5日以内</w:t>
             </w:r>
@@ -6473,18 +6473,18 @@
         </w:tc>
         <w:tc>
           <w:tcPr>
-            <w:tcW w:type="dxa" w:w="1440"/>
-          </w:tcPr>
-          <w:p>
-            <w:r>
-              <w:rPr>
-                <w:sz w:val="18"/>
-              </w:rPr>
-            </w:r>
-            <w:r>
-              <w:rPr>
-                <w:rFonts w:ascii="Yu Gothic" w:hAnsi="Yu Gothic" w:eastAsia="Yu Gothic"/>
-                <w:sz w:val="18"/>
+            <w:tcW w:type="dxa" w:w="1654"/>
+          </w:tcPr>
+          <w:p>
+            <w:r>
+              <w:rPr>
+                <w:sz w:val="17"/>
+              </w:rPr>
+            </w:r>
+            <w:r>
+              <w:rPr>
+                <w:rFonts w:ascii="Yu Gothic" w:hAnsi="Yu Gothic" w:eastAsia="Yu Gothic"/>
+                <w:sz w:val="17"/>
               </w:rPr>
               <w:t>要決定</w:t>
             </w:r>
@@ -6494,18 +6494,18 @@
       <w:tr>
         <w:tc>
           <w:tcPr>
-            <w:tcW w:type="dxa" w:w="1440"/>
-          </w:tcPr>
-          <w:p>
-            <w:r>
-              <w:rPr>
-                <w:sz w:val="18"/>
-              </w:rPr>
-            </w:r>
-            <w:r>
-              <w:rPr>
-                <w:rFonts w:ascii="Yu Gothic" w:hAnsi="Yu Gothic" w:eastAsia="Yu Gothic"/>
-                <w:sz w:val="18"/>
+            <w:tcW w:type="dxa" w:w="1654"/>
+          </w:tcPr>
+          <w:p>
+            <w:r>
+              <w:rPr>
+                <w:sz w:val="17"/>
+              </w:rPr>
+            </w:r>
+            <w:r>
+              <w:rPr>
+                <w:rFonts w:ascii="Yu Gothic" w:hAnsi="Yu Gothic" w:eastAsia="Yu Gothic"/>
+                <w:sz w:val="17"/>
               </w:rPr>
               <w:t>切り戻し判断</w:t>
             </w:r>
@@ -6513,18 +6513,18 @@
         </w:tc>
         <w:tc>
           <w:tcPr>
-            <w:tcW w:type="dxa" w:w="1440"/>
-          </w:tcPr>
-          <w:p>
-            <w:r>
-              <w:rPr>
-                <w:sz w:val="18"/>
-              </w:rPr>
-            </w:r>
-            <w:r>
-              <w:rPr>
-                <w:rFonts w:ascii="Yu Gothic" w:hAnsi="Yu Gothic" w:eastAsia="Yu Gothic"/>
-                <w:sz w:val="18"/>
+            <w:tcW w:type="dxa" w:w="1654"/>
+          </w:tcPr>
+          <w:p>
+            <w:r>
+              <w:rPr>
+                <w:sz w:val="17"/>
+              </w:rPr>
+            </w:r>
+            <w:r>
+              <w:rPr>
+                <w:rFonts w:ascii="Yu Gothic" w:hAnsi="Yu Gothic" w:eastAsia="Yu Gothic"/>
+                <w:sz w:val="17"/>
               </w:rPr>
               <w:t>W-12</w:t>
             </w:r>
@@ -6532,32 +6532,32 @@
         </w:tc>
         <w:tc>
           <w:tcPr>
-            <w:tcW w:type="dxa" w:w="1440"/>
-          </w:tcPr>
-          <w:p>
-            <w:r>
-              <w:rPr>
-                <w:sz w:val="18"/>
-              </w:rPr>
-            </w:r>
-            <w:r>
-              <w:rPr>
-                <w:rFonts w:ascii="Yu Gothic" w:hAnsi="Yu Gothic" w:eastAsia="Yu Gothic"/>
-                <w:sz w:val="18"/>
+            <w:tcW w:type="dxa" w:w="1654"/>
+          </w:tcPr>
+          <w:p>
+            <w:r>
+              <w:rPr>
+                <w:sz w:val="17"/>
+              </w:rPr>
+            </w:r>
+            <w:r>
+              <w:rPr>
+                <w:rFonts w:ascii="Yu Gothic" w:hAnsi="Yu Gothic" w:eastAsia="Yu Gothic"/>
+                <w:sz w:val="17"/>
               </w:rPr>
               <w:t>判定NGの場合のみ切り戻し実施（</w:t>
             </w:r>
             <w:r>
               <w:rPr>
                 <w:rFonts w:ascii="Consolas" w:hAnsi="Consolas" w:eastAsia="Consolas"/>
-                <w:sz w:val="18"/>
+                <w:sz w:val="17"/>
               </w:rPr>
               <w:t>WS2D-MG-002</w:t>
             </w:r>
             <w:r>
               <w:rPr>
                 <w:rFonts w:ascii="Yu Gothic" w:hAnsi="Yu Gothic" w:eastAsia="Yu Gothic"/>
-                <w:sz w:val="18"/>
+                <w:sz w:val="17"/>
               </w:rPr>
               <w:t xml:space="preserve"> §5）</w:t>
             </w:r>
@@ -6565,18 +6565,18 @@
         </w:tc>
         <w:tc>
           <w:tcPr>
-            <w:tcW w:type="dxa" w:w="1440"/>
-          </w:tcPr>
-          <w:p>
-            <w:r>
-              <w:rPr>
-                <w:sz w:val="18"/>
-              </w:rPr>
-            </w:r>
-            <w:r>
-              <w:rPr>
-                <w:rFonts w:ascii="Yu Gothic" w:hAnsi="Yu Gothic" w:eastAsia="Yu Gothic"/>
-                <w:sz w:val="18"/>
+            <w:tcW w:type="dxa" w:w="1654"/>
+          </w:tcPr>
+          <w:p>
+            <w:r>
+              <w:rPr>
+                <w:sz w:val="17"/>
+              </w:rPr>
+            </w:r>
+            <w:r>
+              <w:rPr>
+                <w:rFonts w:ascii="Yu Gothic" w:hAnsi="Yu Gothic" w:eastAsia="Yu Gothic"/>
+                <w:sz w:val="17"/>
               </w:rPr>
               <w:t>旧環境の復旧確認</w:t>
             </w:r>
@@ -6584,18 +6584,18 @@
         </w:tc>
         <w:tc>
           <w:tcPr>
-            <w:tcW w:type="dxa" w:w="1440"/>
-          </w:tcPr>
-          <w:p>
-            <w:r>
-              <w:rPr>
-                <w:sz w:val="18"/>
-              </w:rPr>
-            </w:r>
-            <w:r>
-              <w:rPr>
-                <w:rFonts w:ascii="Yu Gothic" w:hAnsi="Yu Gothic" w:eastAsia="Yu Gothic"/>
-                <w:sz w:val="18"/>
+            <w:tcW w:type="dxa" w:w="1654"/>
+          </w:tcPr>
+          <w:p>
+            <w:r>
+              <w:rPr>
+                <w:sz w:val="17"/>
+              </w:rPr>
+            </w:r>
+            <w:r>
+              <w:rPr>
+                <w:rFonts w:ascii="Yu Gothic" w:hAnsi="Yu Gothic" w:eastAsia="Yu Gothic"/>
+                <w:sz w:val="17"/>
               </w:rPr>
               <w:t>実測</w:t>
             </w:r>
@@ -6603,18 +6603,18 @@
         </w:tc>
         <w:tc>
           <w:tcPr>
-            <w:tcW w:type="dxa" w:w="1440"/>
-          </w:tcPr>
-          <w:p>
-            <w:r>
-              <w:rPr>
-                <w:sz w:val="18"/>
-              </w:rPr>
-            </w:r>
-            <w:r>
-              <w:rPr>
-                <w:rFonts w:ascii="Yu Gothic" w:hAnsi="Yu Gothic" w:eastAsia="Yu Gothic"/>
-                <w:sz w:val="18"/>
+            <w:tcW w:type="dxa" w:w="1654"/>
+          </w:tcPr>
+          <w:p>
+            <w:r>
+              <w:rPr>
+                <w:sz w:val="17"/>
+              </w:rPr>
+            </w:r>
+            <w:r>
+              <w:rPr>
+                <w:rFonts w:ascii="Yu Gothic" w:hAnsi="Yu Gothic" w:eastAsia="Yu Gothic"/>
+                <w:sz w:val="17"/>
               </w:rPr>
               <w:t>要決定</w:t>
             </w:r>
@@ -6624,18 +6624,18 @@
       <w:tr>
         <w:tc>
           <w:tcPr>
-            <w:tcW w:type="dxa" w:w="1440"/>
-          </w:tcPr>
-          <w:p>
-            <w:r>
-              <w:rPr>
-                <w:sz w:val="18"/>
-              </w:rPr>
-            </w:r>
-            <w:r>
-              <w:rPr>
-                <w:rFonts w:ascii="Yu Gothic" w:hAnsi="Yu Gothic" w:eastAsia="Yu Gothic"/>
-                <w:sz w:val="18"/>
+            <w:tcW w:type="dxa" w:w="1654"/>
+          </w:tcPr>
+          <w:p>
+            <w:r>
+              <w:rPr>
+                <w:sz w:val="17"/>
+              </w:rPr>
+            </w:r>
+            <w:r>
+              <w:rPr>
+                <w:rFonts w:ascii="Yu Gothic" w:hAnsi="Yu Gothic" w:eastAsia="Yu Gothic"/>
+                <w:sz w:val="17"/>
               </w:rPr>
               <w:t>完了</w:t>
             </w:r>
@@ -6643,18 +6643,18 @@
         </w:tc>
         <w:tc>
           <w:tcPr>
-            <w:tcW w:type="dxa" w:w="1440"/>
-          </w:tcPr>
-          <w:p>
-            <w:r>
-              <w:rPr>
-                <w:sz w:val="18"/>
-              </w:rPr>
-            </w:r>
-            <w:r>
-              <w:rPr>
-                <w:rFonts w:ascii="Yu Gothic" w:hAnsi="Yu Gothic" w:eastAsia="Yu Gothic"/>
-                <w:sz w:val="18"/>
+            <w:tcW w:type="dxa" w:w="1654"/>
+          </w:tcPr>
+          <w:p>
+            <w:r>
+              <w:rPr>
+                <w:sz w:val="17"/>
+              </w:rPr>
+            </w:r>
+            <w:r>
+              <w:rPr>
+                <w:rFonts w:ascii="Yu Gothic" w:hAnsi="Yu Gothic" w:eastAsia="Yu Gothic"/>
+                <w:sz w:val="17"/>
               </w:rPr>
               <w:t>W-13</w:t>
             </w:r>
@@ -6662,18 +6662,18 @@
         </w:tc>
         <w:tc>
           <w:tcPr>
-            <w:tcW w:type="dxa" w:w="1440"/>
-          </w:tcPr>
-          <w:p>
-            <w:r>
-              <w:rPr>
-                <w:sz w:val="18"/>
-              </w:rPr>
-            </w:r>
-            <w:r>
-              <w:rPr>
-                <w:rFonts w:ascii="Yu Gothic" w:hAnsi="Yu Gothic" w:eastAsia="Yu Gothic"/>
-                <w:sz w:val="18"/>
+            <w:tcW w:type="dxa" w:w="1654"/>
+          </w:tcPr>
+          <w:p>
+            <w:r>
+              <w:rPr>
+                <w:sz w:val="17"/>
+              </w:rPr>
+            </w:r>
+            <w:r>
+              <w:rPr>
+                <w:rFonts w:ascii="Yu Gothic" w:hAnsi="Yu Gothic" w:eastAsia="Yu Gothic"/>
+                <w:sz w:val="17"/>
               </w:rPr>
               <w:t>移行元の廃止（判定OKの場合のみ、一定の観察期間後）</w:t>
             </w:r>
@@ -6681,18 +6681,18 @@
         </w:tc>
         <w:tc>
           <w:tcPr>
-            <w:tcW w:type="dxa" w:w="1440"/>
-          </w:tcPr>
-          <w:p>
-            <w:r>
-              <w:rPr>
-                <w:sz w:val="18"/>
-              </w:rPr>
-            </w:r>
-            <w:r>
-              <w:rPr>
-                <w:rFonts w:ascii="Yu Gothic" w:hAnsi="Yu Gothic" w:eastAsia="Yu Gothic"/>
-                <w:sz w:val="18"/>
+            <w:tcW w:type="dxa" w:w="1654"/>
+          </w:tcPr>
+          <w:p>
+            <w:r>
+              <w:rPr>
+                <w:sz w:val="17"/>
+              </w:rPr>
+            </w:r>
+            <w:r>
+              <w:rPr>
+                <w:rFonts w:ascii="Yu Gothic" w:hAnsi="Yu Gothic" w:eastAsia="Yu Gothic"/>
+                <w:sz w:val="17"/>
               </w:rPr>
               <w:t>廃止記録</w:t>
             </w:r>
@@ -6700,18 +6700,18 @@
         </w:tc>
         <w:tc>
           <w:tcPr>
-            <w:tcW w:type="dxa" w:w="1440"/>
-          </w:tcPr>
-          <w:p>
-            <w:r>
-              <w:rPr>
-                <w:sz w:val="18"/>
-              </w:rPr>
-            </w:r>
-            <w:r>
-              <w:rPr>
-                <w:rFonts w:ascii="Yu Gothic" w:hAnsi="Yu Gothic" w:eastAsia="Yu Gothic"/>
-                <w:sz w:val="18"/>
+            <w:tcW w:type="dxa" w:w="1654"/>
+          </w:tcPr>
+          <w:p>
+            <w:r>
+              <w:rPr>
+                <w:sz w:val="17"/>
+              </w:rPr>
+            </w:r>
+            <w:r>
+              <w:rPr>
+                <w:rFonts w:ascii="Yu Gothic" w:hAnsi="Yu Gothic" w:eastAsia="Yu Gothic"/>
+                <w:sz w:val="17"/>
               </w:rPr>
               <w:t>要決定（観察期間も要決定）</w:t>
             </w:r>
@@ -6719,18 +6719,18 @@
         </w:tc>
         <w:tc>
           <w:tcPr>
-            <w:tcW w:type="dxa" w:w="1440"/>
-          </w:tcPr>
-          <w:p>
-            <w:r>
-              <w:rPr>
-                <w:sz w:val="18"/>
-              </w:rPr>
-            </w:r>
-            <w:r>
-              <w:rPr>
-                <w:rFonts w:ascii="Yu Gothic" w:hAnsi="Yu Gothic" w:eastAsia="Yu Gothic"/>
-                <w:sz w:val="18"/>
+            <w:tcW w:type="dxa" w:w="1654"/>
+          </w:tcPr>
+          <w:p>
+            <w:r>
+              <w:rPr>
+                <w:sz w:val="17"/>
+              </w:rPr>
+            </w:r>
+            <w:r>
+              <w:rPr>
+                <w:rFonts w:ascii="Yu Gothic" w:hAnsi="Yu Gothic" w:eastAsia="Yu Gothic"/>
+                <w:sz w:val="17"/>
               </w:rPr>
               <w:t>要決定</w:t>
             </w:r>
@@ -6822,19 +6822,19 @@
       <w:tblPr>
         <w:tblStyle w:val="TableGrid"/>
         <w:tblW w:type="auto" w:w="0"/>
-        <w:tblLayout w:type="autofit"/>
+        <w:tblLayout w:type="fixed"/>
         <w:tblLook w:firstColumn="1" w:firstRow="1" w:lastColumn="0" w:lastRow="0" w:noHBand="0" w:noVBand="1" w:val="04A0"/>
       </w:tblPr>
       <w:tblGrid>
-        <w:gridCol w:w="2160"/>
-        <w:gridCol w:w="2160"/>
-        <w:gridCol w:w="2160"/>
-        <w:gridCol w:w="2160"/>
+        <w:gridCol w:w="2480"/>
+        <w:gridCol w:w="2480"/>
+        <w:gridCol w:w="2480"/>
+        <w:gridCol w:w="2480"/>
       </w:tblGrid>
       <w:tr>
         <w:tc>
           <w:tcPr>
-            <w:tcW w:type="dxa" w:w="2160"/>
+            <w:tcW w:type="dxa" w:w="2480"/>
             <w:shd w:fill="D9E2F3"/>
           </w:tcPr>
           <w:p>
@@ -6856,7 +6856,7 @@
         </w:tc>
         <w:tc>
           <w:tcPr>
-            <w:tcW w:type="dxa" w:w="2160"/>
+            <w:tcW w:type="dxa" w:w="2480"/>
             <w:shd w:fill="D9E2F3"/>
           </w:tcPr>
           <w:p>
@@ -6878,7 +6878,7 @@
         </w:tc>
         <w:tc>
           <w:tcPr>
-            <w:tcW w:type="dxa" w:w="2160"/>
+            <w:tcW w:type="dxa" w:w="2480"/>
             <w:shd w:fill="D9E2F3"/>
           </w:tcPr>
           <w:p>
@@ -6900,7 +6900,7 @@
         </w:tc>
         <w:tc>
           <w:tcPr>
-            <w:tcW w:type="dxa" w:w="2160"/>
+            <w:tcW w:type="dxa" w:w="2480"/>
             <w:shd w:fill="D9E2F3"/>
           </w:tcPr>
           <w:p>
@@ -6924,7 +6924,7 @@
       <w:tr>
         <w:tc>
           <w:tcPr>
-            <w:tcW w:type="dxa" w:w="2160"/>
+            <w:tcW w:type="dxa" w:w="2480"/>
           </w:tcPr>
           <w:p>
             <w:r>
@@ -6943,7 +6943,7 @@
         </w:tc>
         <w:tc>
           <w:tcPr>
-            <w:tcW w:type="dxa" w:w="2160"/>
+            <w:tcW w:type="dxa" w:w="2480"/>
           </w:tcPr>
           <w:p>
             <w:r>
@@ -6962,7 +6962,7 @@
         </w:tc>
         <w:tc>
           <w:tcPr>
-            <w:tcW w:type="dxa" w:w="2160"/>
+            <w:tcW w:type="dxa" w:w="2480"/>
           </w:tcPr>
           <w:p>
             <w:r>
@@ -6981,7 +6981,7 @@
         </w:tc>
         <w:tc>
           <w:tcPr>
-            <w:tcW w:type="dxa" w:w="2160"/>
+            <w:tcW w:type="dxa" w:w="2480"/>
           </w:tcPr>
           <w:p>
             <w:r>
@@ -7002,7 +7002,7 @@
       <w:tr>
         <w:tc>
           <w:tcPr>
-            <w:tcW w:type="dxa" w:w="2160"/>
+            <w:tcW w:type="dxa" w:w="2480"/>
           </w:tcPr>
           <w:p>
             <w:r>
@@ -7021,7 +7021,7 @@
         </w:tc>
         <w:tc>
           <w:tcPr>
-            <w:tcW w:type="dxa" w:w="2160"/>
+            <w:tcW w:type="dxa" w:w="2480"/>
           </w:tcPr>
           <w:p>
             <w:r>
@@ -7047,7 +7047,7 @@
         </w:tc>
         <w:tc>
           <w:tcPr>
-            <w:tcW w:type="dxa" w:w="2160"/>
+            <w:tcW w:type="dxa" w:w="2480"/>
           </w:tcPr>
           <w:p>
             <w:r>
@@ -7066,7 +7066,7 @@
         </w:tc>
         <w:tc>
           <w:tcPr>
-            <w:tcW w:type="dxa" w:w="2160"/>
+            <w:tcW w:type="dxa" w:w="2480"/>
           </w:tcPr>
           <w:p>
             <w:r>
@@ -7087,7 +7087,7 @@
       <w:tr>
         <w:tc>
           <w:tcPr>
-            <w:tcW w:type="dxa" w:w="2160"/>
+            <w:tcW w:type="dxa" w:w="2480"/>
           </w:tcPr>
           <w:p>
             <w:r>
@@ -7106,7 +7106,7 @@
         </w:tc>
         <w:tc>
           <w:tcPr>
-            <w:tcW w:type="dxa" w:w="2160"/>
+            <w:tcW w:type="dxa" w:w="2480"/>
           </w:tcPr>
           <w:p>
             <w:r>
@@ -7125,7 +7125,7 @@
         </w:tc>
         <w:tc>
           <w:tcPr>
-            <w:tcW w:type="dxa" w:w="2160"/>
+            <w:tcW w:type="dxa" w:w="2480"/>
           </w:tcPr>
           <w:p>
             <w:r>
@@ -7144,7 +7144,7 @@
         </w:tc>
         <w:tc>
           <w:tcPr>
-            <w:tcW w:type="dxa" w:w="2160"/>
+            <w:tcW w:type="dxa" w:w="2480"/>
           </w:tcPr>
           <w:p>
             <w:r>
@@ -7165,7 +7165,7 @@
       <w:tr>
         <w:tc>
           <w:tcPr>
-            <w:tcW w:type="dxa" w:w="2160"/>
+            <w:tcW w:type="dxa" w:w="2480"/>
           </w:tcPr>
           <w:p>
             <w:r>
@@ -7184,7 +7184,7 @@
         </w:tc>
         <w:tc>
           <w:tcPr>
-            <w:tcW w:type="dxa" w:w="2160"/>
+            <w:tcW w:type="dxa" w:w="2480"/>
           </w:tcPr>
           <w:p>
             <w:r>
@@ -7203,7 +7203,7 @@
         </w:tc>
         <w:tc>
           <w:tcPr>
-            <w:tcW w:type="dxa" w:w="2160"/>
+            <w:tcW w:type="dxa" w:w="2480"/>
           </w:tcPr>
           <w:p>
             <w:r>
@@ -7222,7 +7222,7 @@
         </w:tc>
         <w:tc>
           <w:tcPr>
-            <w:tcW w:type="dxa" w:w="2160"/>
+            <w:tcW w:type="dxa" w:w="2480"/>
           </w:tcPr>
           <w:p>
             <w:r>
@@ -7243,7 +7243,7 @@
       <w:tr>
         <w:tc>
           <w:tcPr>
-            <w:tcW w:type="dxa" w:w="2160"/>
+            <w:tcW w:type="dxa" w:w="2480"/>
           </w:tcPr>
           <w:p>
             <w:r>
@@ -7262,7 +7262,7 @@
         </w:tc>
         <w:tc>
           <w:tcPr>
-            <w:tcW w:type="dxa" w:w="2160"/>
+            <w:tcW w:type="dxa" w:w="2480"/>
           </w:tcPr>
           <w:p>
             <w:r>
@@ -7281,7 +7281,7 @@
         </w:tc>
         <w:tc>
           <w:tcPr>
-            <w:tcW w:type="dxa" w:w="2160"/>
+            <w:tcW w:type="dxa" w:w="2480"/>
           </w:tcPr>
           <w:p>
             <w:r>
@@ -7300,7 +7300,7 @@
         </w:tc>
         <w:tc>
           <w:tcPr>
-            <w:tcW w:type="dxa" w:w="2160"/>
+            <w:tcW w:type="dxa" w:w="2480"/>
           </w:tcPr>
           <w:p>
             <w:r>
@@ -8309,20 +8309,20 @@
       <w:tblPr>
         <w:tblStyle w:val="TableGrid"/>
         <w:tblW w:type="auto" w:w="0"/>
-        <w:tblLayout w:type="autofit"/>
+        <w:tblLayout w:type="fixed"/>
         <w:tblLook w:firstColumn="1" w:firstRow="1" w:lastColumn="0" w:lastRow="0" w:noHBand="0" w:noVBand="1" w:val="04A0"/>
       </w:tblPr>
       <w:tblGrid>
-        <w:gridCol w:w="1728"/>
-        <w:gridCol w:w="1728"/>
-        <w:gridCol w:w="1728"/>
-        <w:gridCol w:w="1728"/>
-        <w:gridCol w:w="1728"/>
+        <w:gridCol w:w="1984"/>
+        <w:gridCol w:w="1984"/>
+        <w:gridCol w:w="1984"/>
+        <w:gridCol w:w="1984"/>
+        <w:gridCol w:w="1984"/>
       </w:tblGrid>
       <w:tr>
         <w:tc>
           <w:tcPr>
-            <w:tcW w:type="dxa" w:w="1728"/>
+            <w:tcW w:type="dxa" w:w="1984"/>
             <w:shd w:fill="D9E2F3"/>
           </w:tcPr>
           <w:p>
@@ -8344,7 +8344,7 @@
         </w:tc>
         <w:tc>
           <w:tcPr>
-            <w:tcW w:type="dxa" w:w="1728"/>
+            <w:tcW w:type="dxa" w:w="1984"/>
             <w:shd w:fill="D9E2F3"/>
           </w:tcPr>
           <w:p>
@@ -8366,7 +8366,7 @@
         </w:tc>
         <w:tc>
           <w:tcPr>
-            <w:tcW w:type="dxa" w:w="1728"/>
+            <w:tcW w:type="dxa" w:w="1984"/>
             <w:shd w:fill="D9E2F3"/>
           </w:tcPr>
           <w:p>
@@ -8388,7 +8388,7 @@
         </w:tc>
         <w:tc>
           <w:tcPr>
-            <w:tcW w:type="dxa" w:w="1728"/>
+            <w:tcW w:type="dxa" w:w="1984"/>
             <w:shd w:fill="D9E2F3"/>
           </w:tcPr>
           <w:p>
@@ -8410,7 +8410,7 @@
         </w:tc>
         <w:tc>
           <w:tcPr>
-            <w:tcW w:type="dxa" w:w="1728"/>
+            <w:tcW w:type="dxa" w:w="1984"/>
             <w:shd w:fill="D9E2F3"/>
           </w:tcPr>
           <w:p>
@@ -8434,7 +8434,7 @@
       <w:tr>
         <w:tc>
           <w:tcPr>
-            <w:tcW w:type="dxa" w:w="1728"/>
+            <w:tcW w:type="dxa" w:w="1984"/>
           </w:tcPr>
           <w:p>
             <w:r>
@@ -8453,7 +8453,7 @@
         </w:tc>
         <w:tc>
           <w:tcPr>
-            <w:tcW w:type="dxa" w:w="1728"/>
+            <w:tcW w:type="dxa" w:w="1984"/>
           </w:tcPr>
           <w:p>
             <w:r>
@@ -8472,7 +8472,7 @@
         </w:tc>
         <w:tc>
           <w:tcPr>
-            <w:tcW w:type="dxa" w:w="1728"/>
+            <w:tcW w:type="dxa" w:w="1984"/>
           </w:tcPr>
           <w:p>
             <w:r>
@@ -8491,7 +8491,7 @@
         </w:tc>
         <w:tc>
           <w:tcPr>
-            <w:tcW w:type="dxa" w:w="1728"/>
+            <w:tcW w:type="dxa" w:w="1984"/>
           </w:tcPr>
           <w:p>
             <w:r>
@@ -8510,7 +8510,7 @@
         </w:tc>
         <w:tc>
           <w:tcPr>
-            <w:tcW w:type="dxa" w:w="1728"/>
+            <w:tcW w:type="dxa" w:w="1984"/>
           </w:tcPr>
           <w:p>
             <w:r>
@@ -8566,7 +8566,7 @@
       <w:tr>
         <w:tc>
           <w:tcPr>
-            <w:tcW w:type="dxa" w:w="1728"/>
+            <w:tcW w:type="dxa" w:w="1984"/>
           </w:tcPr>
           <w:p>
             <w:r>
@@ -8585,7 +8585,7 @@
         </w:tc>
         <w:tc>
           <w:tcPr>
-            <w:tcW w:type="dxa" w:w="1728"/>
+            <w:tcW w:type="dxa" w:w="1984"/>
           </w:tcPr>
           <w:p>
             <w:r>
@@ -8611,7 +8611,7 @@
         </w:tc>
         <w:tc>
           <w:tcPr>
-            <w:tcW w:type="dxa" w:w="1728"/>
+            <w:tcW w:type="dxa" w:w="1984"/>
           </w:tcPr>
           <w:p>
             <w:r>
@@ -8630,7 +8630,7 @@
         </w:tc>
         <w:tc>
           <w:tcPr>
-            <w:tcW w:type="dxa" w:w="1728"/>
+            <w:tcW w:type="dxa" w:w="1984"/>
           </w:tcPr>
           <w:p>
             <w:r>
@@ -8649,7 +8649,7 @@
         </w:tc>
         <w:tc>
           <w:tcPr>
-            <w:tcW w:type="dxa" w:w="1728"/>
+            <w:tcW w:type="dxa" w:w="1984"/>
           </w:tcPr>
           <w:p>
             <w:r>
@@ -8670,7 +8670,7 @@
       <w:tr>
         <w:tc>
           <w:tcPr>
-            <w:tcW w:type="dxa" w:w="1728"/>
+            <w:tcW w:type="dxa" w:w="1984"/>
           </w:tcPr>
           <w:p>
             <w:r>
@@ -8689,7 +8689,7 @@
         </w:tc>
         <w:tc>
           <w:tcPr>
-            <w:tcW w:type="dxa" w:w="1728"/>
+            <w:tcW w:type="dxa" w:w="1984"/>
           </w:tcPr>
           <w:p>
             <w:r>
@@ -8715,7 +8715,7 @@
         </w:tc>
         <w:tc>
           <w:tcPr>
-            <w:tcW w:type="dxa" w:w="1728"/>
+            <w:tcW w:type="dxa" w:w="1984"/>
           </w:tcPr>
           <w:p>
             <w:r>
@@ -8734,7 +8734,7 @@
         </w:tc>
         <w:tc>
           <w:tcPr>
-            <w:tcW w:type="dxa" w:w="1728"/>
+            <w:tcW w:type="dxa" w:w="1984"/>
           </w:tcPr>
           <w:p>
             <w:r>
@@ -8753,7 +8753,7 @@
         </w:tc>
         <w:tc>
           <w:tcPr>
-            <w:tcW w:type="dxa" w:w="1728"/>
+            <w:tcW w:type="dxa" w:w="1984"/>
           </w:tcPr>
           <w:p>
             <w:r>
@@ -8795,7 +8795,7 @@
       <w:tr>
         <w:tc>
           <w:tcPr>
-            <w:tcW w:type="dxa" w:w="1728"/>
+            <w:tcW w:type="dxa" w:w="1984"/>
           </w:tcPr>
           <w:p>
             <w:r>
@@ -8814,7 +8814,7 @@
         </w:tc>
         <w:tc>
           <w:tcPr>
-            <w:tcW w:type="dxa" w:w="1728"/>
+            <w:tcW w:type="dxa" w:w="1984"/>
           </w:tcPr>
           <w:p>
             <w:r>
@@ -8833,7 +8833,7 @@
         </w:tc>
         <w:tc>
           <w:tcPr>
-            <w:tcW w:type="dxa" w:w="1728"/>
+            <w:tcW w:type="dxa" w:w="1984"/>
           </w:tcPr>
           <w:p>
             <w:r>
@@ -8852,7 +8852,7 @@
         </w:tc>
         <w:tc>
           <w:tcPr>
-            <w:tcW w:type="dxa" w:w="1728"/>
+            <w:tcW w:type="dxa" w:w="1984"/>
           </w:tcPr>
           <w:p>
             <w:r>
@@ -8871,7 +8871,7 @@
         </w:tc>
         <w:tc>
           <w:tcPr>
-            <w:tcW w:type="dxa" w:w="1728"/>
+            <w:tcW w:type="dxa" w:w="1984"/>
           </w:tcPr>
           <w:p>
             <w:r>
@@ -8906,7 +8906,7 @@
       <w:tr>
         <w:tc>
           <w:tcPr>
-            <w:tcW w:type="dxa" w:w="1728"/>
+            <w:tcW w:type="dxa" w:w="1984"/>
           </w:tcPr>
           <w:p>
             <w:r>
@@ -8925,7 +8925,7 @@
         </w:tc>
         <w:tc>
           <w:tcPr>
-            <w:tcW w:type="dxa" w:w="1728"/>
+            <w:tcW w:type="dxa" w:w="1984"/>
           </w:tcPr>
           <w:p>
             <w:r>
@@ -8944,7 +8944,7 @@
         </w:tc>
         <w:tc>
           <w:tcPr>
-            <w:tcW w:type="dxa" w:w="1728"/>
+            <w:tcW w:type="dxa" w:w="1984"/>
           </w:tcPr>
           <w:p>
             <w:r>
@@ -8963,7 +8963,7 @@
         </w:tc>
         <w:tc>
           <w:tcPr>
-            <w:tcW w:type="dxa" w:w="1728"/>
+            <w:tcW w:type="dxa" w:w="1984"/>
           </w:tcPr>
           <w:p>
             <w:r>
@@ -8982,7 +8982,7 @@
         </w:tc>
         <w:tc>
           <w:tcPr>
-            <w:tcW w:type="dxa" w:w="1728"/>
+            <w:tcW w:type="dxa" w:w="1984"/>
           </w:tcPr>
           <w:p>
             <w:r>
@@ -9024,7 +9024,7 @@
       <w:tr>
         <w:tc>
           <w:tcPr>
-            <w:tcW w:type="dxa" w:w="1728"/>
+            <w:tcW w:type="dxa" w:w="1984"/>
           </w:tcPr>
           <w:p>
             <w:r>
@@ -9043,7 +9043,7 @@
         </w:tc>
         <w:tc>
           <w:tcPr>
-            <w:tcW w:type="dxa" w:w="1728"/>
+            <w:tcW w:type="dxa" w:w="1984"/>
           </w:tcPr>
           <w:p>
             <w:r>
@@ -9062,7 +9062,7 @@
         </w:tc>
         <w:tc>
           <w:tcPr>
-            <w:tcW w:type="dxa" w:w="1728"/>
+            <w:tcW w:type="dxa" w:w="1984"/>
           </w:tcPr>
           <w:p>
             <w:r>
@@ -9081,7 +9081,7 @@
         </w:tc>
         <w:tc>
           <w:tcPr>
-            <w:tcW w:type="dxa" w:w="1728"/>
+            <w:tcW w:type="dxa" w:w="1984"/>
           </w:tcPr>
           <w:p>
             <w:r>
@@ -9100,7 +9100,7 @@
         </w:tc>
         <w:tc>
           <w:tcPr>
-            <w:tcW w:type="dxa" w:w="1728"/>
+            <w:tcW w:type="dxa" w:w="1984"/>
           </w:tcPr>
           <w:p>
             <w:r>
@@ -9142,7 +9142,7 @@
       <w:tr>
         <w:tc>
           <w:tcPr>
-            <w:tcW w:type="dxa" w:w="1728"/>
+            <w:tcW w:type="dxa" w:w="1984"/>
           </w:tcPr>
           <w:p>
             <w:r>
@@ -9161,7 +9161,7 @@
         </w:tc>
         <w:tc>
           <w:tcPr>
-            <w:tcW w:type="dxa" w:w="1728"/>
+            <w:tcW w:type="dxa" w:w="1984"/>
           </w:tcPr>
           <w:p>
             <w:r>
@@ -9208,7 +9208,7 @@
         </w:tc>
         <w:tc>
           <w:tcPr>
-            <w:tcW w:type="dxa" w:w="1728"/>
+            <w:tcW w:type="dxa" w:w="1984"/>
           </w:tcPr>
           <w:p>
             <w:r>
@@ -9227,7 +9227,7 @@
         </w:tc>
         <w:tc>
           <w:tcPr>
-            <w:tcW w:type="dxa" w:w="1728"/>
+            <w:tcW w:type="dxa" w:w="1984"/>
           </w:tcPr>
           <w:p>
             <w:r>
@@ -9246,7 +9246,7 @@
         </w:tc>
         <w:tc>
           <w:tcPr>
-            <w:tcW w:type="dxa" w:w="1728"/>
+            <w:tcW w:type="dxa" w:w="1984"/>
           </w:tcPr>
           <w:p>
             <w:r>
@@ -9288,7 +9288,7 @@
       <w:tr>
         <w:tc>
           <w:tcPr>
-            <w:tcW w:type="dxa" w:w="1728"/>
+            <w:tcW w:type="dxa" w:w="1984"/>
           </w:tcPr>
           <w:p>
             <w:r>
@@ -9307,7 +9307,7 @@
         </w:tc>
         <w:tc>
           <w:tcPr>
-            <w:tcW w:type="dxa" w:w="1728"/>
+            <w:tcW w:type="dxa" w:w="1984"/>
           </w:tcPr>
           <w:p>
             <w:r>
@@ -9340,7 +9340,7 @@
         </w:tc>
         <w:tc>
           <w:tcPr>
-            <w:tcW w:type="dxa" w:w="1728"/>
+            <w:tcW w:type="dxa" w:w="1984"/>
           </w:tcPr>
           <w:p>
             <w:r>
@@ -9359,7 +9359,7 @@
         </w:tc>
         <w:tc>
           <w:tcPr>
-            <w:tcW w:type="dxa" w:w="1728"/>
+            <w:tcW w:type="dxa" w:w="1984"/>
           </w:tcPr>
           <w:p>
             <w:r>
@@ -9378,7 +9378,7 @@
         </w:tc>
         <w:tc>
           <w:tcPr>
-            <w:tcW w:type="dxa" w:w="1728"/>
+            <w:tcW w:type="dxa" w:w="1984"/>
           </w:tcPr>
           <w:p>
             <w:r>
@@ -9399,7 +9399,7 @@
       <w:tr>
         <w:tc>
           <w:tcPr>
-            <w:tcW w:type="dxa" w:w="1728"/>
+            <w:tcW w:type="dxa" w:w="1984"/>
           </w:tcPr>
           <w:p>
             <w:r>
@@ -9418,7 +9418,7 @@
         </w:tc>
         <w:tc>
           <w:tcPr>
-            <w:tcW w:type="dxa" w:w="1728"/>
+            <w:tcW w:type="dxa" w:w="1984"/>
           </w:tcPr>
           <w:p>
             <w:r>
@@ -9437,7 +9437,7 @@
         </w:tc>
         <w:tc>
           <w:tcPr>
-            <w:tcW w:type="dxa" w:w="1728"/>
+            <w:tcW w:type="dxa" w:w="1984"/>
           </w:tcPr>
           <w:p>
             <w:r>
@@ -9456,7 +9456,7 @@
         </w:tc>
         <w:tc>
           <w:tcPr>
-            <w:tcW w:type="dxa" w:w="1728"/>
+            <w:tcW w:type="dxa" w:w="1984"/>
           </w:tcPr>
           <w:p>
             <w:r>
@@ -9475,7 +9475,7 @@
         </w:tc>
         <w:tc>
           <w:tcPr>
-            <w:tcW w:type="dxa" w:w="1728"/>
+            <w:tcW w:type="dxa" w:w="1984"/>
           </w:tcPr>
           <w:p>
             <w:r>
@@ -9799,20 +9799,20 @@
       <w:tblPr>
         <w:tblStyle w:val="TableGrid"/>
         <w:tblW w:type="auto" w:w="0"/>
-        <w:tblLayout w:type="autofit"/>
+        <w:tblLayout w:type="fixed"/>
         <w:tblLook w:firstColumn="1" w:firstRow="1" w:lastColumn="0" w:lastRow="0" w:noHBand="0" w:noVBand="1" w:val="04A0"/>
       </w:tblPr>
       <w:tblGrid>
-        <w:gridCol w:w="1728"/>
-        <w:gridCol w:w="1728"/>
-        <w:gridCol w:w="1728"/>
-        <w:gridCol w:w="1728"/>
-        <w:gridCol w:w="1728"/>
+        <w:gridCol w:w="1984"/>
+        <w:gridCol w:w="1984"/>
+        <w:gridCol w:w="1984"/>
+        <w:gridCol w:w="1984"/>
+        <w:gridCol w:w="1984"/>
       </w:tblGrid>
       <w:tr>
         <w:tc>
           <w:tcPr>
-            <w:tcW w:type="dxa" w:w="1728"/>
+            <w:tcW w:type="dxa" w:w="1984"/>
             <w:shd w:fill="D9E2F3"/>
           </w:tcPr>
           <w:p>
@@ -9834,7 +9834,7 @@
         </w:tc>
         <w:tc>
           <w:tcPr>
-            <w:tcW w:type="dxa" w:w="1728"/>
+            <w:tcW w:type="dxa" w:w="1984"/>
             <w:shd w:fill="D9E2F3"/>
           </w:tcPr>
           <w:p>
@@ -9856,7 +9856,7 @@
         </w:tc>
         <w:tc>
           <w:tcPr>
-            <w:tcW w:type="dxa" w:w="1728"/>
+            <w:tcW w:type="dxa" w:w="1984"/>
             <w:shd w:fill="D9E2F3"/>
           </w:tcPr>
           <w:p>
@@ -9878,7 +9878,7 @@
         </w:tc>
         <w:tc>
           <w:tcPr>
-            <w:tcW w:type="dxa" w:w="1728"/>
+            <w:tcW w:type="dxa" w:w="1984"/>
             <w:shd w:fill="D9E2F3"/>
           </w:tcPr>
           <w:p>
@@ -9900,7 +9900,7 @@
         </w:tc>
         <w:tc>
           <w:tcPr>
-            <w:tcW w:type="dxa" w:w="1728"/>
+            <w:tcW w:type="dxa" w:w="1984"/>
             <w:shd w:fill="D9E2F3"/>
           </w:tcPr>
           <w:p>
@@ -9924,7 +9924,7 @@
       <w:tr>
         <w:tc>
           <w:tcPr>
-            <w:tcW w:type="dxa" w:w="1728"/>
+            <w:tcW w:type="dxa" w:w="1984"/>
           </w:tcPr>
           <w:p>
             <w:r>
@@ -9943,7 +9943,7 @@
         </w:tc>
         <w:tc>
           <w:tcPr>
-            <w:tcW w:type="dxa" w:w="1728"/>
+            <w:tcW w:type="dxa" w:w="1984"/>
           </w:tcPr>
           <w:p>
             <w:r>
@@ -9962,7 +9962,7 @@
         </w:tc>
         <w:tc>
           <w:tcPr>
-            <w:tcW w:type="dxa" w:w="1728"/>
+            <w:tcW w:type="dxa" w:w="1984"/>
           </w:tcPr>
           <w:p>
             <w:r>
@@ -9981,7 +9981,7 @@
         </w:tc>
         <w:tc>
           <w:tcPr>
-            <w:tcW w:type="dxa" w:w="1728"/>
+            <w:tcW w:type="dxa" w:w="1984"/>
           </w:tcPr>
           <w:p>
             <w:r>
@@ -10000,7 +10000,7 @@
         </w:tc>
         <w:tc>
           <w:tcPr>
-            <w:tcW w:type="dxa" w:w="1728"/>
+            <w:tcW w:type="dxa" w:w="1984"/>
           </w:tcPr>
           <w:p>
             <w:r>
@@ -10021,7 +10021,7 @@
       <w:tr>
         <w:tc>
           <w:tcPr>
-            <w:tcW w:type="dxa" w:w="1728"/>
+            <w:tcW w:type="dxa" w:w="1984"/>
           </w:tcPr>
           <w:p>
             <w:r>
@@ -10040,7 +10040,7 @@
         </w:tc>
         <w:tc>
           <w:tcPr>
-            <w:tcW w:type="dxa" w:w="1728"/>
+            <w:tcW w:type="dxa" w:w="1984"/>
           </w:tcPr>
           <w:p>
             <w:r>
@@ -10059,7 +10059,7 @@
         </w:tc>
         <w:tc>
           <w:tcPr>
-            <w:tcW w:type="dxa" w:w="1728"/>
+            <w:tcW w:type="dxa" w:w="1984"/>
           </w:tcPr>
           <w:p>
             <w:r>
@@ -10078,7 +10078,7 @@
         </w:tc>
         <w:tc>
           <w:tcPr>
-            <w:tcW w:type="dxa" w:w="1728"/>
+            <w:tcW w:type="dxa" w:w="1984"/>
           </w:tcPr>
           <w:p>
             <w:r>
@@ -10097,7 +10097,7 @@
         </w:tc>
         <w:tc>
           <w:tcPr>
-            <w:tcW w:type="dxa" w:w="1728"/>
+            <w:tcW w:type="dxa" w:w="1984"/>
           </w:tcPr>
           <w:p>
             <w:r>
@@ -10118,7 +10118,7 @@
       <w:tr>
         <w:tc>
           <w:tcPr>
-            <w:tcW w:type="dxa" w:w="1728"/>
+            <w:tcW w:type="dxa" w:w="1984"/>
           </w:tcPr>
           <w:p>
             <w:r>
@@ -10137,7 +10137,7 @@
         </w:tc>
         <w:tc>
           <w:tcPr>
-            <w:tcW w:type="dxa" w:w="1728"/>
+            <w:tcW w:type="dxa" w:w="1984"/>
           </w:tcPr>
           <w:p>
             <w:r>
@@ -10156,7 +10156,7 @@
         </w:tc>
         <w:tc>
           <w:tcPr>
-            <w:tcW w:type="dxa" w:w="1728"/>
+            <w:tcW w:type="dxa" w:w="1984"/>
           </w:tcPr>
           <w:p>
             <w:r>
@@ -10175,7 +10175,7 @@
         </w:tc>
         <w:tc>
           <w:tcPr>
-            <w:tcW w:type="dxa" w:w="1728"/>
+            <w:tcW w:type="dxa" w:w="1984"/>
           </w:tcPr>
           <w:p>
             <w:r>
@@ -10194,7 +10194,7 @@
         </w:tc>
         <w:tc>
           <w:tcPr>
-            <w:tcW w:type="dxa" w:w="1728"/>
+            <w:tcW w:type="dxa" w:w="1984"/>
           </w:tcPr>
           <w:p>
             <w:r>
@@ -10215,7 +10215,7 @@
       <w:tr>
         <w:tc>
           <w:tcPr>
-            <w:tcW w:type="dxa" w:w="1728"/>
+            <w:tcW w:type="dxa" w:w="1984"/>
           </w:tcPr>
           <w:p>
             <w:r>
@@ -10234,7 +10234,7 @@
         </w:tc>
         <w:tc>
           <w:tcPr>
-            <w:tcW w:type="dxa" w:w="1728"/>
+            <w:tcW w:type="dxa" w:w="1984"/>
           </w:tcPr>
           <w:p>
             <w:r>
@@ -10253,7 +10253,7 @@
         </w:tc>
         <w:tc>
           <w:tcPr>
-            <w:tcW w:type="dxa" w:w="1728"/>
+            <w:tcW w:type="dxa" w:w="1984"/>
           </w:tcPr>
           <w:p>
             <w:r>
@@ -10272,7 +10272,7 @@
         </w:tc>
         <w:tc>
           <w:tcPr>
-            <w:tcW w:type="dxa" w:w="1728"/>
+            <w:tcW w:type="dxa" w:w="1984"/>
           </w:tcPr>
           <w:p>
             <w:r>
@@ -10291,7 +10291,7 @@
         </w:tc>
         <w:tc>
           <w:tcPr>
-            <w:tcW w:type="dxa" w:w="1728"/>
+            <w:tcW w:type="dxa" w:w="1984"/>
           </w:tcPr>
           <w:p>
             <w:r>
@@ -10312,7 +10312,7 @@
       <w:tr>
         <w:tc>
           <w:tcPr>
-            <w:tcW w:type="dxa" w:w="1728"/>
+            <w:tcW w:type="dxa" w:w="1984"/>
           </w:tcPr>
           <w:p>
             <w:r>
@@ -10331,7 +10331,7 @@
         </w:tc>
         <w:tc>
           <w:tcPr>
-            <w:tcW w:type="dxa" w:w="1728"/>
+            <w:tcW w:type="dxa" w:w="1984"/>
           </w:tcPr>
           <w:p>
             <w:r>
@@ -10350,7 +10350,7 @@
         </w:tc>
         <w:tc>
           <w:tcPr>
-            <w:tcW w:type="dxa" w:w="1728"/>
+            <w:tcW w:type="dxa" w:w="1984"/>
           </w:tcPr>
           <w:p>
             <w:r>
@@ -10369,7 +10369,7 @@
         </w:tc>
         <w:tc>
           <w:tcPr>
-            <w:tcW w:type="dxa" w:w="1728"/>
+            <w:tcW w:type="dxa" w:w="1984"/>
           </w:tcPr>
           <w:p>
             <w:r>
@@ -10388,7 +10388,7 @@
         </w:tc>
         <w:tc>
           <w:tcPr>
-            <w:tcW w:type="dxa" w:w="1728"/>
+            <w:tcW w:type="dxa" w:w="1984"/>
           </w:tcPr>
           <w:p>
             <w:r>
@@ -10504,18 +10504,18 @@
       <w:tblPr>
         <w:tblStyle w:val="TableGrid"/>
         <w:tblW w:type="auto" w:w="0"/>
-        <w:tblLayout w:type="autofit"/>
+        <w:tblLayout w:type="fixed"/>
         <w:tblLook w:firstColumn="1" w:firstRow="1" w:lastColumn="0" w:lastRow="0" w:noHBand="0" w:noVBand="1" w:val="04A0"/>
       </w:tblPr>
       <w:tblGrid>
-        <w:gridCol w:w="2880"/>
-        <w:gridCol w:w="2880"/>
-        <w:gridCol w:w="2880"/>
+        <w:gridCol w:w="3307"/>
+        <w:gridCol w:w="3307"/>
+        <w:gridCol w:w="3307"/>
       </w:tblGrid>
       <w:tr>
         <w:tc>
           <w:tcPr>
-            <w:tcW w:type="dxa" w:w="2880"/>
+            <w:tcW w:type="dxa" w:w="3307"/>
             <w:shd w:fill="D9E2F3"/>
           </w:tcPr>
           <w:p>
@@ -10537,7 +10537,7 @@
         </w:tc>
         <w:tc>
           <w:tcPr>
-            <w:tcW w:type="dxa" w:w="2880"/>
+            <w:tcW w:type="dxa" w:w="3307"/>
             <w:shd w:fill="D9E2F3"/>
           </w:tcPr>
           <w:p>
@@ -10559,7 +10559,7 @@
         </w:tc>
         <w:tc>
           <w:tcPr>
-            <w:tcW w:type="dxa" w:w="2880"/>
+            <w:tcW w:type="dxa" w:w="3307"/>
             <w:shd w:fill="D9E2F3"/>
           </w:tcPr>
           <w:p>
@@ -10583,7 +10583,7 @@
       <w:tr>
         <w:tc>
           <w:tcPr>
-            <w:tcW w:type="dxa" w:w="2880"/>
+            <w:tcW w:type="dxa" w:w="3307"/>
           </w:tcPr>
           <w:p>
             <w:r>
@@ -10602,7 +10602,7 @@
         </w:tc>
         <w:tc>
           <w:tcPr>
-            <w:tcW w:type="dxa" w:w="2880"/>
+            <w:tcW w:type="dxa" w:w="3307"/>
           </w:tcPr>
           <w:p>
             <w:r>
@@ -10621,7 +10621,7 @@
         </w:tc>
         <w:tc>
           <w:tcPr>
-            <w:tcW w:type="dxa" w:w="2880"/>
+            <w:tcW w:type="dxa" w:w="3307"/>
           </w:tcPr>
           <w:p>
             <w:r>
@@ -10642,7 +10642,7 @@
       <w:tr>
         <w:tc>
           <w:tcPr>
-            <w:tcW w:type="dxa" w:w="2880"/>
+            <w:tcW w:type="dxa" w:w="3307"/>
           </w:tcPr>
           <w:p>
             <w:r>
@@ -10661,7 +10661,7 @@
         </w:tc>
         <w:tc>
           <w:tcPr>
-            <w:tcW w:type="dxa" w:w="2880"/>
+            <w:tcW w:type="dxa" w:w="3307"/>
           </w:tcPr>
           <w:p>
             <w:r>
@@ -10680,7 +10680,7 @@
         </w:tc>
         <w:tc>
           <w:tcPr>
-            <w:tcW w:type="dxa" w:w="2880"/>
+            <w:tcW w:type="dxa" w:w="3307"/>
           </w:tcPr>
           <w:p>
             <w:r>
@@ -10701,7 +10701,7 @@
       <w:tr>
         <w:tc>
           <w:tcPr>
-            <w:tcW w:type="dxa" w:w="2880"/>
+            <w:tcW w:type="dxa" w:w="3307"/>
           </w:tcPr>
           <w:p>
             <w:r>
@@ -10720,7 +10720,7 @@
         </w:tc>
         <w:tc>
           <w:tcPr>
-            <w:tcW w:type="dxa" w:w="2880"/>
+            <w:tcW w:type="dxa" w:w="3307"/>
           </w:tcPr>
           <w:p>
             <w:r>
@@ -10739,7 +10739,7 @@
         </w:tc>
         <w:tc>
           <w:tcPr>
-            <w:tcW w:type="dxa" w:w="2880"/>
+            <w:tcW w:type="dxa" w:w="3307"/>
           </w:tcPr>
           <w:p>
             <w:r>
@@ -10760,7 +10760,7 @@
       <w:tr>
         <w:tc>
           <w:tcPr>
-            <w:tcW w:type="dxa" w:w="2880"/>
+            <w:tcW w:type="dxa" w:w="3307"/>
           </w:tcPr>
           <w:p>
             <w:r>
@@ -10779,7 +10779,7 @@
         </w:tc>
         <w:tc>
           <w:tcPr>
-            <w:tcW w:type="dxa" w:w="2880"/>
+            <w:tcW w:type="dxa" w:w="3307"/>
           </w:tcPr>
           <w:p>
             <w:r>
@@ -10798,7 +10798,7 @@
         </w:tc>
         <w:tc>
           <w:tcPr>
-            <w:tcW w:type="dxa" w:w="2880"/>
+            <w:tcW w:type="dxa" w:w="3307"/>
           </w:tcPr>
           <w:p>
             <w:r>
@@ -10819,7 +10819,7 @@
       <w:tr>
         <w:tc>
           <w:tcPr>
-            <w:tcW w:type="dxa" w:w="2880"/>
+            <w:tcW w:type="dxa" w:w="3307"/>
           </w:tcPr>
           <w:p>
             <w:r>
@@ -10838,7 +10838,7 @@
         </w:tc>
         <w:tc>
           <w:tcPr>
-            <w:tcW w:type="dxa" w:w="2880"/>
+            <w:tcW w:type="dxa" w:w="3307"/>
           </w:tcPr>
           <w:p>
             <w:r>
@@ -10857,7 +10857,7 @@
         </w:tc>
         <w:tc>
           <w:tcPr>
-            <w:tcW w:type="dxa" w:w="2880"/>
+            <w:tcW w:type="dxa" w:w="3307"/>
           </w:tcPr>
           <w:p>
             <w:r>
@@ -10878,7 +10878,7 @@
       <w:tr>
         <w:tc>
           <w:tcPr>
-            <w:tcW w:type="dxa" w:w="2880"/>
+            <w:tcW w:type="dxa" w:w="3307"/>
           </w:tcPr>
           <w:p>
             <w:r>
@@ -10897,7 +10897,7 @@
         </w:tc>
         <w:tc>
           <w:tcPr>
-            <w:tcW w:type="dxa" w:w="2880"/>
+            <w:tcW w:type="dxa" w:w="3307"/>
           </w:tcPr>
           <w:p>
             <w:r>
@@ -10916,7 +10916,7 @@
         </w:tc>
         <w:tc>
           <w:tcPr>
-            <w:tcW w:type="dxa" w:w="2880"/>
+            <w:tcW w:type="dxa" w:w="3307"/>
           </w:tcPr>
           <w:p>
             <w:r>
@@ -10937,7 +10937,7 @@
       <w:tr>
         <w:tc>
           <w:tcPr>
-            <w:tcW w:type="dxa" w:w="2880"/>
+            <w:tcW w:type="dxa" w:w="3307"/>
           </w:tcPr>
           <w:p>
             <w:r>
@@ -10956,7 +10956,7 @@
         </w:tc>
         <w:tc>
           <w:tcPr>
-            <w:tcW w:type="dxa" w:w="2880"/>
+            <w:tcW w:type="dxa" w:w="3307"/>
           </w:tcPr>
           <w:p>
             <w:r>
@@ -10975,7 +10975,7 @@
         </w:tc>
         <w:tc>
           <w:tcPr>
-            <w:tcW w:type="dxa" w:w="2880"/>
+            <w:tcW w:type="dxa" w:w="3307"/>
           </w:tcPr>
           <w:p>
             <w:r>
@@ -11044,19 +11044,19 @@
       <w:tblPr>
         <w:tblStyle w:val="TableGrid"/>
         <w:tblW w:type="auto" w:w="0"/>
-        <w:tblLayout w:type="autofit"/>
+        <w:tblLayout w:type="fixed"/>
         <w:tblLook w:firstColumn="1" w:firstRow="1" w:lastColumn="0" w:lastRow="0" w:noHBand="0" w:noVBand="1" w:val="04A0"/>
       </w:tblPr>
       <w:tblGrid>
-        <w:gridCol w:w="2160"/>
-        <w:gridCol w:w="2160"/>
-        <w:gridCol w:w="2160"/>
-        <w:gridCol w:w="2160"/>
+        <w:gridCol w:w="2480"/>
+        <w:gridCol w:w="2480"/>
+        <w:gridCol w:w="2480"/>
+        <w:gridCol w:w="2480"/>
       </w:tblGrid>
       <w:tr>
         <w:tc>
           <w:tcPr>
-            <w:tcW w:type="dxa" w:w="2160"/>
+            <w:tcW w:type="dxa" w:w="2480"/>
             <w:shd w:fill="D9E2F3"/>
           </w:tcPr>
           <w:p>
@@ -11078,7 +11078,7 @@
         </w:tc>
         <w:tc>
           <w:tcPr>
-            <w:tcW w:type="dxa" w:w="2160"/>
+            <w:tcW w:type="dxa" w:w="2480"/>
             <w:shd w:fill="D9E2F3"/>
           </w:tcPr>
           <w:p>
@@ -11100,7 +11100,7 @@
         </w:tc>
         <w:tc>
           <w:tcPr>
-            <w:tcW w:type="dxa" w:w="2160"/>
+            <w:tcW w:type="dxa" w:w="2480"/>
             <w:shd w:fill="D9E2F3"/>
           </w:tcPr>
           <w:p>
@@ -11122,7 +11122,7 @@
         </w:tc>
         <w:tc>
           <w:tcPr>
-            <w:tcW w:type="dxa" w:w="2160"/>
+            <w:tcW w:type="dxa" w:w="2480"/>
             <w:shd w:fill="D9E2F3"/>
           </w:tcPr>
           <w:p>
@@ -11146,7 +11146,7 @@
       <w:tr>
         <w:tc>
           <w:tcPr>
-            <w:tcW w:type="dxa" w:w="2160"/>
+            <w:tcW w:type="dxa" w:w="2480"/>
           </w:tcPr>
           <w:p>
             <w:r>
@@ -11165,7 +11165,7 @@
         </w:tc>
         <w:tc>
           <w:tcPr>
-            <w:tcW w:type="dxa" w:w="2160"/>
+            <w:tcW w:type="dxa" w:w="2480"/>
           </w:tcPr>
           <w:p>
             <w:r>
@@ -11184,7 +11184,7 @@
         </w:tc>
         <w:tc>
           <w:tcPr>
-            <w:tcW w:type="dxa" w:w="2160"/>
+            <w:tcW w:type="dxa" w:w="2480"/>
           </w:tcPr>
           <w:p>
             <w:r>
@@ -11203,7 +11203,7 @@
         </w:tc>
         <w:tc>
           <w:tcPr>
-            <w:tcW w:type="dxa" w:w="2160"/>
+            <w:tcW w:type="dxa" w:w="2480"/>
           </w:tcPr>
           <w:p>
             <w:r>
@@ -11226,8 +11226,8 @@
     <w:sectPr>
       <w:footerReference w:type="default" r:id="rId9"/>
       <w:headerReference w:type="default" r:id="rId10"/>
-      <w:pgSz w:w="12240" w:h="15840"/>
-      <w:pgMar w:top="1440" w:right="1800" w:bottom="1440" w:left="1800" w:header="720" w:footer="720" w:gutter="0"/>
+      <w:pgSz w:w="11906" w:h="16838"/>
+      <w:pgMar w:top="1417" w:right="850" w:bottom="1134" w:left="1134" w:header="720" w:footer="720" w:gutter="0"/>
       <w:cols w:space="720"/>
       <w:docGrid w:linePitch="360"/>
     </w:sectPr>
